--- a/CS462 Final Submission.docx
+++ b/CS462 Final Submission.docx
@@ -68,7 +68,7 @@
     </w:p>
     <w:p>
       <w:r>
-        <w:t>The engine reads and writes a single manifest.json file instead of baking content into the build. At startup it makes sure the expected folders under project/SRC exist so assets, loading screens, and shared content can be found without extra setup.</w:t>
+        <w:t>We keep a single manifest.json instead of baking content into the build. When the engine starts, it checks that the folders under project/SRC exist so assets, loading screens, and shared content load without extra setup.</w:t>
       </w:r>
     </w:p>
     <w:p>
@@ -81,7 +81,7 @@
     </w:p>
     <w:p>
       <w:r>
-        <w:t>Human-made files live in SRC/assets and in the manifest. When the game starts it picks a content folder for the current map (content/&lt;map&gt; by default) and reads ready-to-run files from there. Prebuilt textures and light maps live in cache/ so the renderer can reuse them instead of reprocessing images every launch. asset_tool.py and light_tool.py rebuild the cache when the manifest flags a change, and the rebuild queue runs these tools before the game begins.</w:t>
+        <w:t>Human-made files stay in SRC/assets and the manifest. At startup the engine picks a content folder for the current map (content/&lt;map&gt; by default) and loads the ready-to-run files there. Prebuilt textures and light maps sit in cache/ so the renderer can reuse them instead of reprocessing images every launch. asset_tool.py and light_tool.py rebuild the cache when the manifest flags a change, and the rebuild queue runs those tools before the game begins.</w:t>
       </w:r>
     </w:p>
     <w:p>
@@ -102,7 +102,7 @@
     </w:p>
     <w:p>
       <w:r>
-        <w:t>The AssetLibrary keeps the manifest and the SRC/assets folders in sync. It builds AssetInfo records that describe animations, lights, spawn rules, and texture paths. Assets use this shared data so new spawns do not keep rereading JSON. Once rendering is ready, the library or the map loader preloads animation variants so GPU-ready frames are available before assets enter the world grid.</w:t>
+        <w:t>The AssetLibrary keeps the manifest and SRC/assets folders in sync. It builds AssetInfo records for animations, lights, spawn rules, and texture paths. Assets use that shared data so new spawns do not reread JSON. Once rendering is ready, the library or the map loader preloads animation variants so GPU-ready frames are waiting before assets enter the world grid.</w:t>
       </w:r>
     </w:p>
     <w:p>
@@ -136,7 +136,7 @@
     </w:p>
     <w:p>
       <w:r>
-        <w:t>Each map entry in the manifest lists layers, room data, trails, boundaries, assets, and grid settings. The loader reads these values, figures out map size, and fills in spawn controls. If required layers are missing it creates a simple fallback room so there is always somewhere to play.</w:t>
+        <w:t>Each map entry in the manifest lists layers, room data, trails, boundaries, assets, and grid settings. The loader reads those values, figures out the map size, and fills in spawn controls. If a required layer is missing it creates a simple fallback room so there is always somewhere to play.</w:t>
       </w:r>
     </w:p>
     <w:p>
@@ -149,7 +149,7 @@
     </w:p>
     <w:p>
       <w:r>
-        <w:t>The room generator turns layer data into rooms with shapes, spawn groups, and rules on how children inherit properties. The spawn planner samples rooms and trails, respects spacing filters, and creates assets that are finalized once placed. Trails use the same system but rely on path-shaped areas to control where things appear.</w:t>
+        <w:t>The room generator turns layer data into rooms with shapes, spawn groups, and rules on how children inherit properties. The spawn planner samples rooms and trails, respects spacing filters, and finalizes assets once placed. Trails use the same system but focus on path-shaped areas to control where things appear.</w:t>
       </w:r>
     </w:p>
     <w:p>
@@ -162,7 +162,7 @@
     </w:p>
     <w:p>
       <w:r>
-        <w:t>Map grid settings define resolution and chunk sizes. The loader uses them to build the world grid and to set how assets handle collision, depth sorting, and camera culling so the layout stays consistent across rooms.</w:t>
+        <w:t>Map grid settings give the resolution and chunk sizes. The loader uses them to build the world grid and to tune how assets handle collision, depth sorting, and camera culling so the layout stays consistent across rooms.</w:t>
       </w:r>
     </w:p>
     <w:p>
@@ -183,7 +183,7 @@
     </w:p>
     <w:p>
       <w:r>
-        <w:t>The world grid keeps assets in chunks and points so collision and visibility checks stay fast. Chunks appear when needed and assets register themselves at exact points. The active set only covers what the camera can see.</w:t>
+        <w:t>The world grid keeps assets in chunks and points so collision and visibility checks stay fast. Chunks appear when needed and assets register themselves at exact points. Only the camera's view stays active.</w:t>
       </w:r>
     </w:p>
     <w:p>
@@ -196,7 +196,7 @@
     </w:p>
     <w:p>
       <w:r>
-        <w:t>Each asset carries shared info, a spawn id, animation state, and optional tiling data. The shared info lists lights, shadows, child assets, and spawn groups. Child assets attach through animation timelines, and tiling lets a single asset repeat across a larger area without creating many copies.</w:t>
+        <w:t>Each asset carries shared info, a spawn id, animation state, and optional tiling data. The shared info lists lights, shadows, child assets, and spawn groups. Child assets use animation timelines, and tiling lets a single asset repeat across a larger area without creating many copies.</w:t>
       </w:r>
     </w:p>
     <w:p>
@@ -209,7 +209,7 @@
     </w:p>
     <w:p>
       <w:r>
-        <w:t>The animation runtime advances frames, moves assets, and works with controllers. The update layer offers helpers for pathing, movement, and animation changes. Controllers can be built-in or custom and are picked by a key set in the manifest.</w:t>
+        <w:t>The animation runtime steps frames, moves assets, and works with controllers. The update layer adds helpers for pathing, movement, and animation tweaks. Controllers come from manifest keys and can be built-in or custom.</w:t>
       </w:r>
     </w:p>
     <w:p>
@@ -230,7 +230,7 @@
     </w:p>
     <w:p>
       <w:r>
-        <w:t>The main loop runs around 60 frames per second. It reads input, forwards events to assets and the player controller, then updates each asset. Updates run controller logic, advance animations, and flag render data when visuals or lighting change. During setup the app also starts audio and drops into Dev Mode if no player asset is present.</w:t>
+        <w:t>The main loop runs near 60 FPS. It reads input, sends events to assets and the player controller, then updates each asset. Updates run controller logic, advance animations, and flag render data when visuals or lighting change. During setup the app also starts audio and drops into Dev Mode if no player asset is present.</w:t>
       </w:r>
     </w:p>
     <w:p>
@@ -243,7 +243,7 @@
     </w:p>
     <w:p>
       <w:r>
-        <w:t>The warped screen grid keeps the camera aligned with the map and smooths zoom and pan. It rebuilds itself from the world grid each frame so the map-to-screen link stays correct. Camera details and lighting toggles feed both gameplay and Dev Mode. Light updates flow through the light map tools that serve the renderer and editor panels.</w:t>
+        <w:t>The warped screen grid keeps the camera aligned with the map and smooths zoom and pan. It rebuilds every frame from the world grid so the map-to-screen link stays right. Camera and lighting toggles feed both gameplay and Dev Mode, while light updates go through the light map tools that serve the renderer and editor panels.</w:t>
       </w:r>
     </w:p>
     <w:p>
@@ -256,7 +256,7 @@
     </w:p>
     <w:p>
       <w:r>
-        <w:t>The scene renderer clears the screen, draws background layers, and asks the composite renderer to assemble each asset's render package. Packages collect textures, child attachments, and lighting in the right order. Afterward the renderer sorts by depth, draws lighting, and adds depth cues, dark masks, and any post effects.</w:t>
+        <w:t>The scene renderer clears the screen, draws background layers, and asks the composite renderer to build each asset's render package. Packages gather textures, child attachments, and lighting in order. After that, the renderer sorts by depth, draws lighting, and adds depth cues, dark masks, and any post effects.</w:t>
       </w:r>
     </w:p>
     <w:p>
@@ -282,7 +282,7 @@
     </w:p>
     <w:p>
       <w:r>
-        <w:t>Dev Mode turns the engine into an editor. It favors responsiveness over visual polish and saves edits back to the manifest. Open it with Ctrl+D or by loading a map without a player asset. Layout preferences live in dev_mode_settings.json, and changes flow into the shared asset library.</w:t>
+        <w:t>Dev Mode turns the engine into an editor. It's focused on responsiveness over visual polish and saves edits back to the manifest. Open it with Ctrl+D or by loading a map without a player asset. Layout preferences live in dev_mode_settings.json, and changes flow into the shared asset library.</w:t>
       </w:r>
     </w:p>
     <w:p>
@@ -303,46 +303,7 @@
     </w:p>
     <w:p>
       <w:r>
-        <w:drawing>
-          <wp:inline xmlns:a="http://schemas.openxmlformats.org/drawingml/2006/main" xmlns:pic="http://schemas.openxmlformats.org/drawingml/2006/picture">
-            <wp:extent cx="18278475" cy="10277475"/>
-            <wp:docPr id="1" name="Picture 1"/>
-            <wp:cNvGraphicFramePr>
-              <a:graphicFrameLocks noChangeAspect="1"/>
-            </wp:cNvGraphicFramePr>
-            <a:graphic>
-              <a:graphicData uri="http://schemas.openxmlformats.org/drawingml/2006/picture">
-                <pic:pic>
-                  <pic:nvPicPr>
-                    <pic:cNvPr id="0" name="devmode_main_screen.jpg"/>
-                    <pic:cNvPicPr/>
-                  </pic:nvPicPr>
-                  <pic:blipFill>
-                    <a:blip r:embed="rId9"/>
-                    <a:stretch>
-                      <a:fillRect/>
-                    </a:stretch>
-                  </pic:blipFill>
-                  <pic:spPr>
-                    <a:xfrm>
-                      <a:off x="0" y="0"/>
-                      <a:ext cx="18278475" cy="10277475"/>
-                    </a:xfrm>
-                    <a:prstGeom prst="rect"/>
-                  </pic:spPr>
-                </pic:pic>
-              </a:graphicData>
-            </a:graphic>
-          </wp:inline>
-        </w:drawing>
-      </w:r>
-    </w:p>
-    <w:p>
-      <w:r>
-        <w:rPr>
-          <w:i/>
-        </w:rPr>
-        <w:t>The main workspace layers the world view with floating headers, quick buttons, and panels that drive most editing tasks.</w:t>
+        <w:t>The main workspace layers the world view with floating headers, quick buttons, and panels that handle most editing tasks.</w:t>
       </w:r>
     </w:p>
     <w:p>
@@ -355,46 +316,7 @@
     </w:p>
     <w:p>
       <w:r>
-        <w:drawing>
-          <wp:inline xmlns:a="http://schemas.openxmlformats.org/drawingml/2006/main" xmlns:pic="http://schemas.openxmlformats.org/drawingml/2006/picture">
-            <wp:extent cx="4152900" cy="485775"/>
-            <wp:docPr id="2" name="Picture 2"/>
-            <wp:cNvGraphicFramePr>
-              <a:graphicFrameLocks noChangeAspect="1"/>
-            </wp:cNvGraphicFramePr>
-            <a:graphic>
-              <a:graphicData uri="http://schemas.openxmlformats.org/drawingml/2006/picture">
-                <pic:pic>
-                  <pic:nvPicPr>
-                    <pic:cNvPr id="0" name="devmode_main_pagegrid_ui.jpg"/>
-                    <pic:cNvPicPr/>
-                  </pic:nvPicPr>
-                  <pic:blipFill>
-                    <a:blip r:embed="rId10"/>
-                    <a:stretch>
-                      <a:fillRect/>
-                    </a:stretch>
-                  </pic:blipFill>
-                  <pic:spPr>
-                    <a:xfrm>
-                      <a:off x="0" y="0"/>
-                      <a:ext cx="4152900" cy="485775"/>
-                    </a:xfrm>
-                    <a:prstGeom prst="rect"/>
-                  </pic:spPr>
-                </pic:pic>
-              </a:graphicData>
-            </a:graphic>
-          </wp:inline>
-        </w:drawing>
-      </w:r>
-    </w:p>
-    <w:p>
-      <w:r>
-        <w:rPr>
-          <w:i/>
-        </w:rPr>
-        <w:t>The page grid shows which overlays and dialogs are active so navigation stays predictable when several editors are open.</w:t>
+        <w:t>The page grid shows which overlays and dialogs are open so navigation stays predictable when several editors are running.</w:t>
       </w:r>
     </w:p>
     <w:p>
@@ -407,46 +329,7 @@
     </w:p>
     <w:p>
       <w:r>
-        <w:drawing>
-          <wp:inline xmlns:a="http://schemas.openxmlformats.org/drawingml/2006/main" xmlns:pic="http://schemas.openxmlformats.org/drawingml/2006/picture">
-            <wp:extent cx="18126075" cy="2190750"/>
-            <wp:docPr id="3" name="Picture 3"/>
-            <wp:cNvGraphicFramePr>
-              <a:graphicFrameLocks noChangeAspect="1"/>
-            </wp:cNvGraphicFramePr>
-            <a:graphic>
-              <a:graphicData uri="http://schemas.openxmlformats.org/drawingml/2006/picture">
-                <pic:pic>
-                  <pic:nvPicPr>
-                    <pic:cNvPr id="0" name="devmode_header_footer_bar.jpg"/>
-                    <pic:cNvPicPr/>
-                  </pic:nvPicPr>
-                  <pic:blipFill>
-                    <a:blip r:embed="rId11"/>
-                    <a:stretch>
-                      <a:fillRect/>
-                    </a:stretch>
-                  </pic:blipFill>
-                  <pic:spPr>
-                    <a:xfrm>
-                      <a:off x="0" y="0"/>
-                      <a:ext cx="18126075" cy="2190750"/>
-                    </a:xfrm>
-                    <a:prstGeom prst="rect"/>
-                  </pic:spPr>
-                </pic:pic>
-              </a:graphicData>
-            </a:graphic>
-          </wp:inline>
-        </w:drawing>
-      </w:r>
-    </w:p>
-    <w:p>
-      <w:r>
-        <w:rPr>
-          <w:i/>
-        </w:rPr>
-        <w:t>The header switches between room, map, and lighting modes. The footer shows notifications, quick tasks, and camera shortcuts.</w:t>
+        <w:t>The header switches between room, map, and lighting modes while the footer shows notifications, quick tasks, and camera shortcuts.</w:t>
       </w:r>
     </w:p>
     <w:p>
@@ -467,45 +350,6 @@
     </w:p>
     <w:p>
       <w:r>
-        <w:drawing>
-          <wp:inline xmlns:a="http://schemas.openxmlformats.org/drawingml/2006/main" xmlns:pic="http://schemas.openxmlformats.org/drawingml/2006/picture">
-            <wp:extent cx="3962399" cy="6115050"/>
-            <wp:docPr id="4" name="Picture 4"/>
-            <wp:cNvGraphicFramePr>
-              <a:graphicFrameLocks noChangeAspect="1"/>
-            </wp:cNvGraphicFramePr>
-            <a:graphic>
-              <a:graphicData uri="http://schemas.openxmlformats.org/drawingml/2006/picture">
-                <pic:pic>
-                  <pic:nvPicPr>
-                    <pic:cNvPr id="0" name="devmode_asset_library_panel.jpg"/>
-                    <pic:cNvPicPr/>
-                  </pic:nvPicPr>
-                  <pic:blipFill>
-                    <a:blip r:embed="rId12"/>
-                    <a:stretch>
-                      <a:fillRect/>
-                    </a:stretch>
-                  </pic:blipFill>
-                  <pic:spPr>
-                    <a:xfrm>
-                      <a:off x="0" y="0"/>
-                      <a:ext cx="3962399" cy="6115050"/>
-                    </a:xfrm>
-                    <a:prstGeom prst="rect"/>
-                  </pic:spPr>
-                </pic:pic>
-              </a:graphicData>
-            </a:graphic>
-          </wp:inline>
-        </w:drawing>
-      </w:r>
-    </w:p>
-    <w:p>
-      <w:r>
-        <w:rPr>
-          <w:i/>
-        </w:rPr>
         <w:t>Browse manifest assets, drag them into the world, and open detailed editors from this floating catalog.</w:t>
       </w:r>
     </w:p>
@@ -519,46 +363,7 @@
     </w:p>
     <w:p>
       <w:r>
-        <w:drawing>
-          <wp:inline xmlns:a="http://schemas.openxmlformats.org/drawingml/2006/main" xmlns:pic="http://schemas.openxmlformats.org/drawingml/2006/picture">
-            <wp:extent cx="18278475" cy="10277475"/>
-            <wp:docPr id="5" name="Picture 5"/>
-            <wp:cNvGraphicFramePr>
-              <a:graphicFrameLocks noChangeAspect="1"/>
-            </wp:cNvGraphicFramePr>
-            <a:graphic>
-              <a:graphicData uri="http://schemas.openxmlformats.org/drawingml/2006/picture">
-                <pic:pic>
-                  <pic:nvPicPr>
-                    <pic:cNvPr id="0" name="devmode_asset_info_overview.jpg"/>
-                    <pic:cNvPicPr/>
-                  </pic:nvPicPr>
-                  <pic:blipFill>
-                    <a:blip r:embed="rId13"/>
-                    <a:stretch>
-                      <a:fillRect/>
-                    </a:stretch>
-                  </pic:blipFill>
-                  <pic:spPr>
-                    <a:xfrm>
-                      <a:off x="0" y="0"/>
-                      <a:ext cx="18278475" cy="10277475"/>
-                    </a:xfrm>
-                    <a:prstGeom prst="rect"/>
-                  </pic:spPr>
-                </pic:pic>
-              </a:graphicData>
-            </a:graphic>
-          </wp:inline>
-        </w:drawing>
-      </w:r>
-    </w:p>
-    <w:p>
-      <w:r>
-        <w:rPr>
-          <w:i/>
-        </w:rPr>
-        <w:t>Asset info panels cover core properties, spawn groups, lighting hints, and animation hooks saved back to SRC and the manifest.</w:t>
+        <w:t>Asset info panels show core properties, spawn groups, lighting hints, and animation hooks that get saved back to SRC and the manifest.</w:t>
       </w:r>
     </w:p>
     <w:p>
@@ -571,46 +376,7 @@
     </w:p>
     <w:p>
       <w:r>
-        <w:drawing>
-          <wp:inline xmlns:a="http://schemas.openxmlformats.org/drawingml/2006/main" xmlns:pic="http://schemas.openxmlformats.org/drawingml/2006/picture">
-            <wp:extent cx="5810250" cy="9058275"/>
-            <wp:docPr id="6" name="Picture 6"/>
-            <wp:cNvGraphicFramePr>
-              <a:graphicFrameLocks noChangeAspect="1"/>
-            </wp:cNvGraphicFramePr>
-            <a:graphic>
-              <a:graphicData uri="http://schemas.openxmlformats.org/drawingml/2006/picture">
-                <pic:pic>
-                  <pic:nvPicPr>
-                    <pic:cNvPr id="0" name="devmode_asset_info_basic_tags.jpg"/>
-                    <pic:cNvPicPr/>
-                  </pic:nvPicPr>
-                  <pic:blipFill>
-                    <a:blip r:embed="rId14"/>
-                    <a:stretch>
-                      <a:fillRect/>
-                    </a:stretch>
-                  </pic:blipFill>
-                  <pic:spPr>
-                    <a:xfrm>
-                      <a:off x="0" y="0"/>
-                      <a:ext cx="5810250" cy="9058275"/>
-                    </a:xfrm>
-                    <a:prstGeom prst="rect"/>
-                  </pic:spPr>
-                </pic:pic>
-              </a:graphicData>
-            </a:graphic>
-          </wp:inline>
-        </w:drawing>
-      </w:r>
-    </w:p>
-    <w:p>
-      <w:r>
-        <w:rPr>
-          <w:i/>
-        </w:rPr>
-        <w:t>Basic info panels manage tags, start animations, scale variants, and movement settings for the selected asset.</w:t>
+        <w:t>Basic info panels handle tags, start animations, scale variants, and movement settings for the selected asset.</w:t>
       </w:r>
     </w:p>
     <w:p>
@@ -623,46 +389,7 @@
     </w:p>
     <w:p>
       <w:r>
-        <w:drawing>
-          <wp:inline xmlns:a="http://schemas.openxmlformats.org/drawingml/2006/main" xmlns:pic="http://schemas.openxmlformats.org/drawingml/2006/picture">
-            <wp:extent cx="5848350" cy="4733925"/>
-            <wp:docPr id="7" name="Picture 7"/>
-            <wp:cNvGraphicFramePr>
-              <a:graphicFrameLocks noChangeAspect="1"/>
-            </wp:cNvGraphicFramePr>
-            <a:graphic>
-              <a:graphicData uri="http://schemas.openxmlformats.org/drawingml/2006/picture">
-                <pic:pic>
-                  <pic:nvPicPr>
-                    <pic:cNvPr id="0" name="devmode_asset_info_spacing_panel.jpg"/>
-                    <pic:cNvPicPr/>
-                  </pic:nvPicPr>
-                  <pic:blipFill>
-                    <a:blip r:embed="rId15"/>
-                    <a:stretch>
-                      <a:fillRect/>
-                    </a:stretch>
-                  </pic:blipFill>
-                  <pic:spPr>
-                    <a:xfrm>
-                      <a:off x="0" y="0"/>
-                      <a:ext cx="5848350" cy="4733925"/>
-                    </a:xfrm>
-                    <a:prstGeom prst="rect"/>
-                  </pic:spPr>
-                </pic:pic>
-              </a:graphicData>
-            </a:graphic>
-          </wp:inline>
-        </w:drawing>
-      </w:r>
-    </w:p>
-    <w:p>
-      <w:r>
-        <w:rPr>
-          <w:i/>
-        </w:rPr>
-        <w:t>Spacing controls set minimum distance between instances and let you exclude assets from dense spawn groups.</w:t>
+        <w:t>Spacing controls set how far apart instances stay and let you exclude assets from dense spawn groups.</w:t>
       </w:r>
     </w:p>
     <w:p>
@@ -683,45 +410,6 @@
     </w:p>
     <w:p>
       <w:r>
-        <w:drawing>
-          <wp:inline xmlns:a="http://schemas.openxmlformats.org/drawingml/2006/main" xmlns:pic="http://schemas.openxmlformats.org/drawingml/2006/picture">
-            <wp:extent cx="5076825" cy="4010025"/>
-            <wp:docPr id="8" name="Picture 8"/>
-            <wp:cNvGraphicFramePr>
-              <a:graphicFrameLocks noChangeAspect="1"/>
-            </wp:cNvGraphicFramePr>
-            <a:graphic>
-              <a:graphicData uri="http://schemas.openxmlformats.org/drawingml/2006/picture">
-                <pic:pic>
-                  <pic:nvPicPr>
-                    <pic:cNvPr id="0" name="devmode_camera_panel.jpg"/>
-                    <pic:cNvPicPr/>
-                  </pic:nvPicPr>
-                  <pic:blipFill>
-                    <a:blip r:embed="rId16"/>
-                    <a:stretch>
-                      <a:fillRect/>
-                    </a:stretch>
-                  </pic:blipFill>
-                  <pic:spPr>
-                    <a:xfrm>
-                      <a:off x="0" y="0"/>
-                      <a:ext cx="5076825" cy="4010025"/>
-                    </a:xfrm>
-                    <a:prstGeom prst="rect"/>
-                  </pic:spPr>
-                </pic:pic>
-              </a:graphicData>
-            </a:graphic>
-          </wp:inline>
-        </w:drawing>
-      </w:r>
-    </w:p>
-    <w:p>
-      <w:r>
-        <w:rPr>
-          <w:i/>
-        </w:rPr>
         <w:t>Adjust zoom, focus, and smoothing so the warped screen grid fits the play area while you debug.</w:t>
       </w:r>
     </w:p>
@@ -735,46 +423,7 @@
     </w:p>
     <w:p>
       <w:r>
-        <w:drawing>
-          <wp:inline xmlns:a="http://schemas.openxmlformats.org/drawingml/2006/main" xmlns:pic="http://schemas.openxmlformats.org/drawingml/2006/picture">
-            <wp:extent cx="4267200" cy="4171950"/>
-            <wp:docPr id="9" name="Picture 9"/>
-            <wp:cNvGraphicFramePr>
-              <a:graphicFrameLocks noChangeAspect="1"/>
-            </wp:cNvGraphicFramePr>
-            <a:graphic>
-              <a:graphicData uri="http://schemas.openxmlformats.org/drawingml/2006/picture">
-                <pic:pic>
-                  <pic:nvPicPr>
-                    <pic:cNvPr id="0" name="devmode_map_light_panel.jpg"/>
-                    <pic:cNvPicPr/>
-                  </pic:nvPicPr>
-                  <pic:blipFill>
-                    <a:blip r:embed="rId17"/>
-                    <a:stretch>
-                      <a:fillRect/>
-                    </a:stretch>
-                  </pic:blipFill>
-                  <pic:spPr>
-                    <a:xfrm>
-                      <a:off x="0" y="0"/>
-                      <a:ext cx="4267200" cy="4171950"/>
-                    </a:xfrm>
-                    <a:prstGeom prst="rect"/>
-                  </pic:spPr>
-                </pic:pic>
-              </a:graphicData>
-            </a:graphic>
-          </wp:inline>
-        </w:drawing>
-      </w:r>
-    </w:p>
-    <w:p>
-      <w:r>
-        <w:rPr>
-          <w:i/>
-        </w:rPr>
-        <w:t>Edit light orbits, chunk resolutions, and color pairings here. Changes mark light_tool.py for a rebuild.</w:t>
+        <w:t>Edit light orbits, chunk resolutions, and color pairings here. This marks light_tool.py for a rebuild.</w:t>
       </w:r>
     </w:p>
     <w:p>
@@ -787,45 +436,6 @@
     </w:p>
     <w:p>
       <w:r>
-        <w:drawing>
-          <wp:inline xmlns:a="http://schemas.openxmlformats.org/drawingml/2006/main" xmlns:pic="http://schemas.openxmlformats.org/drawingml/2006/picture">
-            <wp:extent cx="5886450" cy="9410700"/>
-            <wp:docPr id="10" name="Picture 10"/>
-            <wp:cNvGraphicFramePr>
-              <a:graphicFrameLocks noChangeAspect="1"/>
-            </wp:cNvGraphicFramePr>
-            <a:graphic>
-              <a:graphicData uri="http://schemas.openxmlformats.org/drawingml/2006/picture">
-                <pic:pic>
-                  <pic:nvPicPr>
-                    <pic:cNvPr id="0" name="devmode_map_mode_lighting.jpg"/>
-                    <pic:cNvPicPr/>
-                  </pic:nvPicPr>
-                  <pic:blipFill>
-                    <a:blip r:embed="rId18"/>
-                    <a:stretch>
-                      <a:fillRect/>
-                    </a:stretch>
-                  </pic:blipFill>
-                  <pic:spPr>
-                    <a:xfrm>
-                      <a:off x="0" y="0"/>
-                      <a:ext cx="5886450" cy="9410700"/>
-                    </a:xfrm>
-                    <a:prstGeom prst="rect"/>
-                  </pic:spPr>
-                </pic:pic>
-              </a:graphicData>
-            </a:graphic>
-          </wp:inline>
-        </w:drawing>
-      </w:r>
-    </w:p>
-    <w:p>
-      <w:r>
-        <w:rPr>
-          <w:i/>
-        </w:rPr>
         <w:t>Map mode gives a top-down view of lighting previews, depth cues, and orbit handles.</w:t>
       </w:r>
     </w:p>
@@ -839,45 +449,6 @@
     </w:p>
     <w:p>
       <w:r>
-        <w:drawing>
-          <wp:inline xmlns:a="http://schemas.openxmlformats.org/drawingml/2006/main" xmlns:pic="http://schemas.openxmlformats.org/drawingml/2006/picture">
-            <wp:extent cx="5000625" cy="6067425"/>
-            <wp:docPr id="11" name="Picture 11"/>
-            <wp:cNvGraphicFramePr>
-              <a:graphicFrameLocks noChangeAspect="1"/>
-            </wp:cNvGraphicFramePr>
-            <a:graphic>
-              <a:graphicData uri="http://schemas.openxmlformats.org/drawingml/2006/picture">
-                <pic:pic>
-                  <pic:nvPicPr>
-                    <pic:cNvPr id="0" name="devmode_map_mode_assets.jpg"/>
-                    <pic:cNvPicPr/>
-                  </pic:nvPicPr>
-                  <pic:blipFill>
-                    <a:blip r:embed="rId19"/>
-                    <a:stretch>
-                      <a:fillRect/>
-                    </a:stretch>
-                  </pic:blipFill>
-                  <pic:spPr>
-                    <a:xfrm>
-                      <a:off x="0" y="0"/>
-                      <a:ext cx="5000625" cy="6067425"/>
-                    </a:xfrm>
-                    <a:prstGeom prst="rect"/>
-                  </pic:spPr>
-                </pic:pic>
-              </a:graphicData>
-            </a:graphic>
-          </wp:inline>
-        </w:drawing>
-      </w:r>
-    </w:p>
-    <w:p>
-      <w:r>
-        <w:rPr>
-          <w:i/>
-        </w:rPr>
         <w:t>See spawn groups, trails, and boundary assets on the layered map canvas before committing changes.</w:t>
       </w:r>
     </w:p>
@@ -899,46 +470,7 @@
     </w:p>
     <w:p>
       <w:r>
-        <w:drawing>
-          <wp:inline xmlns:a="http://schemas.openxmlformats.org/drawingml/2006/main" xmlns:pic="http://schemas.openxmlformats.org/drawingml/2006/picture">
-            <wp:extent cx="6076950" cy="9877425"/>
-            <wp:docPr id="12" name="Picture 12"/>
-            <wp:cNvGraphicFramePr>
-              <a:graphicFrameLocks noChangeAspect="1"/>
-            </wp:cNvGraphicFramePr>
-            <a:graphic>
-              <a:graphicData uri="http://schemas.openxmlformats.org/drawingml/2006/picture">
-                <pic:pic>
-                  <pic:nvPicPr>
-                    <pic:cNvPr id="0" name="devmode_room_editor_collapsed.jpg"/>
-                    <pic:cNvPicPr/>
-                  </pic:nvPicPr>
-                  <pic:blipFill>
-                    <a:blip r:embed="rId20"/>
-                    <a:stretch>
-                      <a:fillRect/>
-                    </a:stretch>
-                  </pic:blipFill>
-                  <pic:spPr>
-                    <a:xfrm>
-                      <a:off x="0" y="0"/>
-                      <a:ext cx="6076950" cy="9877425"/>
-                    </a:xfrm>
-                    <a:prstGeom prst="rect"/>
-                  </pic:spPr>
-                </pic:pic>
-              </a:graphicData>
-            </a:graphic>
-          </wp:inline>
-        </w:drawing>
-      </w:r>
-    </w:p>
-    <w:p>
-      <w:r>
-        <w:rPr>
-          <w:i/>
-        </w:rPr>
-        <w:t>The room editor collapses when idle to keep the play view clear and expands with one click.</w:t>
+        <w:t>The room editor collapses when idle to keep the play view clear, and it expands with one click.</w:t>
       </w:r>
     </w:p>
     <w:p>
@@ -951,45 +483,6 @@
     </w:p>
     <w:p>
       <w:r>
-        <w:drawing>
-          <wp:inline xmlns:a="http://schemas.openxmlformats.org/drawingml/2006/main" xmlns:pic="http://schemas.openxmlformats.org/drawingml/2006/picture">
-            <wp:extent cx="18278475" cy="10277475"/>
-            <wp:docPr id="13" name="Picture 13"/>
-            <wp:cNvGraphicFramePr>
-              <a:graphicFrameLocks noChangeAspect="1"/>
-            </wp:cNvGraphicFramePr>
-            <a:graphic>
-              <a:graphicData uri="http://schemas.openxmlformats.org/drawingml/2006/picture">
-                <pic:pic>
-                  <pic:nvPicPr>
-                    <pic:cNvPr id="0" name="devmode_room_layers.jpg"/>
-                    <pic:cNvPicPr/>
-                  </pic:nvPicPr>
-                  <pic:blipFill>
-                    <a:blip r:embed="rId21"/>
-                    <a:stretch>
-                      <a:fillRect/>
-                    </a:stretch>
-                  </pic:blipFill>
-                  <pic:spPr>
-                    <a:xfrm>
-                      <a:off x="0" y="0"/>
-                      <a:ext cx="18278475" cy="10277475"/>
-                    </a:xfrm>
-                    <a:prstGeom prst="rect"/>
-                  </pic:spPr>
-                </pic:pic>
-              </a:graphicData>
-            </a:graphic>
-          </wp:inline>
-        </w:drawing>
-      </w:r>
-    </w:p>
-    <w:p>
-      <w:r>
-        <w:rPr>
-          <w:i/>
-        </w:rPr>
         <w:t>Layer controls set how many rooms appear per level, required children, and guide shapes for procedural layouts.</w:t>
       </w:r>
     </w:p>
@@ -1003,45 +496,6 @@
     </w:p>
     <w:p>
       <w:r>
-        <w:drawing>
-          <wp:inline xmlns:a="http://schemas.openxmlformats.org/drawingml/2006/main" xmlns:pic="http://schemas.openxmlformats.org/drawingml/2006/picture">
-            <wp:extent cx="6057900" cy="9734550"/>
-            <wp:docPr id="14" name="Picture 14"/>
-            <wp:cNvGraphicFramePr>
-              <a:graphicFrameLocks noChangeAspect="1"/>
-            </wp:cNvGraphicFramePr>
-            <a:graphic>
-              <a:graphicData uri="http://schemas.openxmlformats.org/drawingml/2006/picture">
-                <pic:pic>
-                  <pic:nvPicPr>
-                    <pic:cNvPr id="0" name="devmode_room_config_expanded.jpg"/>
-                    <pic:cNvPicPr/>
-                  </pic:nvPicPr>
-                  <pic:blipFill>
-                    <a:blip r:embed="rId22"/>
-                    <a:stretch>
-                      <a:fillRect/>
-                    </a:stretch>
-                  </pic:blipFill>
-                  <pic:spPr>
-                    <a:xfrm>
-                      <a:off x="0" y="0"/>
-                      <a:ext cx="6057900" cy="9734550"/>
-                    </a:xfrm>
-                    <a:prstGeom prst="rect"/>
-                  </pic:spPr>
-                </pic:pic>
-              </a:graphicData>
-            </a:graphic>
-          </wp:inline>
-        </w:drawing>
-      </w:r>
-    </w:p>
-    <w:p>
-      <w:r>
-        <w:rPr>
-          <w:i/>
-        </w:rPr>
         <w:t>Room configuration shows spawn areas, area types, and metadata so manual edits stay in sync with the manifest.</w:t>
       </w:r>
     </w:p>
@@ -1055,46 +509,7 @@
     </w:p>
     <w:p>
       <w:r>
-        <w:drawing>
-          <wp:inline xmlns:a="http://schemas.openxmlformats.org/drawingml/2006/main" xmlns:pic="http://schemas.openxmlformats.org/drawingml/2006/picture">
-            <wp:extent cx="5629275" cy="9734550"/>
-            <wp:docPr id="15" name="Picture 15"/>
-            <wp:cNvGraphicFramePr>
-              <a:graphicFrameLocks noChangeAspect="1"/>
-            </wp:cNvGraphicFramePr>
-            <a:graphic>
-              <a:graphicData uri="http://schemas.openxmlformats.org/drawingml/2006/picture">
-                <pic:pic>
-                  <pic:nvPicPr>
-                    <pic:cNvPr id="0" name="devmode_spawn_group_config.jpg"/>
-                    <pic:cNvPicPr/>
-                  </pic:nvPicPr>
-                  <pic:blipFill>
-                    <a:blip r:embed="rId23"/>
-                    <a:stretch>
-                      <a:fillRect/>
-                    </a:stretch>
-                  </pic:blipFill>
-                  <pic:spPr>
-                    <a:xfrm>
-                      <a:off x="0" y="0"/>
-                      <a:ext cx="5629275" cy="9734550"/>
-                    </a:xfrm>
-                    <a:prstGeom prst="rect"/>
-                  </pic:spPr>
-                </pic:pic>
-              </a:graphicData>
-            </a:graphic>
-          </wp:inline>
-        </w:drawing>
-      </w:r>
-    </w:p>
-    <w:p>
-      <w:r>
-        <w:rPr>
-          <w:i/>
-        </w:rPr>
-        <w:t>Spawn group settings combine spawners, weights, and grid resolution so you can test map-specific rules.</w:t>
+        <w:t>Spawn group settings mix spawners, weights, and grid resolution so you can test map-specific rules.</w:t>
       </w:r>
     </w:p>
     <w:p>
@@ -1115,45 +530,6 @@
     </w:p>
     <w:p>
       <w:r>
-        <w:drawing>
-          <wp:inline xmlns:a="http://schemas.openxmlformats.org/drawingml/2006/main" xmlns:pic="http://schemas.openxmlformats.org/drawingml/2006/picture">
-            <wp:extent cx="12182475" cy="10201275"/>
-            <wp:docPr id="16" name="Picture 16"/>
-            <wp:cNvGraphicFramePr>
-              <a:graphicFrameLocks noChangeAspect="1"/>
-            </wp:cNvGraphicFramePr>
-            <a:graphic>
-              <a:graphicData uri="http://schemas.openxmlformats.org/drawingml/2006/picture">
-                <pic:pic>
-                  <pic:nvPicPr>
-                    <pic:cNvPr id="0" name="devmode_animation_editor.jpg"/>
-                    <pic:cNvPicPr/>
-                  </pic:nvPicPr>
-                  <pic:blipFill>
-                    <a:blip r:embed="rId24"/>
-                    <a:stretch>
-                      <a:fillRect/>
-                    </a:stretch>
-                  </pic:blipFill>
-                  <pic:spPr>
-                    <a:xfrm>
-                      <a:off x="0" y="0"/>
-                      <a:ext cx="12182475" cy="10201275"/>
-                    </a:xfrm>
-                    <a:prstGeom prst="rect"/>
-                  </pic:spPr>
-                </pic:pic>
-              </a:graphicData>
-            </a:graphic>
-          </wp:inline>
-        </w:drawing>
-      </w:r>
-    </w:p>
-    <w:p>
-      <w:r>
-        <w:rPr>
-          <w:i/>
-        </w:rPr>
         <w:t>The animation editor mirrors the manifest, showing timelines, playback settings, and child attachments in a dockable window.</w:t>
       </w:r>
     </w:p>
@@ -1167,46 +543,7 @@
     </w:p>
     <w:p>
       <w:r>
-        <w:drawing>
-          <wp:inline xmlns:a="http://schemas.openxmlformats.org/drawingml/2006/main" xmlns:pic="http://schemas.openxmlformats.org/drawingml/2006/picture">
-            <wp:extent cx="12392025" cy="7705725"/>
-            <wp:docPr id="17" name="Picture 17"/>
-            <wp:cNvGraphicFramePr>
-              <a:graphicFrameLocks noChangeAspect="1"/>
-            </wp:cNvGraphicFramePr>
-            <a:graphic>
-              <a:graphicData uri="http://schemas.openxmlformats.org/drawingml/2006/picture">
-                <pic:pic>
-                  <pic:nvPicPr>
-                    <pic:cNvPr id="0" name="devmode_frame_editor_movement_panel.jpg"/>
-                    <pic:cNvPicPr/>
-                  </pic:nvPicPr>
-                  <pic:blipFill>
-                    <a:blip r:embed="rId25"/>
-                    <a:stretch>
-                      <a:fillRect/>
-                    </a:stretch>
-                  </pic:blipFill>
-                  <pic:spPr>
-                    <a:xfrm>
-                      <a:off x="0" y="0"/>
-                      <a:ext cx="12392025" cy="7705725"/>
-                    </a:xfrm>
-                    <a:prstGeom prst="rect"/>
-                  </pic:spPr>
-                </pic:pic>
-              </a:graphicData>
-            </a:graphic>
-          </wp:inline>
-        </w:drawing>
-      </w:r>
-    </w:p>
-    <w:p>
-      <w:r>
-        <w:rPr>
-          <w:i/>
-        </w:rPr>
-        <w:t>Movement panels reveal how motion translates to grid coordinates so controllers stay in sync with physics.</w:t>
+        <w:t>Movement panels show how motion maps to grid coordinates so controllers stay in sync with physics.</w:t>
       </w:r>
     </w:p>
     <w:p>
@@ -1219,45 +556,6 @@
     </w:p>
     <w:p>
       <w:r>
-        <w:drawing>
-          <wp:inline xmlns:a="http://schemas.openxmlformats.org/drawingml/2006/main" xmlns:pic="http://schemas.openxmlformats.org/drawingml/2006/picture">
-            <wp:extent cx="8686800" cy="5953125"/>
-            <wp:docPr id="18" name="Picture 18"/>
-            <wp:cNvGraphicFramePr>
-              <a:graphicFrameLocks noChangeAspect="1"/>
-            </wp:cNvGraphicFramePr>
-            <a:graphic>
-              <a:graphicData uri="http://schemas.openxmlformats.org/drawingml/2006/picture">
-                <pic:pic>
-                  <pic:nvPicPr>
-                    <pic:cNvPr id="0" name="devmode_frame_editor_hitbox_panel.jpg"/>
-                    <pic:cNvPicPr/>
-                  </pic:nvPicPr>
-                  <pic:blipFill>
-                    <a:blip r:embed="rId26"/>
-                    <a:stretch>
-                      <a:fillRect/>
-                    </a:stretch>
-                  </pic:blipFill>
-                  <pic:spPr>
-                    <a:xfrm>
-                      <a:off x="0" y="0"/>
-                      <a:ext cx="8686800" cy="5953125"/>
-                    </a:xfrm>
-                    <a:prstGeom prst="rect"/>
-                  </pic:spPr>
-                </pic:pic>
-              </a:graphicData>
-            </a:graphic>
-          </wp:inline>
-        </w:drawing>
-      </w:r>
-    </w:p>
-    <w:p>
-      <w:r>
-        <w:rPr>
-          <w:i/>
-        </w:rPr>
         <w:t>The hitbox panel shows collision bounds per frame to fine-tune interactions.</w:t>
       </w:r>
     </w:p>
@@ -1271,45 +569,6 @@
     </w:p>
     <w:p>
       <w:r>
-        <w:drawing>
-          <wp:inline xmlns:a="http://schemas.openxmlformats.org/drawingml/2006/main" xmlns:pic="http://schemas.openxmlformats.org/drawingml/2006/picture">
-            <wp:extent cx="10515600" cy="7496174"/>
-            <wp:docPr id="19" name="Picture 19"/>
-            <wp:cNvGraphicFramePr>
-              <a:graphicFrameLocks noChangeAspect="1"/>
-            </wp:cNvGraphicFramePr>
-            <a:graphic>
-              <a:graphicData uri="http://schemas.openxmlformats.org/drawingml/2006/picture">
-                <pic:pic>
-                  <pic:nvPicPr>
-                    <pic:cNvPr id="0" name="devmode_frame_editor_attack_geometry.jpg"/>
-                    <pic:cNvPicPr/>
-                  </pic:nvPicPr>
-                  <pic:blipFill>
-                    <a:blip r:embed="rId27"/>
-                    <a:stretch>
-                      <a:fillRect/>
-                    </a:stretch>
-                  </pic:blipFill>
-                  <pic:spPr>
-                    <a:xfrm>
-                      <a:off x="0" y="0"/>
-                      <a:ext cx="10515600" cy="7496174"/>
-                    </a:xfrm>
-                    <a:prstGeom prst="rect"/>
-                  </pic:spPr>
-                </pic:pic>
-              </a:graphicData>
-            </a:graphic>
-          </wp:inline>
-        </w:drawing>
-      </w:r>
-    </w:p>
-    <w:p>
-      <w:r>
-        <w:rPr>
-          <w:i/>
-        </w:rPr>
         <w:t>Attack geometry previews reach, damage zones, and timing for combat assets.</w:t>
       </w:r>
     </w:p>
@@ -1323,45 +582,6 @@
     </w:p>
     <w:p>
       <w:r>
-        <w:drawing>
-          <wp:inline xmlns:a="http://schemas.openxmlformats.org/drawingml/2006/main" xmlns:pic="http://schemas.openxmlformats.org/drawingml/2006/picture">
-            <wp:extent cx="11772900" cy="8782050"/>
-            <wp:docPr id="20" name="Picture 20"/>
-            <wp:cNvGraphicFramePr>
-              <a:graphicFrameLocks noChangeAspect="1"/>
-            </wp:cNvGraphicFramePr>
-            <a:graphic>
-              <a:graphicData uri="http://schemas.openxmlformats.org/drawingml/2006/picture">
-                <pic:pic>
-                  <pic:nvPicPr>
-                    <pic:cNvPr id="0" name="devmode_frame_editor_children_panel.jpg"/>
-                    <pic:cNvPicPr/>
-                  </pic:nvPicPr>
-                  <pic:blipFill>
-                    <a:blip r:embed="rId28"/>
-                    <a:stretch>
-                      <a:fillRect/>
-                    </a:stretch>
-                  </pic:blipFill>
-                  <pic:spPr>
-                    <a:xfrm>
-                      <a:off x="0" y="0"/>
-                      <a:ext cx="11772900" cy="8782050"/>
-                    </a:xfrm>
-                    <a:prstGeom prst="rect"/>
-                  </pic:spPr>
-                </pic:pic>
-              </a:graphicData>
-            </a:graphic>
-          </wp:inline>
-        </w:drawing>
-      </w:r>
-    </w:p>
-    <w:p>
-      <w:r>
-        <w:rPr>
-          <w:i/>
-        </w:rPr>
         <w:t>Child attachments and timelines stay readable here, along with parenting links and spawn behaviors.</w:t>
       </w:r>
     </w:p>

--- a/CS462 Final Submission.docx
+++ b/CS462 Final Submission.docx
@@ -236,21 +236,92 @@
       <w:pPr>
         <w:pStyle w:val="Heading2"/>
         <w:rPr>
-          <w:rFonts w:ascii="Times New Roman" w:hAnsi="Times New Roman" w:cs="Times New Roman"/>
-          <w:color w:val="000000" w:themeColor="text1"/>
-        </w:rPr>
-      </w:pPr>
-      <w:r>
-        <w:rPr>
-          <w:rFonts w:ascii="Times New Roman" w:hAnsi="Times New Roman" w:cs="Times New Roman"/>
-          <w:color w:val="000000" w:themeColor="text1"/>
-        </w:rPr>
-        <w:t>Content Loading Pipeline</w:t>
+          <w:rFonts w:ascii="Times New Roman" w:eastAsiaTheme="minorEastAsia" w:hAnsi="Times New Roman" w:cstheme="minorBidi"/>
+          <w:b w:val="0"/>
+          <w:bCs w:val="0"/>
+          <w:color w:val="auto"/>
+          <w:sz w:val="24"/>
+          <w:szCs w:val="22"/>
+        </w:rPr>
+      </w:pPr>
+      <w:r>
+        <w:rPr>
+          <w:rFonts w:ascii="Times New Roman" w:eastAsiaTheme="minorEastAsia" w:hAnsi="Times New Roman" w:cstheme="minorBidi"/>
+          <w:b w:val="0"/>
+          <w:bCs w:val="0"/>
+          <w:color w:val="auto"/>
+          <w:sz w:val="24"/>
+          <w:szCs w:val="22"/>
+        </w:rPr>
+        <w:t xml:space="preserve">For a full visual overview of the engine and its processes, see the flow chart at </w:t>
+      </w:r>
+      <w:hyperlink r:id="rId6" w:anchor="Hcabbabbage%2FVIBBLE_2D_GAME_ENGINE%2Fplayer_fix%2Fengine.drawio.xml" w:history="1">
+        <w:r>
+          <w:rPr>
+            <w:rStyle w:val="Hyperlink"/>
+            <w:rFonts w:ascii="Times New Roman" w:eastAsiaTheme="minorEastAsia" w:hAnsi="Times New Roman" w:cstheme="minorBidi"/>
+            <w:b w:val="0"/>
+            <w:bCs w:val="0"/>
+            <w:sz w:val="24"/>
+            <w:szCs w:val="22"/>
+          </w:rPr>
+          <w:t xml:space="preserve">this </w:t>
+        </w:r>
+        <w:r>
+          <w:rPr>
+            <w:rStyle w:val="Hyperlink"/>
+            <w:rFonts w:ascii="Times New Roman" w:eastAsiaTheme="minorEastAsia" w:hAnsi="Times New Roman" w:cstheme="minorBidi"/>
+            <w:b w:val="0"/>
+            <w:bCs w:val="0"/>
+            <w:sz w:val="24"/>
+            <w:szCs w:val="22"/>
+          </w:rPr>
+          <w:t>l</w:t>
+        </w:r>
+        <w:r>
+          <w:rPr>
+            <w:rStyle w:val="Hyperlink"/>
+            <w:rFonts w:ascii="Times New Roman" w:eastAsiaTheme="minorEastAsia" w:hAnsi="Times New Roman" w:cstheme="minorBidi"/>
+            <w:b w:val="0"/>
+            <w:bCs w:val="0"/>
+            <w:sz w:val="24"/>
+            <w:szCs w:val="22"/>
+          </w:rPr>
+          <w:t>ink</w:t>
+        </w:r>
+      </w:hyperlink>
+      <w:r>
+        <w:rPr>
+          <w:rFonts w:ascii="Times New Roman" w:eastAsiaTheme="minorEastAsia" w:hAnsi="Times New Roman" w:cstheme="minorBidi"/>
+          <w:b w:val="0"/>
+          <w:bCs w:val="0"/>
+          <w:color w:val="auto"/>
+          <w:sz w:val="24"/>
+          <w:szCs w:val="22"/>
+        </w:rPr>
+        <w:t>.</w:t>
       </w:r>
     </w:p>
     <w:p>
       <w:pPr>
+        <w:pStyle w:val="Heading2"/>
+        <w:rPr>
+          <w:rFonts w:ascii="Times New Roman" w:hAnsi="Times New Roman" w:cs="Times New Roman"/>
+          <w:color w:val="000000" w:themeColor="text1"/>
+        </w:rPr>
+      </w:pPr>
+      <w:r>
+        <w:rPr>
+          <w:rFonts w:ascii="Times New Roman" w:hAnsi="Times New Roman" w:cs="Times New Roman"/>
+          <w:color w:val="000000" w:themeColor="text1"/>
+        </w:rPr>
+        <w:t>Content Loading Pipeline</w:t>
+      </w:r>
+    </w:p>
+    <w:p>
+      <w:pPr>
         <w:pStyle w:val="Heading3"/>
+        <w:ind w:firstLine="720"/>
         <w:rPr>
           <w:rFonts w:ascii="Times New Roman" w:hAnsi="Times New Roman" w:cs="Times New Roman"/>
           <w:color w:val="000000" w:themeColor="text1"/>
@@ -328,6 +399,7 @@
           <w:i w:val="0"/>
           <w:iCs w:val="0"/>
         </w:rPr>
+        <w:lastRenderedPageBreak/>
         <w:t xml:space="preserve">Storage and </w:t>
       </w:r>
       <w:proofErr w:type="gramStart"/>
@@ -353,15 +425,7 @@
           <w:rFonts w:cs="Times New Roman"/>
           <w:color w:val="000000" w:themeColor="text1"/>
         </w:rPr>
-        <w:t xml:space="preserve">Human-made files stay in SRC/assets and the manifest. At startup the engine picks a content folder for the current map (content/&lt;map&gt; by default) and loads the ready-to-run </w:t>
-      </w:r>
-      <w:r>
-        <w:rPr>
-          <w:rFonts w:cs="Times New Roman"/>
-          <w:color w:val="000000" w:themeColor="text1"/>
-        </w:rPr>
-        <w:lastRenderedPageBreak/>
-        <w:t xml:space="preserve">files there. Prebuilt textures and light maps sit in cache/ so the renderer can reuse them instead of reprocessing </w:t>
+        <w:t xml:space="preserve">Human-made files stay in SRC/assets and the manifest. At startup the engine picks a content folder for the current map (content/&lt;map&gt; by default) and loads the ready-to-run files there. Prebuilt textures and light maps sit in cache/ so the renderer can reuse them instead of reprocessing </w:t>
       </w:r>
       <w:proofErr w:type="gramStart"/>
       <w:r>
@@ -507,6 +571,7 @@
           <w:rFonts w:ascii="Times New Roman" w:hAnsi="Times New Roman" w:cs="Times New Roman"/>
           <w:color w:val="000000" w:themeColor="text1"/>
         </w:rPr>
+        <w:lastRenderedPageBreak/>
         <w:t>Map, Room, and Trail Construction</w:t>
       </w:r>
     </w:p>
@@ -556,15 +621,7 @@
           <w:rFonts w:cs="Times New Roman"/>
           <w:color w:val="000000" w:themeColor="text1"/>
         </w:rPr>
-        <w:t xml:space="preserve"> layers, room data, trails, boundaries, assets, and grid settings. The loader reads those values, figures out the map size, and fills in spawn </w:t>
-      </w:r>
-      <w:r>
-        <w:rPr>
-          <w:rFonts w:cs="Times New Roman"/>
-          <w:color w:val="000000" w:themeColor="text1"/>
-        </w:rPr>
-        <w:lastRenderedPageBreak/>
-        <w:t>controls. If a required layer is missing it creates a simple fallback room so there is always somewhere to play.</w:t>
+        <w:t xml:space="preserve"> layers, room data, trails, boundaries, assets, and grid settings. The loader reads those values, figures out the map size, and fills in spawn controls. If a required layer is missing it creates a simple fallback room so there is always somewhere to play.</w:t>
       </w:r>
     </w:p>
     <w:p>
@@ -743,6 +800,7 @@
           <w:rFonts w:ascii="Times New Roman" w:hAnsi="Times New Roman" w:cs="Times New Roman"/>
           <w:color w:val="000000" w:themeColor="text1"/>
         </w:rPr>
+        <w:lastRenderedPageBreak/>
         <w:t>Asset metadata, child assets, and tiling</w:t>
       </w:r>
     </w:p>
@@ -775,7 +833,6 @@
           <w:rFonts w:ascii="Times New Roman" w:hAnsi="Times New Roman" w:cs="Times New Roman"/>
           <w:color w:val="000000" w:themeColor="text1"/>
         </w:rPr>
-        <w:lastRenderedPageBreak/>
         <w:t>Animation runtime and custom controllers</w:t>
       </w:r>
     </w:p>
@@ -902,6 +959,7 @@
           <w:rFonts w:ascii="Times New Roman" w:hAnsi="Times New Roman" w:cs="Times New Roman"/>
           <w:color w:val="000000" w:themeColor="text1"/>
         </w:rPr>
+        <w:lastRenderedPageBreak/>
         <w:t xml:space="preserve">Rendering </w:t>
       </w:r>
       <w:proofErr w:type="gramStart"/>
@@ -950,7 +1008,6 @@
           <w:rFonts w:ascii="Times New Roman" w:hAnsi="Times New Roman" w:cs="Times New Roman"/>
           <w:color w:val="000000" w:themeColor="text1"/>
         </w:rPr>
-        <w:lastRenderedPageBreak/>
         <w:t>Auxiliary runtime systems</w:t>
       </w:r>
     </w:p>
@@ -982,7 +1039,7 @@
           <w:rFonts w:ascii="Times New Roman" w:hAnsi="Times New Roman" w:cs="Times New Roman"/>
           <w:color w:val="000000" w:themeColor="text1"/>
         </w:rPr>
-        <w:t>Dev Mode Toolkit</w:t>
+        <w:t>Dev Mode</w:t>
       </w:r>
     </w:p>
     <w:p>
@@ -997,7 +1054,35 @@
           <w:rFonts w:cs="Times New Roman"/>
           <w:color w:val="000000" w:themeColor="text1"/>
         </w:rPr>
-        <w:t>Dev Mode turns the engine into an editor. It's focused on responsiveness over visual polish and saves edits back to the manifest. Open it with Ctrl+D or by loading a map without a player asset. Layout preferences live in dev_mode_</w:t>
+        <w:t>Dev Mode turns the engine into a</w:t>
+      </w:r>
+      <w:r>
+        <w:rPr>
+          <w:rFonts w:cs="Times New Roman"/>
+          <w:color w:val="000000" w:themeColor="text1"/>
+        </w:rPr>
+        <w:t xml:space="preserve"> live</w:t>
+      </w:r>
+      <w:r>
+        <w:rPr>
+          <w:rFonts w:cs="Times New Roman"/>
+          <w:color w:val="000000" w:themeColor="text1"/>
+        </w:rPr>
+        <w:t xml:space="preserve"> editor</w:t>
+      </w:r>
+      <w:r>
+        <w:rPr>
+          <w:rFonts w:cs="Times New Roman"/>
+          <w:color w:val="000000" w:themeColor="text1"/>
+        </w:rPr>
+        <w:t xml:space="preserve"> and really has been most of my work for this project</w:t>
+      </w:r>
+      <w:r>
+        <w:rPr>
+          <w:rFonts w:cs="Times New Roman"/>
+          <w:color w:val="000000" w:themeColor="text1"/>
+        </w:rPr>
+        <w:t>. It's focused on responsiveness over visual polish and saves edits back to the manifest. Open it with Ctrl+D or by loading a map without a player asset. Layout preferences live in dev_mode_</w:t>
       </w:r>
       <w:proofErr w:type="gramStart"/>
       <w:r>
@@ -1019,18 +1104,77 @@
     <w:p>
       <w:pPr>
         <w:pStyle w:val="Heading3"/>
-        <w:ind w:firstLine="720"/>
         <w:rPr>
           <w:rFonts w:ascii="Times New Roman" w:hAnsi="Times New Roman" w:cs="Times New Roman"/>
-          <w:color w:val="000000" w:themeColor="text1"/>
+          <w:i/>
+          <w:iCs/>
+          <w:color w:val="auto"/>
         </w:rPr>
       </w:pPr>
       <w:r>
         <w:rPr>
           <w:rFonts w:ascii="Times New Roman" w:hAnsi="Times New Roman" w:cs="Times New Roman"/>
-          <w:color w:val="000000" w:themeColor="text1"/>
-        </w:rPr>
-        <w:t>Workspace &amp; navigation</w:t>
+          <w:color w:val="auto"/>
+        </w:rPr>
+        <w:t>Main screen</w:t>
+      </w:r>
+    </w:p>
+    <w:p>
+      <w:pPr>
+        <w:rPr>
+          <w:rFonts w:cs="Times New Roman"/>
+          <w:color w:val="000000" w:themeColor="text1"/>
+        </w:rPr>
+      </w:pPr>
+      <w:r>
+        <w:rPr>
+          <w:rFonts w:cs="Times New Roman"/>
+          <w:color w:val="000000" w:themeColor="text1"/>
+        </w:rPr>
+        <w:t>The main workspace layers the world view with floating headers, quick buttons, and panels that handle most editing tasks.</w:t>
+      </w:r>
+    </w:p>
+    <w:p>
+      <w:r>
+        <w:rPr>
+          <w:noProof/>
+        </w:rPr>
+        <w:lastRenderedPageBreak/>
+        <w:drawing>
+          <wp:inline distT="0" distB="0" distL="0" distR="0" wp14:anchorId="7D202E94" wp14:editId="582D53F5">
+            <wp:extent cx="3659083" cy="2057400"/>
+            <wp:effectExtent l="0" t="0" r="0" b="0"/>
+            <wp:docPr id="1" name="Picture 1"/>
+            <wp:cNvGraphicFramePr>
+              <a:graphicFrameLocks xmlns:a="http://schemas.openxmlformats.org/drawingml/2006/main" noChangeAspect="1"/>
+            </wp:cNvGraphicFramePr>
+            <a:graphic xmlns:a="http://schemas.openxmlformats.org/drawingml/2006/main">
+              <a:graphicData uri="http://schemas.openxmlformats.org/drawingml/2006/picture">
+                <pic:pic xmlns:pic="http://schemas.openxmlformats.org/drawingml/2006/picture">
+                  <pic:nvPicPr>
+                    <pic:cNvPr id="0" name="devmode_main_screen.jpg"/>
+                    <pic:cNvPicPr/>
+                  </pic:nvPicPr>
+                  <pic:blipFill>
+                    <a:blip r:embed="rId7"/>
+                    <a:stretch>
+                      <a:fillRect/>
+                    </a:stretch>
+                  </pic:blipFill>
+                  <pic:spPr>
+                    <a:xfrm>
+                      <a:off x="0" y="0"/>
+                      <a:ext cx="3705846" cy="2083693"/>
+                    </a:xfrm>
+                    <a:prstGeom prst="rect">
+                      <a:avLst/>
+                    </a:prstGeom>
+                  </pic:spPr>
+                </pic:pic>
+              </a:graphicData>
+            </a:graphic>
+          </wp:inline>
+        </w:drawing>
       </w:r>
     </w:p>
     <w:p>
@@ -1048,7 +1192,7 @@
           <w:i w:val="0"/>
           <w:iCs w:val="0"/>
         </w:rPr>
-        <w:t>Main screen</w:t>
+        <w:t>Header and footer bar</w:t>
       </w:r>
     </w:p>
     <w:p>
@@ -1063,7 +1207,114 @@
           <w:rFonts w:cs="Times New Roman"/>
           <w:color w:val="000000" w:themeColor="text1"/>
         </w:rPr>
-        <w:t>The main workspace layers the world view with floating headers, quick buttons, and panels that handle most editing tasks.</w:t>
+        <w:t>The header switches between room, map, and lighting modes while the footer shows notifications, quick tasks, and camera shortcuts.</w:t>
+      </w:r>
+      <w:r>
+        <w:rPr>
+          <w:noProof/>
+        </w:rPr>
+        <w:t xml:space="preserve"> </w:t>
+      </w:r>
+      <w:r>
+        <w:rPr>
+          <w:rFonts w:cs="Times New Roman"/>
+          <w:color w:val="000000" w:themeColor="text1"/>
+        </w:rPr>
+        <w:t>Filter what assets are visible on screen for the dev mode session.</w:t>
+      </w:r>
+      <w:r>
+        <w:rPr>
+          <w:noProof/>
+        </w:rPr>
+        <w:t xml:space="preserve"> </w:t>
+      </w:r>
+      <w:r>
+        <w:rPr>
+          <w:noProof/>
+        </w:rPr>
+        <w:drawing>
+          <wp:inline distT="0" distB="0" distL="0" distR="0" wp14:anchorId="54903D3F" wp14:editId="062E2D79">
+            <wp:extent cx="5486400" cy="662940"/>
+            <wp:effectExtent l="0" t="0" r="0" b="3810"/>
+            <wp:docPr id="3" name="Picture 3"/>
+            <wp:cNvGraphicFramePr>
+              <a:graphicFrameLocks xmlns:a="http://schemas.openxmlformats.org/drawingml/2006/main" noChangeAspect="1"/>
+            </wp:cNvGraphicFramePr>
+            <a:graphic xmlns:a="http://schemas.openxmlformats.org/drawingml/2006/main">
+              <a:graphicData uri="http://schemas.openxmlformats.org/drawingml/2006/picture">
+                <pic:pic xmlns:pic="http://schemas.openxmlformats.org/drawingml/2006/picture">
+                  <pic:nvPicPr>
+                    <pic:cNvPr id="0" name="devmode_header_footer_bar.jpg"/>
+                    <pic:cNvPicPr/>
+                  </pic:nvPicPr>
+                  <pic:blipFill>
+                    <a:blip r:embed="rId8"/>
+                    <a:stretch>
+                      <a:fillRect/>
+                    </a:stretch>
+                  </pic:blipFill>
+                  <pic:spPr>
+                    <a:xfrm>
+                      <a:off x="0" y="0"/>
+                      <a:ext cx="5486400" cy="662940"/>
+                    </a:xfrm>
+                    <a:prstGeom prst="rect">
+                      <a:avLst/>
+                    </a:prstGeom>
+                  </pic:spPr>
+                </pic:pic>
+              </a:graphicData>
+            </a:graphic>
+          </wp:inline>
+        </w:drawing>
+      </w:r>
+    </w:p>
+    <w:p>
+      <w:pPr>
+        <w:rPr>
+          <w:rFonts w:cs="Times New Roman"/>
+          <w:color w:val="000000" w:themeColor="text1"/>
+        </w:rPr>
+      </w:pPr>
+      <w:r>
+        <w:rPr>
+          <w:noProof/>
+        </w:rPr>
+        <w:drawing>
+          <wp:inline distT="0" distB="0" distL="0" distR="0" wp14:anchorId="1DC048C8" wp14:editId="226404DA">
+            <wp:extent cx="5299506" cy="533400"/>
+            <wp:effectExtent l="0" t="0" r="0" b="0"/>
+            <wp:docPr id="2" name="Picture 2"/>
+            <wp:cNvGraphicFramePr>
+              <a:graphicFrameLocks xmlns:a="http://schemas.openxmlformats.org/drawingml/2006/main" noChangeAspect="1"/>
+            </wp:cNvGraphicFramePr>
+            <a:graphic xmlns:a="http://schemas.openxmlformats.org/drawingml/2006/main">
+              <a:graphicData uri="http://schemas.openxmlformats.org/drawingml/2006/picture">
+                <pic:pic xmlns:pic="http://schemas.openxmlformats.org/drawingml/2006/picture">
+                  <pic:nvPicPr>
+                    <pic:cNvPr id="0" name="devmode_main_pagegrid_ui.jpg"/>
+                    <pic:cNvPicPr/>
+                  </pic:nvPicPr>
+                  <pic:blipFill>
+                    <a:blip r:embed="rId9"/>
+                    <a:stretch>
+                      <a:fillRect/>
+                    </a:stretch>
+                  </pic:blipFill>
+                  <pic:spPr>
+                    <a:xfrm>
+                      <a:off x="0" y="0"/>
+                      <a:ext cx="5496750" cy="553253"/>
+                    </a:xfrm>
+                    <a:prstGeom prst="rect">
+                      <a:avLst/>
+                    </a:prstGeom>
+                  </pic:spPr>
+                </pic:pic>
+              </a:graphicData>
+            </a:graphic>
+          </wp:inline>
+        </w:drawing>
       </w:r>
     </w:p>
     <w:p>
@@ -1081,7 +1332,7 @@
           <w:i w:val="0"/>
           <w:iCs w:val="0"/>
         </w:rPr>
-        <w:t>Page grid overview</w:t>
+        <w:t>Asset library panel</w:t>
       </w:r>
     </w:p>
     <w:p>
@@ -1096,23 +1347,156 @@
           <w:rFonts w:cs="Times New Roman"/>
           <w:color w:val="000000" w:themeColor="text1"/>
         </w:rPr>
-        <w:t xml:space="preserve">The page grid shows which overlays and dialogs are </w:t>
-      </w:r>
-      <w:proofErr w:type="gramStart"/>
-      <w:r>
-        <w:rPr>
-          <w:rFonts w:cs="Times New Roman"/>
-          <w:color w:val="000000" w:themeColor="text1"/>
-        </w:rPr>
-        <w:t>open</w:t>
-      </w:r>
-      <w:proofErr w:type="gramEnd"/>
-      <w:r>
-        <w:rPr>
-          <w:rFonts w:cs="Times New Roman"/>
-          <w:color w:val="000000" w:themeColor="text1"/>
-        </w:rPr>
-        <w:t xml:space="preserve"> so navigation stays predictable when several editors are running.</w:t>
+        <w:t>Browse manifest assets, drag them into the world, and open detailed editors from this floating catalog.</w:t>
+      </w:r>
+      <w:r>
+        <w:rPr>
+          <w:rFonts w:cs="Times New Roman"/>
+          <w:color w:val="000000" w:themeColor="text1"/>
+        </w:rPr>
+        <w:t xml:space="preserve"> Click “Create Asset” to open a fresh </w:t>
+      </w:r>
+      <w:proofErr w:type="spellStart"/>
+      <w:r>
+        <w:rPr>
+          <w:rFonts w:cs="Times New Roman"/>
+          <w:color w:val="000000" w:themeColor="text1"/>
+        </w:rPr>
+        <w:t>asset_info_ui</w:t>
+      </w:r>
+      <w:proofErr w:type="spellEnd"/>
+      <w:r>
+        <w:rPr>
+          <w:rFonts w:cs="Times New Roman"/>
+          <w:color w:val="000000" w:themeColor="text1"/>
+        </w:rPr>
+        <w:t xml:space="preserve"> and add a new asset. Right click an asset to open </w:t>
+      </w:r>
+      <w:proofErr w:type="spellStart"/>
+      <w:r>
+        <w:rPr>
+          <w:rFonts w:cs="Times New Roman"/>
+          <w:color w:val="000000" w:themeColor="text1"/>
+        </w:rPr>
+        <w:t>asset_info_ui</w:t>
+      </w:r>
+      <w:proofErr w:type="spellEnd"/>
+      <w:r>
+        <w:rPr>
+          <w:rFonts w:cs="Times New Roman"/>
+          <w:color w:val="000000" w:themeColor="text1"/>
+        </w:rPr>
+        <w:t xml:space="preserve"> for that asset. Delete an asset entirely by clicking the red “X” button in the corner of an asset icon.</w:t>
+      </w:r>
+    </w:p>
+    <w:p>
+      <w:pPr>
+        <w:rPr>
+          <w:rFonts w:cs="Times New Roman"/>
+          <w:color w:val="000000" w:themeColor="text1"/>
+        </w:rPr>
+      </w:pPr>
+    </w:p>
+    <w:p>
+      <w:r>
+        <w:rPr>
+          <w:noProof/>
+        </w:rPr>
+        <w:lastRenderedPageBreak/>
+        <w:drawing>
+          <wp:inline distT="0" distB="0" distL="0" distR="0" wp14:anchorId="79C69FA1" wp14:editId="3BDC8233">
+            <wp:extent cx="2462587" cy="3219450"/>
+            <wp:effectExtent l="0" t="0" r="0" b="0"/>
+            <wp:docPr id="4" name="Picture 4"/>
+            <wp:cNvGraphicFramePr>
+              <a:graphicFrameLocks xmlns:a="http://schemas.openxmlformats.org/drawingml/2006/main" noChangeAspect="1"/>
+            </wp:cNvGraphicFramePr>
+            <a:graphic xmlns:a="http://schemas.openxmlformats.org/drawingml/2006/main">
+              <a:graphicData uri="http://schemas.openxmlformats.org/drawingml/2006/picture">
+                <pic:pic xmlns:pic="http://schemas.openxmlformats.org/drawingml/2006/picture">
+                  <pic:nvPicPr>
+                    <pic:cNvPr id="0" name="devmode_asset_library_panel.jpg"/>
+                    <pic:cNvPicPr/>
+                  </pic:nvPicPr>
+                  <pic:blipFill>
+                    <a:blip r:embed="rId10"/>
+                    <a:stretch>
+                      <a:fillRect/>
+                    </a:stretch>
+                  </pic:blipFill>
+                  <pic:spPr>
+                    <a:xfrm>
+                      <a:off x="0" y="0"/>
+                      <a:ext cx="2486007" cy="3250067"/>
+                    </a:xfrm>
+                    <a:prstGeom prst="rect">
+                      <a:avLst/>
+                    </a:prstGeom>
+                  </pic:spPr>
+                </pic:pic>
+              </a:graphicData>
+            </a:graphic>
+          </wp:inline>
+        </w:drawing>
+      </w:r>
+    </w:p>
+    <w:p>
+      <w:pPr>
+        <w:pStyle w:val="Heading3"/>
+        <w:ind w:firstLine="720"/>
+        <w:rPr>
+          <w:rFonts w:ascii="Times New Roman" w:hAnsi="Times New Roman" w:cs="Times New Roman"/>
+          <w:color w:val="000000" w:themeColor="text1"/>
+        </w:rPr>
+      </w:pPr>
+      <w:r>
+        <w:rPr>
+          <w:rFonts w:ascii="Times New Roman" w:hAnsi="Times New Roman" w:cs="Times New Roman"/>
+          <w:color w:val="000000" w:themeColor="text1"/>
+        </w:rPr>
+        <w:t>Asset configuration panels</w:t>
+      </w:r>
+    </w:p>
+    <w:p>
+      <w:r>
+        <w:rPr>
+          <w:noProof/>
+        </w:rPr>
+        <w:drawing>
+          <wp:inline distT="0" distB="0" distL="0" distR="0" wp14:anchorId="58D9F027" wp14:editId="09FFC2A9">
+            <wp:extent cx="4790688" cy="2693670"/>
+            <wp:effectExtent l="0" t="0" r="0" b="0"/>
+            <wp:docPr id="5" name="Picture 5"/>
+            <wp:cNvGraphicFramePr>
+              <a:graphicFrameLocks xmlns:a="http://schemas.openxmlformats.org/drawingml/2006/main" noChangeAspect="1"/>
+            </wp:cNvGraphicFramePr>
+            <a:graphic xmlns:a="http://schemas.openxmlformats.org/drawingml/2006/main">
+              <a:graphicData uri="http://schemas.openxmlformats.org/drawingml/2006/picture">
+                <pic:pic xmlns:pic="http://schemas.openxmlformats.org/drawingml/2006/picture">
+                  <pic:nvPicPr>
+                    <pic:cNvPr id="0" name="devmode_asset_info_overview.jpg"/>
+                    <pic:cNvPicPr/>
+                  </pic:nvPicPr>
+                  <pic:blipFill>
+                    <a:blip r:embed="rId11"/>
+                    <a:stretch>
+                      <a:fillRect/>
+                    </a:stretch>
+                  </pic:blipFill>
+                  <pic:spPr>
+                    <a:xfrm>
+                      <a:off x="0" y="0"/>
+                      <a:ext cx="4794297" cy="2695699"/>
+                    </a:xfrm>
+                    <a:prstGeom prst="rect">
+                      <a:avLst/>
+                    </a:prstGeom>
+                  </pic:spPr>
+                </pic:pic>
+              </a:graphicData>
+            </a:graphic>
+          </wp:inline>
+        </w:drawing>
       </w:r>
     </w:p>
     <w:p>
@@ -1130,7 +1514,7 @@
           <w:i w:val="0"/>
           <w:iCs w:val="0"/>
         </w:rPr>
-        <w:t>Header and footer bar</w:t>
+        <w:t>Asset info overview</w:t>
       </w:r>
     </w:p>
     <w:p>
@@ -1145,25 +1529,7 @@
           <w:rFonts w:cs="Times New Roman"/>
           <w:color w:val="000000" w:themeColor="text1"/>
         </w:rPr>
-        <w:t>The header switches between room, map, and lighting modes while the footer shows notifications, quick tasks, and camera shortcuts.</w:t>
-      </w:r>
-    </w:p>
-    <w:p>
-      <w:pPr>
-        <w:pStyle w:val="Heading3"/>
-        <w:ind w:firstLine="720"/>
-        <w:rPr>
-          <w:rFonts w:ascii="Times New Roman" w:hAnsi="Times New Roman" w:cs="Times New Roman"/>
-          <w:color w:val="000000" w:themeColor="text1"/>
-        </w:rPr>
-      </w:pPr>
-      <w:r>
-        <w:rPr>
-          <w:rFonts w:ascii="Times New Roman" w:hAnsi="Times New Roman" w:cs="Times New Roman"/>
-          <w:color w:val="000000" w:themeColor="text1"/>
-        </w:rPr>
-        <w:lastRenderedPageBreak/>
-        <w:t>Asset configuration panels</w:t>
+        <w:t>Asset info panels show core properties, spawn groups, lighting hints, and animation hooks that get saved back to SRC and the manifest.</w:t>
       </w:r>
     </w:p>
     <w:p>
@@ -1181,7 +1547,8 @@
           <w:i w:val="0"/>
           <w:iCs w:val="0"/>
         </w:rPr>
-        <w:t>Asset library panel</w:t>
+        <w:lastRenderedPageBreak/>
+        <w:t>Basic info and tags</w:t>
       </w:r>
     </w:p>
     <w:p>
@@ -1196,7 +1563,338 @@
           <w:rFonts w:cs="Times New Roman"/>
           <w:color w:val="000000" w:themeColor="text1"/>
         </w:rPr>
-        <w:t>Browse manifest assets, drag them into the world, and open detailed editors from this floating catalog.</w:t>
+        <w:t>Basic info panels handle tags, start animations, scale variants, and movement settings for the selected asset.</w:t>
+      </w:r>
+    </w:p>
+    <w:p>
+      <w:r>
+        <w:rPr>
+          <w:noProof/>
+        </w:rPr>
+        <w:drawing>
+          <wp:inline distT="0" distB="0" distL="0" distR="0" wp14:anchorId="746B2C09" wp14:editId="6EF92A91">
+            <wp:extent cx="2305050" cy="3112484"/>
+            <wp:effectExtent l="0" t="0" r="0" b="0"/>
+            <wp:docPr id="6" name="Picture 6"/>
+            <wp:cNvGraphicFramePr>
+              <a:graphicFrameLocks xmlns:a="http://schemas.openxmlformats.org/drawingml/2006/main" noChangeAspect="1"/>
+            </wp:cNvGraphicFramePr>
+            <a:graphic xmlns:a="http://schemas.openxmlformats.org/drawingml/2006/main">
+              <a:graphicData uri="http://schemas.openxmlformats.org/drawingml/2006/picture">
+                <pic:pic xmlns:pic="http://schemas.openxmlformats.org/drawingml/2006/picture">
+                  <pic:nvPicPr>
+                    <pic:cNvPr id="0" name="devmode_asset_info_basic_tags.jpg"/>
+                    <pic:cNvPicPr/>
+                  </pic:nvPicPr>
+                  <pic:blipFill>
+                    <a:blip r:embed="rId12"/>
+                    <a:stretch>
+                      <a:fillRect/>
+                    </a:stretch>
+                  </pic:blipFill>
+                  <pic:spPr>
+                    <a:xfrm>
+                      <a:off x="0" y="0"/>
+                      <a:ext cx="2318736" cy="3130964"/>
+                    </a:xfrm>
+                    <a:prstGeom prst="rect">
+                      <a:avLst/>
+                    </a:prstGeom>
+                  </pic:spPr>
+                </pic:pic>
+              </a:graphicData>
+            </a:graphic>
+          </wp:inline>
+        </w:drawing>
+      </w:r>
+    </w:p>
+    <w:p>
+      <w:pPr>
+        <w:rPr>
+          <w:rFonts w:cs="Times New Roman"/>
+          <w:color w:val="000000" w:themeColor="text1"/>
+        </w:rPr>
+      </w:pPr>
+      <w:r>
+        <w:rPr>
+          <w:rFonts w:cs="Times New Roman"/>
+          <w:color w:val="000000" w:themeColor="text1"/>
+        </w:rPr>
+        <w:t>Spacing controls set how far apart instances stay and let you exclude assets from dense spawn groups.</w:t>
+      </w:r>
+    </w:p>
+    <w:p>
+      <w:r>
+        <w:rPr>
+          <w:noProof/>
+        </w:rPr>
+        <w:drawing>
+          <wp:inline distT="0" distB="0" distL="0" distR="0" wp14:anchorId="6CFEAB30" wp14:editId="334A1145">
+            <wp:extent cx="2294814" cy="1857529"/>
+            <wp:effectExtent l="0" t="0" r="0" b="0"/>
+            <wp:docPr id="7" name="Picture 7"/>
+            <wp:cNvGraphicFramePr>
+              <a:graphicFrameLocks xmlns:a="http://schemas.openxmlformats.org/drawingml/2006/main" noChangeAspect="1"/>
+            </wp:cNvGraphicFramePr>
+            <a:graphic xmlns:a="http://schemas.openxmlformats.org/drawingml/2006/main">
+              <a:graphicData uri="http://schemas.openxmlformats.org/drawingml/2006/picture">
+                <pic:pic xmlns:pic="http://schemas.openxmlformats.org/drawingml/2006/picture">
+                  <pic:nvPicPr>
+                    <pic:cNvPr id="0" name="devmode_asset_info_spacing_panel.jpg"/>
+                    <pic:cNvPicPr/>
+                  </pic:nvPicPr>
+                  <pic:blipFill>
+                    <a:blip r:embed="rId13"/>
+                    <a:stretch>
+                      <a:fillRect/>
+                    </a:stretch>
+                  </pic:blipFill>
+                  <pic:spPr>
+                    <a:xfrm>
+                      <a:off x="0" y="0"/>
+                      <a:ext cx="2304050" cy="1865005"/>
+                    </a:xfrm>
+                    <a:prstGeom prst="rect">
+                      <a:avLst/>
+                    </a:prstGeom>
+                  </pic:spPr>
+                </pic:pic>
+              </a:graphicData>
+            </a:graphic>
+          </wp:inline>
+        </w:drawing>
+      </w:r>
+    </w:p>
+    <w:p>
+      <w:r>
+        <w:rPr>
+          <w:noProof/>
+        </w:rPr>
+        <w:lastRenderedPageBreak/>
+        <w:drawing>
+          <wp:inline distT="0" distB="0" distL="0" distR="0" wp14:anchorId="190C4DEB" wp14:editId="6F7C71E8">
+            <wp:extent cx="3274824" cy="2586681"/>
+            <wp:effectExtent l="0" t="0" r="1905" b="4445"/>
+            <wp:docPr id="8" name="Picture 8"/>
+            <wp:cNvGraphicFramePr>
+              <a:graphicFrameLocks xmlns:a="http://schemas.openxmlformats.org/drawingml/2006/main" noChangeAspect="1"/>
+            </wp:cNvGraphicFramePr>
+            <a:graphic xmlns:a="http://schemas.openxmlformats.org/drawingml/2006/main">
+              <a:graphicData uri="http://schemas.openxmlformats.org/drawingml/2006/picture">
+                <pic:pic xmlns:pic="http://schemas.openxmlformats.org/drawingml/2006/picture">
+                  <pic:nvPicPr>
+                    <pic:cNvPr id="0" name="devmode_camera_panel.jpg"/>
+                    <pic:cNvPicPr/>
+                  </pic:nvPicPr>
+                  <pic:blipFill>
+                    <a:blip r:embed="rId14"/>
+                    <a:stretch>
+                      <a:fillRect/>
+                    </a:stretch>
+                  </pic:blipFill>
+                  <pic:spPr>
+                    <a:xfrm>
+                      <a:off x="0" y="0"/>
+                      <a:ext cx="3278729" cy="2589765"/>
+                    </a:xfrm>
+                    <a:prstGeom prst="rect">
+                      <a:avLst/>
+                    </a:prstGeom>
+                  </pic:spPr>
+                </pic:pic>
+              </a:graphicData>
+            </a:graphic>
+          </wp:inline>
+        </w:drawing>
+      </w:r>
+    </w:p>
+    <w:p>
+      <w:r>
+        <w:rPr>
+          <w:noProof/>
+        </w:rPr>
+        <w:drawing>
+          <wp:inline distT="0" distB="0" distL="0" distR="0" wp14:anchorId="4C84E57A" wp14:editId="0C0FAD0D">
+            <wp:extent cx="3184997" cy="3113903"/>
+            <wp:effectExtent l="0" t="0" r="0" b="0"/>
+            <wp:docPr id="9" name="Picture 9"/>
+            <wp:cNvGraphicFramePr>
+              <a:graphicFrameLocks xmlns:a="http://schemas.openxmlformats.org/drawingml/2006/main" noChangeAspect="1"/>
+            </wp:cNvGraphicFramePr>
+            <a:graphic xmlns:a="http://schemas.openxmlformats.org/drawingml/2006/main">
+              <a:graphicData uri="http://schemas.openxmlformats.org/drawingml/2006/picture">
+                <pic:pic xmlns:pic="http://schemas.openxmlformats.org/drawingml/2006/picture">
+                  <pic:nvPicPr>
+                    <pic:cNvPr id="0" name="devmode_map_light_panel.jpg"/>
+                    <pic:cNvPicPr/>
+                  </pic:nvPicPr>
+                  <pic:blipFill>
+                    <a:blip r:embed="rId15"/>
+                    <a:stretch>
+                      <a:fillRect/>
+                    </a:stretch>
+                  </pic:blipFill>
+                  <pic:spPr>
+                    <a:xfrm>
+                      <a:off x="0" y="0"/>
+                      <a:ext cx="3189752" cy="3118552"/>
+                    </a:xfrm>
+                    <a:prstGeom prst="rect">
+                      <a:avLst/>
+                    </a:prstGeom>
+                  </pic:spPr>
+                </pic:pic>
+              </a:graphicData>
+            </a:graphic>
+          </wp:inline>
+        </w:drawing>
+      </w:r>
+    </w:p>
+    <w:p>
+      <w:r>
+        <w:rPr>
+          <w:noProof/>
+        </w:rPr>
+        <w:lastRenderedPageBreak/>
+        <w:drawing>
+          <wp:inline distT="0" distB="0" distL="0" distR="0" wp14:anchorId="21B303A3" wp14:editId="1BF6D344">
+            <wp:extent cx="3588143" cy="5736384"/>
+            <wp:effectExtent l="0" t="0" r="0" b="0"/>
+            <wp:docPr id="10" name="Picture 10"/>
+            <wp:cNvGraphicFramePr>
+              <a:graphicFrameLocks xmlns:a="http://schemas.openxmlformats.org/drawingml/2006/main" noChangeAspect="1"/>
+            </wp:cNvGraphicFramePr>
+            <a:graphic xmlns:a="http://schemas.openxmlformats.org/drawingml/2006/main">
+              <a:graphicData uri="http://schemas.openxmlformats.org/drawingml/2006/picture">
+                <pic:pic xmlns:pic="http://schemas.openxmlformats.org/drawingml/2006/picture">
+                  <pic:nvPicPr>
+                    <pic:cNvPr id="0" name="devmode_map_mode_lighting.jpg"/>
+                    <pic:cNvPicPr/>
+                  </pic:nvPicPr>
+                  <pic:blipFill>
+                    <a:blip r:embed="rId16"/>
+                    <a:stretch>
+                      <a:fillRect/>
+                    </a:stretch>
+                  </pic:blipFill>
+                  <pic:spPr>
+                    <a:xfrm>
+                      <a:off x="0" y="0"/>
+                      <a:ext cx="3608297" cy="5768605"/>
+                    </a:xfrm>
+                    <a:prstGeom prst="rect">
+                      <a:avLst/>
+                    </a:prstGeom>
+                  </pic:spPr>
+                </pic:pic>
+              </a:graphicData>
+            </a:graphic>
+          </wp:inline>
+        </w:drawing>
+      </w:r>
+    </w:p>
+    <w:p>
+      <w:r>
+        <w:rPr>
+          <w:noProof/>
+        </w:rPr>
+        <w:lastRenderedPageBreak/>
+        <w:drawing>
+          <wp:inline distT="0" distB="0" distL="0" distR="0" wp14:anchorId="5A10A5F7" wp14:editId="2D399339">
+            <wp:extent cx="2878717" cy="3492843"/>
+            <wp:effectExtent l="0" t="0" r="0" b="0"/>
+            <wp:docPr id="11" name="Picture 11"/>
+            <wp:cNvGraphicFramePr>
+              <a:graphicFrameLocks xmlns:a="http://schemas.openxmlformats.org/drawingml/2006/main" noChangeAspect="1"/>
+            </wp:cNvGraphicFramePr>
+            <a:graphic xmlns:a="http://schemas.openxmlformats.org/drawingml/2006/main">
+              <a:graphicData uri="http://schemas.openxmlformats.org/drawingml/2006/picture">
+                <pic:pic xmlns:pic="http://schemas.openxmlformats.org/drawingml/2006/picture">
+                  <pic:nvPicPr>
+                    <pic:cNvPr id="0" name="devmode_map_mode_assets.jpg"/>
+                    <pic:cNvPicPr/>
+                  </pic:nvPicPr>
+                  <pic:blipFill>
+                    <a:blip r:embed="rId17"/>
+                    <a:stretch>
+                      <a:fillRect/>
+                    </a:stretch>
+                  </pic:blipFill>
+                  <pic:spPr>
+                    <a:xfrm>
+                      <a:off x="0" y="0"/>
+                      <a:ext cx="2889085" cy="3505422"/>
+                    </a:xfrm>
+                    <a:prstGeom prst="rect">
+                      <a:avLst/>
+                    </a:prstGeom>
+                  </pic:spPr>
+                </pic:pic>
+              </a:graphicData>
+            </a:graphic>
+          </wp:inline>
+        </w:drawing>
+      </w:r>
+    </w:p>
+    <w:p>
+      <w:pPr>
+        <w:pStyle w:val="Heading3"/>
+        <w:ind w:firstLine="720"/>
+        <w:rPr>
+          <w:rFonts w:ascii="Times New Roman" w:hAnsi="Times New Roman" w:cs="Times New Roman"/>
+          <w:color w:val="000000" w:themeColor="text1"/>
+        </w:rPr>
+      </w:pPr>
+      <w:r>
+        <w:rPr>
+          <w:rFonts w:ascii="Times New Roman" w:hAnsi="Times New Roman" w:cs="Times New Roman"/>
+          <w:color w:val="000000" w:themeColor="text1"/>
+        </w:rPr>
+        <w:lastRenderedPageBreak/>
+        <w:t>Camera, lighting, and map overlay tools</w:t>
+      </w:r>
+    </w:p>
+    <w:p>
+      <w:r>
+        <w:rPr>
+          <w:noProof/>
+        </w:rPr>
+        <w:lastRenderedPageBreak/>
+        <w:drawing>
+          <wp:inline distT="0" distB="0" distL="0" distR="0" wp14:anchorId="0271605E" wp14:editId="528A9565">
+            <wp:extent cx="5943600" cy="9660679"/>
+            <wp:effectExtent l="0" t="0" r="0" b="0"/>
+            <wp:docPr id="12" name="Picture 12"/>
+            <wp:cNvGraphicFramePr>
+              <a:graphicFrameLocks xmlns:a="http://schemas.openxmlformats.org/drawingml/2006/main" noChangeAspect="1"/>
+            </wp:cNvGraphicFramePr>
+            <a:graphic xmlns:a="http://schemas.openxmlformats.org/drawingml/2006/main">
+              <a:graphicData uri="http://schemas.openxmlformats.org/drawingml/2006/picture">
+                <pic:pic xmlns:pic="http://schemas.openxmlformats.org/drawingml/2006/picture">
+                  <pic:nvPicPr>
+                    <pic:cNvPr id="0" name="devmode_room_editor_collapsed.jpg"/>
+                    <pic:cNvPicPr/>
+                  </pic:nvPicPr>
+                  <pic:blipFill>
+                    <a:blip r:embed="rId18"/>
+                    <a:stretch>
+                      <a:fillRect/>
+                    </a:stretch>
+                  </pic:blipFill>
+                  <pic:spPr>
+                    <a:xfrm>
+                      <a:off x="0" y="0"/>
+                      <a:ext cx="5943600" cy="9660679"/>
+                    </a:xfrm>
+                    <a:prstGeom prst="rect">
+                      <a:avLst/>
+                    </a:prstGeom>
+                  </pic:spPr>
+                </pic:pic>
+              </a:graphicData>
+            </a:graphic>
+          </wp:inline>
+        </w:drawing>
       </w:r>
     </w:p>
     <w:p>
@@ -1214,22 +1912,108 @@
           <w:i w:val="0"/>
           <w:iCs w:val="0"/>
         </w:rPr>
-        <w:t>Asset info overview</w:t>
+        <w:lastRenderedPageBreak/>
+        <w:t>Camera panel</w:t>
       </w:r>
     </w:p>
     <w:p>
-      <w:pPr>
-        <w:rPr>
-          <w:rFonts w:cs="Times New Roman"/>
-          <w:color w:val="000000" w:themeColor="text1"/>
-        </w:rPr>
-      </w:pPr>
-      <w:r>
-        <w:rPr>
-          <w:rFonts w:cs="Times New Roman"/>
-          <w:color w:val="000000" w:themeColor="text1"/>
-        </w:rPr>
-        <w:t>Asset info panels show core properties, spawn groups, lighting hints, and animation hooks that get saved back to SRC and the manifest.</w:t>
+      <w:r>
+        <w:rPr>
+          <w:noProof/>
+        </w:rPr>
+        <w:drawing>
+          <wp:inline distT="0" distB="0" distL="0" distR="0" wp14:anchorId="299213B8" wp14:editId="640B4405">
+            <wp:extent cx="5943600" cy="3341920"/>
+            <wp:effectExtent l="0" t="0" r="0" b="0"/>
+            <wp:docPr id="13" name="Picture 13"/>
+            <wp:cNvGraphicFramePr>
+              <a:graphicFrameLocks xmlns:a="http://schemas.openxmlformats.org/drawingml/2006/main" noChangeAspect="1"/>
+            </wp:cNvGraphicFramePr>
+            <a:graphic xmlns:a="http://schemas.openxmlformats.org/drawingml/2006/main">
+              <a:graphicData uri="http://schemas.openxmlformats.org/drawingml/2006/picture">
+                <pic:pic xmlns:pic="http://schemas.openxmlformats.org/drawingml/2006/picture">
+                  <pic:nvPicPr>
+                    <pic:cNvPr id="0" name="devmode_room_layers.jpg"/>
+                    <pic:cNvPicPr/>
+                  </pic:nvPicPr>
+                  <pic:blipFill>
+                    <a:blip r:embed="rId19"/>
+                    <a:stretch>
+                      <a:fillRect/>
+                    </a:stretch>
+                  </pic:blipFill>
+                  <pic:spPr>
+                    <a:xfrm>
+                      <a:off x="0" y="0"/>
+                      <a:ext cx="5943600" cy="3341920"/>
+                    </a:xfrm>
+                    <a:prstGeom prst="rect">
+                      <a:avLst/>
+                    </a:prstGeom>
+                  </pic:spPr>
+                </pic:pic>
+              </a:graphicData>
+            </a:graphic>
+          </wp:inline>
+        </w:drawing>
+      </w:r>
+    </w:p>
+    <w:p>
+      <w:pPr>
+        <w:rPr>
+          <w:rFonts w:cs="Times New Roman"/>
+          <w:color w:val="000000" w:themeColor="text1"/>
+        </w:rPr>
+      </w:pPr>
+      <w:r>
+        <w:rPr>
+          <w:rFonts w:cs="Times New Roman"/>
+          <w:color w:val="000000" w:themeColor="text1"/>
+        </w:rPr>
+        <w:t>Adjust zoom, focus, and smoothing so the warped screen grid fits the play area while you debug.</w:t>
+      </w:r>
+    </w:p>
+    <w:p>
+      <w:r>
+        <w:rPr>
+          <w:noProof/>
+        </w:rPr>
+        <w:lastRenderedPageBreak/>
+        <w:drawing>
+          <wp:inline distT="0" distB="0" distL="0" distR="0" wp14:anchorId="1F3D6D47" wp14:editId="12960121">
+            <wp:extent cx="5943600" cy="9550879"/>
+            <wp:effectExtent l="0" t="0" r="0" b="0"/>
+            <wp:docPr id="14" name="Picture 14"/>
+            <wp:cNvGraphicFramePr>
+              <a:graphicFrameLocks xmlns:a="http://schemas.openxmlformats.org/drawingml/2006/main" noChangeAspect="1"/>
+            </wp:cNvGraphicFramePr>
+            <a:graphic xmlns:a="http://schemas.openxmlformats.org/drawingml/2006/main">
+              <a:graphicData uri="http://schemas.openxmlformats.org/drawingml/2006/picture">
+                <pic:pic xmlns:pic="http://schemas.openxmlformats.org/drawingml/2006/picture">
+                  <pic:nvPicPr>
+                    <pic:cNvPr id="0" name="devmode_room_config_expanded.jpg"/>
+                    <pic:cNvPicPr/>
+                  </pic:nvPicPr>
+                  <pic:blipFill>
+                    <a:blip r:embed="rId20"/>
+                    <a:stretch>
+                      <a:fillRect/>
+                    </a:stretch>
+                  </pic:blipFill>
+                  <pic:spPr>
+                    <a:xfrm>
+                      <a:off x="0" y="0"/>
+                      <a:ext cx="5943600" cy="9550879"/>
+                    </a:xfrm>
+                    <a:prstGeom prst="rect">
+                      <a:avLst/>
+                    </a:prstGeom>
+                  </pic:spPr>
+                </pic:pic>
+              </a:graphicData>
+            </a:graphic>
+          </wp:inline>
+        </w:drawing>
       </w:r>
     </w:p>
     <w:p>
@@ -1247,22 +2031,67 @@
           <w:i w:val="0"/>
           <w:iCs w:val="0"/>
         </w:rPr>
-        <w:t>Basic info and tags</w:t>
+        <w:lastRenderedPageBreak/>
+        <w:t>Map light panel</w:t>
       </w:r>
     </w:p>
     <w:p>
-      <w:pPr>
-        <w:rPr>
-          <w:rFonts w:cs="Times New Roman"/>
-          <w:color w:val="000000" w:themeColor="text1"/>
-        </w:rPr>
-      </w:pPr>
-      <w:r>
-        <w:rPr>
-          <w:rFonts w:cs="Times New Roman"/>
-          <w:color w:val="000000" w:themeColor="text1"/>
-        </w:rPr>
-        <w:t>Basic info panels handle tags, start animations, scale variants, and movement settings for the selected asset.</w:t>
+      <w:r>
+        <w:rPr>
+          <w:noProof/>
+        </w:rPr>
+        <w:lastRenderedPageBreak/>
+        <w:drawing>
+          <wp:inline distT="0" distB="0" distL="0" distR="0" wp14:anchorId="1FB61BA4" wp14:editId="0644EA2C">
+            <wp:extent cx="4556982" cy="7880264"/>
+            <wp:effectExtent l="0" t="0" r="0" b="6985"/>
+            <wp:docPr id="15" name="Picture 15"/>
+            <wp:cNvGraphicFramePr>
+              <a:graphicFrameLocks xmlns:a="http://schemas.openxmlformats.org/drawingml/2006/main" noChangeAspect="1"/>
+            </wp:cNvGraphicFramePr>
+            <a:graphic xmlns:a="http://schemas.openxmlformats.org/drawingml/2006/main">
+              <a:graphicData uri="http://schemas.openxmlformats.org/drawingml/2006/picture">
+                <pic:pic xmlns:pic="http://schemas.openxmlformats.org/drawingml/2006/picture">
+                  <pic:nvPicPr>
+                    <pic:cNvPr id="0" name="devmode_spawn_group_config.jpg"/>
+                    <pic:cNvPicPr/>
+                  </pic:nvPicPr>
+                  <pic:blipFill>
+                    <a:blip r:embed="rId21"/>
+                    <a:stretch>
+                      <a:fillRect/>
+                    </a:stretch>
+                  </pic:blipFill>
+                  <pic:spPr>
+                    <a:xfrm>
+                      <a:off x="0" y="0"/>
+                      <a:ext cx="4564908" cy="7893971"/>
+                    </a:xfrm>
+                    <a:prstGeom prst="rect">
+                      <a:avLst/>
+                    </a:prstGeom>
+                  </pic:spPr>
+                </pic:pic>
+              </a:graphicData>
+            </a:graphic>
+          </wp:inline>
+        </w:drawing>
+      </w:r>
+    </w:p>
+    <w:p>
+      <w:pPr>
+        <w:rPr>
+          <w:rFonts w:cs="Times New Roman"/>
+          <w:color w:val="000000" w:themeColor="text1"/>
+        </w:rPr>
+      </w:pPr>
+      <w:r>
+        <w:rPr>
+          <w:rFonts w:cs="Times New Roman"/>
+          <w:color w:val="000000" w:themeColor="text1"/>
+        </w:rPr>
+        <w:lastRenderedPageBreak/>
+        <w:t>Edit light orbits, chunk resolutions, and color pairings here. This marks light_tool.py for a rebuild.</w:t>
       </w:r>
     </w:p>
     <w:p>
@@ -1280,39 +2109,107 @@
           <w:i w:val="0"/>
           <w:iCs w:val="0"/>
         </w:rPr>
-        <w:t>Spacing panel</w:t>
+        <w:t>Map-mode lighting</w:t>
       </w:r>
     </w:p>
     <w:p>
-      <w:pPr>
-        <w:rPr>
-          <w:rFonts w:cs="Times New Roman"/>
-          <w:color w:val="000000" w:themeColor="text1"/>
-        </w:rPr>
-      </w:pPr>
-      <w:r>
-        <w:rPr>
-          <w:rFonts w:cs="Times New Roman"/>
-          <w:color w:val="000000" w:themeColor="text1"/>
-        </w:rPr>
-        <w:t>Spacing controls set how far apart instances stay and let you exclude assets from dense spawn groups.</w:t>
+      <w:r>
+        <w:rPr>
+          <w:noProof/>
+        </w:rPr>
+        <w:drawing>
+          <wp:inline distT="0" distB="0" distL="0" distR="0" wp14:anchorId="01C25293" wp14:editId="16E6840F">
+            <wp:extent cx="5943600" cy="4977010"/>
+            <wp:effectExtent l="0" t="0" r="0" b="0"/>
+            <wp:docPr id="16" name="Picture 16"/>
+            <wp:cNvGraphicFramePr>
+              <a:graphicFrameLocks xmlns:a="http://schemas.openxmlformats.org/drawingml/2006/main" noChangeAspect="1"/>
+            </wp:cNvGraphicFramePr>
+            <a:graphic xmlns:a="http://schemas.openxmlformats.org/drawingml/2006/main">
+              <a:graphicData uri="http://schemas.openxmlformats.org/drawingml/2006/picture">
+                <pic:pic xmlns:pic="http://schemas.openxmlformats.org/drawingml/2006/picture">
+                  <pic:nvPicPr>
+                    <pic:cNvPr id="0" name="devmode_animation_editor.jpg"/>
+                    <pic:cNvPicPr/>
+                  </pic:nvPicPr>
+                  <pic:blipFill>
+                    <a:blip r:embed="rId22"/>
+                    <a:stretch>
+                      <a:fillRect/>
+                    </a:stretch>
+                  </pic:blipFill>
+                  <pic:spPr>
+                    <a:xfrm>
+                      <a:off x="0" y="0"/>
+                      <a:ext cx="5943600" cy="4977010"/>
+                    </a:xfrm>
+                    <a:prstGeom prst="rect">
+                      <a:avLst/>
+                    </a:prstGeom>
+                  </pic:spPr>
+                </pic:pic>
+              </a:graphicData>
+            </a:graphic>
+          </wp:inline>
+        </w:drawing>
       </w:r>
     </w:p>
     <w:p>
       <w:pPr>
-        <w:pStyle w:val="Heading3"/>
-        <w:ind w:firstLine="720"/>
-        <w:rPr>
-          <w:rFonts w:ascii="Times New Roman" w:hAnsi="Times New Roman" w:cs="Times New Roman"/>
-          <w:color w:val="000000" w:themeColor="text1"/>
-        </w:rPr>
-      </w:pPr>
-      <w:r>
-        <w:rPr>
-          <w:rFonts w:ascii="Times New Roman" w:hAnsi="Times New Roman" w:cs="Times New Roman"/>
-          <w:color w:val="000000" w:themeColor="text1"/>
-        </w:rPr>
-        <w:t>Camera, lighting, and map overlay tools</w:t>
+        <w:rPr>
+          <w:rFonts w:cs="Times New Roman"/>
+          <w:color w:val="000000" w:themeColor="text1"/>
+        </w:rPr>
+      </w:pPr>
+      <w:r>
+        <w:rPr>
+          <w:rFonts w:cs="Times New Roman"/>
+          <w:color w:val="000000" w:themeColor="text1"/>
+        </w:rPr>
+        <w:t>Map mode gives a top-down view of lighting previews, depth cues, and orbit handles.</w:t>
+      </w:r>
+    </w:p>
+    <w:p>
+      <w:r>
+        <w:rPr>
+          <w:noProof/>
+        </w:rPr>
+        <w:lastRenderedPageBreak/>
+        <w:drawing>
+          <wp:inline distT="0" distB="0" distL="0" distR="0" wp14:anchorId="2464DED6" wp14:editId="4CC588BD">
+            <wp:extent cx="5943600" cy="3695905"/>
+            <wp:effectExtent l="0" t="0" r="0" b="0"/>
+            <wp:docPr id="17" name="Picture 17"/>
+            <wp:cNvGraphicFramePr>
+              <a:graphicFrameLocks xmlns:a="http://schemas.openxmlformats.org/drawingml/2006/main" noChangeAspect="1"/>
+            </wp:cNvGraphicFramePr>
+            <a:graphic xmlns:a="http://schemas.openxmlformats.org/drawingml/2006/main">
+              <a:graphicData uri="http://schemas.openxmlformats.org/drawingml/2006/picture">
+                <pic:pic xmlns:pic="http://schemas.openxmlformats.org/drawingml/2006/picture">
+                  <pic:nvPicPr>
+                    <pic:cNvPr id="0" name="devmode_frame_editor_movement_panel.jpg"/>
+                    <pic:cNvPicPr/>
+                  </pic:nvPicPr>
+                  <pic:blipFill>
+                    <a:blip r:embed="rId23"/>
+                    <a:stretch>
+                      <a:fillRect/>
+                    </a:stretch>
+                  </pic:blipFill>
+                  <pic:spPr>
+                    <a:xfrm>
+                      <a:off x="0" y="0"/>
+                      <a:ext cx="5943600" cy="3695905"/>
+                    </a:xfrm>
+                    <a:prstGeom prst="rect">
+                      <a:avLst/>
+                    </a:prstGeom>
+                  </pic:spPr>
+                </pic:pic>
+              </a:graphicData>
+            </a:graphic>
+          </wp:inline>
+        </w:drawing>
       </w:r>
     </w:p>
     <w:p>
@@ -1330,22 +2227,168 @@
           <w:i w:val="0"/>
           <w:iCs w:val="0"/>
         </w:rPr>
-        <w:t>Camera panel</w:t>
+        <w:lastRenderedPageBreak/>
+        <w:t>Map-mode assets</w:t>
       </w:r>
     </w:p>
     <w:p>
-      <w:pPr>
-        <w:rPr>
-          <w:rFonts w:cs="Times New Roman"/>
-          <w:color w:val="000000" w:themeColor="text1"/>
-        </w:rPr>
-      </w:pPr>
-      <w:r>
-        <w:rPr>
-          <w:rFonts w:cs="Times New Roman"/>
-          <w:color w:val="000000" w:themeColor="text1"/>
-        </w:rPr>
-        <w:t>Adjust zoom, focus, and smoothing so the warped screen grid fits the play area while you debug.</w:t>
+      <w:r>
+        <w:rPr>
+          <w:noProof/>
+        </w:rPr>
+        <w:drawing>
+          <wp:inline distT="0" distB="0" distL="0" distR="0" wp14:anchorId="511BA20F" wp14:editId="2C250CC4">
+            <wp:extent cx="5943600" cy="4073191"/>
+            <wp:effectExtent l="0" t="0" r="0" b="0"/>
+            <wp:docPr id="18" name="Picture 18"/>
+            <wp:cNvGraphicFramePr>
+              <a:graphicFrameLocks xmlns:a="http://schemas.openxmlformats.org/drawingml/2006/main" noChangeAspect="1"/>
+            </wp:cNvGraphicFramePr>
+            <a:graphic xmlns:a="http://schemas.openxmlformats.org/drawingml/2006/main">
+              <a:graphicData uri="http://schemas.openxmlformats.org/drawingml/2006/picture">
+                <pic:pic xmlns:pic="http://schemas.openxmlformats.org/drawingml/2006/picture">
+                  <pic:nvPicPr>
+                    <pic:cNvPr id="0" name="devmode_frame_editor_hitbox_panel.jpg"/>
+                    <pic:cNvPicPr/>
+                  </pic:nvPicPr>
+                  <pic:blipFill>
+                    <a:blip r:embed="rId24"/>
+                    <a:stretch>
+                      <a:fillRect/>
+                    </a:stretch>
+                  </pic:blipFill>
+                  <pic:spPr>
+                    <a:xfrm>
+                      <a:off x="0" y="0"/>
+                      <a:ext cx="5943600" cy="4073191"/>
+                    </a:xfrm>
+                    <a:prstGeom prst="rect">
+                      <a:avLst/>
+                    </a:prstGeom>
+                  </pic:spPr>
+                </pic:pic>
+              </a:graphicData>
+            </a:graphic>
+          </wp:inline>
+        </w:drawing>
+      </w:r>
+    </w:p>
+    <w:p>
+      <w:pPr>
+        <w:rPr>
+          <w:rFonts w:cs="Times New Roman"/>
+          <w:color w:val="000000" w:themeColor="text1"/>
+        </w:rPr>
+      </w:pPr>
+      <w:r>
+        <w:rPr>
+          <w:rFonts w:cs="Times New Roman"/>
+          <w:color w:val="000000" w:themeColor="text1"/>
+        </w:rPr>
+        <w:t>See spawn groups, trails, and boundary assets on the layered map canvas before committing changes.</w:t>
+      </w:r>
+    </w:p>
+    <w:p>
+      <w:r>
+        <w:rPr>
+          <w:noProof/>
+        </w:rPr>
+        <w:lastRenderedPageBreak/>
+        <w:drawing>
+          <wp:inline distT="0" distB="0" distL="0" distR="0" wp14:anchorId="24678396" wp14:editId="322FD6CD">
+            <wp:extent cx="5943600" cy="4236968"/>
+            <wp:effectExtent l="0" t="0" r="0" b="0"/>
+            <wp:docPr id="19" name="Picture 19"/>
+            <wp:cNvGraphicFramePr>
+              <a:graphicFrameLocks xmlns:a="http://schemas.openxmlformats.org/drawingml/2006/main" noChangeAspect="1"/>
+            </wp:cNvGraphicFramePr>
+            <a:graphic xmlns:a="http://schemas.openxmlformats.org/drawingml/2006/main">
+              <a:graphicData uri="http://schemas.openxmlformats.org/drawingml/2006/picture">
+                <pic:pic xmlns:pic="http://schemas.openxmlformats.org/drawingml/2006/picture">
+                  <pic:nvPicPr>
+                    <pic:cNvPr id="0" name="devmode_frame_editor_attack_geometry.jpg"/>
+                    <pic:cNvPicPr/>
+                  </pic:nvPicPr>
+                  <pic:blipFill>
+                    <a:blip r:embed="rId25"/>
+                    <a:stretch>
+                      <a:fillRect/>
+                    </a:stretch>
+                  </pic:blipFill>
+                  <pic:spPr>
+                    <a:xfrm>
+                      <a:off x="0" y="0"/>
+                      <a:ext cx="5943600" cy="4236968"/>
+                    </a:xfrm>
+                    <a:prstGeom prst="rect">
+                      <a:avLst/>
+                    </a:prstGeom>
+                  </pic:spPr>
+                </pic:pic>
+              </a:graphicData>
+            </a:graphic>
+          </wp:inline>
+        </w:drawing>
+      </w:r>
+    </w:p>
+    <w:p>
+      <w:pPr>
+        <w:pStyle w:val="Heading3"/>
+        <w:ind w:firstLine="720"/>
+        <w:rPr>
+          <w:rFonts w:ascii="Times New Roman" w:hAnsi="Times New Roman" w:cs="Times New Roman"/>
+          <w:color w:val="000000" w:themeColor="text1"/>
+        </w:rPr>
+      </w:pPr>
+      <w:r>
+        <w:rPr>
+          <w:rFonts w:ascii="Times New Roman" w:hAnsi="Times New Roman" w:cs="Times New Roman"/>
+          <w:color w:val="000000" w:themeColor="text1"/>
+        </w:rPr>
+        <w:lastRenderedPageBreak/>
+        <w:t>Room and spawn editors</w:t>
+      </w:r>
+    </w:p>
+    <w:p>
+      <w:r>
+        <w:rPr>
+          <w:noProof/>
+        </w:rPr>
+        <w:drawing>
+          <wp:inline distT="0" distB="0" distL="0" distR="0" wp14:anchorId="705050FC" wp14:editId="543FBD92">
+            <wp:extent cx="5943600" cy="4433656"/>
+            <wp:effectExtent l="0" t="0" r="0" b="0"/>
+            <wp:docPr id="20" name="Picture 20"/>
+            <wp:cNvGraphicFramePr>
+              <a:graphicFrameLocks xmlns:a="http://schemas.openxmlformats.org/drawingml/2006/main" noChangeAspect="1"/>
+            </wp:cNvGraphicFramePr>
+            <a:graphic xmlns:a="http://schemas.openxmlformats.org/drawingml/2006/main">
+              <a:graphicData uri="http://schemas.openxmlformats.org/drawingml/2006/picture">
+                <pic:pic xmlns:pic="http://schemas.openxmlformats.org/drawingml/2006/picture">
+                  <pic:nvPicPr>
+                    <pic:cNvPr id="0" name="devmode_frame_editor_children_panel.jpg"/>
+                    <pic:cNvPicPr/>
+                  </pic:nvPicPr>
+                  <pic:blipFill>
+                    <a:blip r:embed="rId26"/>
+                    <a:stretch>
+                      <a:fillRect/>
+                    </a:stretch>
+                  </pic:blipFill>
+                  <pic:spPr>
+                    <a:xfrm>
+                      <a:off x="0" y="0"/>
+                      <a:ext cx="5943600" cy="4433656"/>
+                    </a:xfrm>
+                    <a:prstGeom prst="rect">
+                      <a:avLst/>
+                    </a:prstGeom>
+                  </pic:spPr>
+                </pic:pic>
+              </a:graphicData>
+            </a:graphic>
+          </wp:inline>
+        </w:drawing>
       </w:r>
     </w:p>
     <w:p>
@@ -1363,7 +2406,7 @@
           <w:i w:val="0"/>
           <w:iCs w:val="0"/>
         </w:rPr>
-        <w:t>Map light panel</w:t>
+        <w:t>Room editor collapsed</w:t>
       </w:r>
     </w:p>
     <w:p>
@@ -1378,7 +2421,7 @@
           <w:rFonts w:cs="Times New Roman"/>
           <w:color w:val="000000" w:themeColor="text1"/>
         </w:rPr>
-        <w:t>Edit light orbits, chunk resolutions, and color pairings here. This marks light_tool.py for a rebuild.</w:t>
+        <w:t>The room editor collapses when idle to keep the play view clear, and it expands with one click.</w:t>
       </w:r>
     </w:p>
     <w:p>
@@ -1396,8 +2439,7 @@
           <w:i w:val="0"/>
           <w:iCs w:val="0"/>
         </w:rPr>
-        <w:lastRenderedPageBreak/>
-        <w:t>Map-mode lighting</w:t>
+        <w:t>Room layers</w:t>
       </w:r>
     </w:p>
     <w:p>
@@ -1412,7 +2454,39 @@
           <w:rFonts w:cs="Times New Roman"/>
           <w:color w:val="000000" w:themeColor="text1"/>
         </w:rPr>
-        <w:t>Map mode gives a top-down view of lighting previews, depth cues, and orbit handles.</w:t>
+        <w:t xml:space="preserve">Layer controls set how many rooms appear per level, </w:t>
+      </w:r>
+      <w:proofErr w:type="gramStart"/>
+      <w:r>
+        <w:rPr>
+          <w:rFonts w:cs="Times New Roman"/>
+          <w:color w:val="000000" w:themeColor="text1"/>
+        </w:rPr>
+        <w:t>required</w:t>
+      </w:r>
+      <w:proofErr w:type="gramEnd"/>
+      <w:r>
+        <w:rPr>
+          <w:rFonts w:cs="Times New Roman"/>
+          <w:color w:val="000000" w:themeColor="text1"/>
+        </w:rPr>
+        <w:t xml:space="preserve"> children, and </w:t>
+      </w:r>
+      <w:proofErr w:type="gramStart"/>
+      <w:r>
+        <w:rPr>
+          <w:rFonts w:cs="Times New Roman"/>
+          <w:color w:val="000000" w:themeColor="text1"/>
+        </w:rPr>
+        <w:t>guide</w:t>
+      </w:r>
+      <w:proofErr w:type="gramEnd"/>
+      <w:r>
+        <w:rPr>
+          <w:rFonts w:cs="Times New Roman"/>
+          <w:color w:val="000000" w:themeColor="text1"/>
+        </w:rPr>
+        <w:t xml:space="preserve"> shapes for procedural layouts.</w:t>
       </w:r>
     </w:p>
     <w:p>
@@ -1430,7 +2504,8 @@
           <w:i w:val="0"/>
           <w:iCs w:val="0"/>
         </w:rPr>
-        <w:t>Map-mode assets</w:t>
+        <w:lastRenderedPageBreak/>
+        <w:t>Room configuration expanded</w:t>
       </w:r>
     </w:p>
     <w:p>
@@ -1445,24 +2520,7 @@
           <w:rFonts w:cs="Times New Roman"/>
           <w:color w:val="000000" w:themeColor="text1"/>
         </w:rPr>
-        <w:t>See spawn groups, trails, and boundary assets on the layered map canvas before committing changes.</w:t>
-      </w:r>
-    </w:p>
-    <w:p>
-      <w:pPr>
-        <w:pStyle w:val="Heading3"/>
-        <w:ind w:firstLine="720"/>
-        <w:rPr>
-          <w:rFonts w:ascii="Times New Roman" w:hAnsi="Times New Roman" w:cs="Times New Roman"/>
-          <w:color w:val="000000" w:themeColor="text1"/>
-        </w:rPr>
-      </w:pPr>
-      <w:r>
-        <w:rPr>
-          <w:rFonts w:ascii="Times New Roman" w:hAnsi="Times New Roman" w:cs="Times New Roman"/>
-          <w:color w:val="000000" w:themeColor="text1"/>
-        </w:rPr>
-        <w:t>Room and spawn editors</w:t>
+        <w:t>Room configuration shows spawn areas, area types, and metadata so manual edits stay in sync with the manifest.</w:t>
       </w:r>
     </w:p>
     <w:p>
@@ -1480,7 +2538,7 @@
           <w:i w:val="0"/>
           <w:iCs w:val="0"/>
         </w:rPr>
-        <w:t>Room editor collapsed</w:t>
+        <w:t>Spawn group configuration</w:t>
       </w:r>
     </w:p>
     <w:p>
@@ -1495,7 +2553,24 @@
           <w:rFonts w:cs="Times New Roman"/>
           <w:color w:val="000000" w:themeColor="text1"/>
         </w:rPr>
-        <w:t>The room editor collapses when idle to keep the play view clear, and it expands with one click.</w:t>
+        <w:t>Spawn group settings mix spawners, weights, and grid resolution so you can test map-specific rules.</w:t>
+      </w:r>
+    </w:p>
+    <w:p>
+      <w:pPr>
+        <w:pStyle w:val="Heading3"/>
+        <w:ind w:firstLine="720"/>
+        <w:rPr>
+          <w:rFonts w:ascii="Times New Roman" w:hAnsi="Times New Roman" w:cs="Times New Roman"/>
+          <w:color w:val="000000" w:themeColor="text1"/>
+        </w:rPr>
+      </w:pPr>
+      <w:r>
+        <w:rPr>
+          <w:rFonts w:ascii="Times New Roman" w:hAnsi="Times New Roman" w:cs="Times New Roman"/>
+          <w:color w:val="000000" w:themeColor="text1"/>
+        </w:rPr>
+        <w:t>Animation and frame editors</w:t>
       </w:r>
     </w:p>
     <w:p>
@@ -1513,7 +2588,7 @@
           <w:i w:val="0"/>
           <w:iCs w:val="0"/>
         </w:rPr>
-        <w:t>Room layers</w:t>
+        <w:t>Animation editor</w:t>
       </w:r>
     </w:p>
     <w:p>
@@ -1528,39 +2603,7 @@
           <w:rFonts w:cs="Times New Roman"/>
           <w:color w:val="000000" w:themeColor="text1"/>
         </w:rPr>
-        <w:t xml:space="preserve">Layer controls set how many rooms appear per level, </w:t>
-      </w:r>
-      <w:proofErr w:type="gramStart"/>
-      <w:r>
-        <w:rPr>
-          <w:rFonts w:cs="Times New Roman"/>
-          <w:color w:val="000000" w:themeColor="text1"/>
-        </w:rPr>
-        <w:t>required</w:t>
-      </w:r>
-      <w:proofErr w:type="gramEnd"/>
-      <w:r>
-        <w:rPr>
-          <w:rFonts w:cs="Times New Roman"/>
-          <w:color w:val="000000" w:themeColor="text1"/>
-        </w:rPr>
-        <w:t xml:space="preserve"> children, and </w:t>
-      </w:r>
-      <w:proofErr w:type="gramStart"/>
-      <w:r>
-        <w:rPr>
-          <w:rFonts w:cs="Times New Roman"/>
-          <w:color w:val="000000" w:themeColor="text1"/>
-        </w:rPr>
-        <w:t>guide</w:t>
-      </w:r>
-      <w:proofErr w:type="gramEnd"/>
-      <w:r>
-        <w:rPr>
-          <w:rFonts w:cs="Times New Roman"/>
-          <w:color w:val="000000" w:themeColor="text1"/>
-        </w:rPr>
-        <w:t xml:space="preserve"> shapes for procedural layouts.</w:t>
+        <w:t>The animation editor mirrors the manifest, showing timelines, playback settings, and child attachments in a dockable window.</w:t>
       </w:r>
     </w:p>
     <w:p>
@@ -1578,7 +2621,7 @@
           <w:i w:val="0"/>
           <w:iCs w:val="0"/>
         </w:rPr>
-        <w:t>Room configuration expanded</w:t>
+        <w:t>Movement panel</w:t>
       </w:r>
     </w:p>
     <w:p>
@@ -1593,7 +2636,23 @@
           <w:rFonts w:cs="Times New Roman"/>
           <w:color w:val="000000" w:themeColor="text1"/>
         </w:rPr>
-        <w:t>Room configuration shows spawn areas, area types, and metadata so manual edits stay in sync with the manifest.</w:t>
+        <w:t xml:space="preserve">Movement panels show how motion maps to grid </w:t>
+      </w:r>
+      <w:proofErr w:type="gramStart"/>
+      <w:r>
+        <w:rPr>
+          <w:rFonts w:cs="Times New Roman"/>
+          <w:color w:val="000000" w:themeColor="text1"/>
+        </w:rPr>
+        <w:t>coordinates</w:t>
+      </w:r>
+      <w:proofErr w:type="gramEnd"/>
+      <w:r>
+        <w:rPr>
+          <w:rFonts w:cs="Times New Roman"/>
+          <w:color w:val="000000" w:themeColor="text1"/>
+        </w:rPr>
+        <w:t xml:space="preserve"> so controllers stay in sync with physics.</w:t>
       </w:r>
     </w:p>
     <w:p>
@@ -1611,7 +2670,7 @@
           <w:i w:val="0"/>
           <w:iCs w:val="0"/>
         </w:rPr>
-        <w:t>Spawn group configuration</w:t>
+        <w:t>Hitbox panel</w:t>
       </w:r>
     </w:p>
     <w:p>
@@ -1626,25 +2685,7 @@
           <w:rFonts w:cs="Times New Roman"/>
           <w:color w:val="000000" w:themeColor="text1"/>
         </w:rPr>
-        <w:t>Spawn group settings mix spawners, weights, and grid resolution so you can test map-specific rules.</w:t>
-      </w:r>
-    </w:p>
-    <w:p>
-      <w:pPr>
-        <w:pStyle w:val="Heading3"/>
-        <w:ind w:firstLine="720"/>
-        <w:rPr>
-          <w:rFonts w:ascii="Times New Roman" w:hAnsi="Times New Roman" w:cs="Times New Roman"/>
-          <w:color w:val="000000" w:themeColor="text1"/>
-        </w:rPr>
-      </w:pPr>
-      <w:r>
-        <w:rPr>
-          <w:rFonts w:ascii="Times New Roman" w:hAnsi="Times New Roman" w:cs="Times New Roman"/>
-          <w:color w:val="000000" w:themeColor="text1"/>
-        </w:rPr>
-        <w:lastRenderedPageBreak/>
-        <w:t>Animation and frame editors</w:t>
+        <w:t>The hitbox panel shows collision bounds per frame to fine-tune interactions.</w:t>
       </w:r>
     </w:p>
     <w:p>
@@ -1662,7 +2703,7 @@
           <w:i w:val="0"/>
           <w:iCs w:val="0"/>
         </w:rPr>
-        <w:t>Animation editor</w:t>
+        <w:t>Attack geometry</w:t>
       </w:r>
     </w:p>
     <w:p>
@@ -1677,7 +2718,7 @@
           <w:rFonts w:cs="Times New Roman"/>
           <w:color w:val="000000" w:themeColor="text1"/>
         </w:rPr>
-        <w:t>The animation editor mirrors the manifest, showing timelines, playback settings, and child attachments in a dockable window.</w:t>
+        <w:t>Attack geometry previews reach, damage zones, and timing for combat assets.</w:t>
       </w:r>
     </w:p>
     <w:p>
@@ -1695,7 +2736,7 @@
           <w:i w:val="0"/>
           <w:iCs w:val="0"/>
         </w:rPr>
-        <w:t>Movement panel</w:t>
+        <w:t>Children panel</w:t>
       </w:r>
     </w:p>
     <w:p>
@@ -1710,41 +2751,24 @@
           <w:rFonts w:cs="Times New Roman"/>
           <w:color w:val="000000" w:themeColor="text1"/>
         </w:rPr>
-        <w:t xml:space="preserve">Movement panels show how motion maps to grid </w:t>
-      </w:r>
-      <w:proofErr w:type="gramStart"/>
-      <w:r>
-        <w:rPr>
-          <w:rFonts w:cs="Times New Roman"/>
-          <w:color w:val="000000" w:themeColor="text1"/>
-        </w:rPr>
-        <w:t>coordinates</w:t>
-      </w:r>
-      <w:proofErr w:type="gramEnd"/>
-      <w:r>
-        <w:rPr>
-          <w:rFonts w:cs="Times New Roman"/>
-          <w:color w:val="000000" w:themeColor="text1"/>
-        </w:rPr>
-        <w:t xml:space="preserve"> so controllers stay in sync with physics.</w:t>
+        <w:t>Child attachments and timelines stay readable here, along with parenting links and spawn behaviors.</w:t>
       </w:r>
     </w:p>
     <w:p>
       <w:pPr>
-        <w:pStyle w:val="Heading4"/>
+        <w:pStyle w:val="Heading1"/>
         <w:rPr>
           <w:rFonts w:ascii="Times New Roman" w:hAnsi="Times New Roman" w:cs="Times New Roman"/>
-          <w:i w:val="0"/>
-          <w:iCs w:val="0"/>
+          <w:color w:val="000000" w:themeColor="text1"/>
         </w:rPr>
       </w:pPr>
       <w:r>
         <w:rPr>
           <w:rFonts w:ascii="Times New Roman" w:hAnsi="Times New Roman" w:cs="Times New Roman"/>
-          <w:i w:val="0"/>
-          <w:iCs w:val="0"/>
-        </w:rPr>
-        <w:t>Hitbox panel</w:t>
+          <w:color w:val="000000" w:themeColor="text1"/>
+        </w:rPr>
+        <w:lastRenderedPageBreak/>
+        <w:t>Game Challenge</w:t>
       </w:r>
     </w:p>
     <w:p>
@@ -1759,25 +2783,70 @@
           <w:rFonts w:cs="Times New Roman"/>
           <w:color w:val="000000" w:themeColor="text1"/>
         </w:rPr>
-        <w:t>The hitbox panel shows collision bounds per frame to fine-tune interactions.</w:t>
+        <w:t xml:space="preserve">The main challenge we chose for our game was to create it from a custom engine. Major engines, such as Unity which we were taught for the class, are usually designed to be general purpose. We wanted to come up with an engine designed entirely for 2-dimensional games. With this, we could remove a lot of the bloat that takes up processing power within other game engines. Overall, this added a huge amount of work to the game. Not only did we have to think of designing the game, </w:t>
+      </w:r>
+      <w:proofErr w:type="gramStart"/>
+      <w:r>
+        <w:rPr>
+          <w:rFonts w:cs="Times New Roman"/>
+          <w:color w:val="000000" w:themeColor="text1"/>
+        </w:rPr>
+        <w:t>we</w:t>
+      </w:r>
+      <w:proofErr w:type="gramEnd"/>
+      <w:r>
+        <w:rPr>
+          <w:rFonts w:cs="Times New Roman"/>
+          <w:color w:val="000000" w:themeColor="text1"/>
+        </w:rPr>
+        <w:t xml:space="preserve"> also needed to design an engine from the ground up. Some of the biggest challenges when creating this were issues with: The camera and depth system including parallax and realism, keeping geometry consistent across the map grid, keeping JSON data, in-game assets, and editor state in sync during runtime, handling legacy data as features were added, as well as data and class ownership hierarchy. Throughout the course of making the engine, the overall design was changed many times to try and increase overall performance as well as simplify the original design.</w:t>
       </w:r>
     </w:p>
     <w:p>
       <w:pPr>
-        <w:pStyle w:val="Heading4"/>
-        <w:rPr>
-          <w:rFonts w:ascii="Times New Roman" w:hAnsi="Times New Roman" w:cs="Times New Roman"/>
-          <w:i w:val="0"/>
-          <w:iCs w:val="0"/>
-        </w:rPr>
-      </w:pPr>
-      <w:r>
-        <w:rPr>
-          <w:rFonts w:ascii="Times New Roman" w:hAnsi="Times New Roman" w:cs="Times New Roman"/>
-          <w:i w:val="0"/>
-          <w:iCs w:val="0"/>
-        </w:rPr>
-        <w:t>Attack geometry</w:t>
+        <w:rPr>
+          <w:rFonts w:cs="Times New Roman"/>
+          <w:color w:val="000000" w:themeColor="text1"/>
+        </w:rPr>
+      </w:pPr>
+      <w:r>
+        <w:rPr>
+          <w:rFonts w:cs="Times New Roman"/>
+          <w:color w:val="000000" w:themeColor="text1"/>
+        </w:rPr>
+        <w:t xml:space="preserve">The other challenge we wanted to try and tackle during this project was getting combat working. While we have working assets with their own animations, we didn't have a great way for players to attack enemies at the start. When working with Unity, you can easily call an object's collides function to then handle </w:t>
+      </w:r>
+      <w:proofErr w:type="gramStart"/>
+      <w:r>
+        <w:rPr>
+          <w:rFonts w:cs="Times New Roman"/>
+          <w:color w:val="000000" w:themeColor="text1"/>
+        </w:rPr>
+        <w:t>all of</w:t>
+      </w:r>
+      <w:proofErr w:type="gramEnd"/>
+      <w:r>
+        <w:rPr>
+          <w:rFonts w:cs="Times New Roman"/>
+          <w:color w:val="000000" w:themeColor="text1"/>
+        </w:rPr>
+        <w:t xml:space="preserve"> the details of attacking. For our engine, this is something we had to design from the ground up. Our way of dealing with this was to create child animations that an asset has ownership over. When an asset attacks another asset, we could then use this child to calculate if the animation overlaps with the other entity, if it </w:t>
+      </w:r>
+      <w:proofErr w:type="gramStart"/>
+      <w:r>
+        <w:rPr>
+          <w:rFonts w:cs="Times New Roman"/>
+          <w:color w:val="000000" w:themeColor="text1"/>
+        </w:rPr>
+        <w:t>does</w:t>
+      </w:r>
+      <w:proofErr w:type="gramEnd"/>
+      <w:r>
+        <w:rPr>
+          <w:rFonts w:cs="Times New Roman"/>
+          <w:color w:val="000000" w:themeColor="text1"/>
+        </w:rPr>
+        <w:t xml:space="preserve"> we could then apply the attacking logic on the asset. This gave us tons of trouble within the final few weeks of the project.</w:t>
       </w:r>
     </w:p>
     <w:p>
@@ -1792,25 +2861,40 @@
           <w:rFonts w:cs="Times New Roman"/>
           <w:color w:val="000000" w:themeColor="text1"/>
         </w:rPr>
-        <w:t>Attack geometry previews reach, damage zones, and timing for combat assets.</w:t>
+        <w:lastRenderedPageBreak/>
+        <w:t xml:space="preserve">Along with these challenges we decided to tackle, we wanted to have a few </w:t>
+      </w:r>
+      <w:proofErr w:type="gramStart"/>
+      <w:r>
+        <w:rPr>
+          <w:rFonts w:cs="Times New Roman"/>
+          <w:color w:val="000000" w:themeColor="text1"/>
+        </w:rPr>
+        <w:t>quality of life</w:t>
+      </w:r>
+      <w:proofErr w:type="gramEnd"/>
+      <w:r>
+        <w:rPr>
+          <w:rFonts w:cs="Times New Roman"/>
+          <w:color w:val="000000" w:themeColor="text1"/>
+        </w:rPr>
+        <w:t xml:space="preserve"> features to help us in our development cycle. We can call these extra challenges as well that we worked on. The first one was an integrated room editor built directly into the engine. Within this room editor, the user can select rooms, view the bounds of rooms, place and drag spawn group configurations, and lastly configure asset animations. The second feature that was added was procedurally generated rooms. This works through taking data from JSON objects to randomly configure and regenerate rooms instead of having to hand-edit data. The last feature that we added was a UI panel for adjusting camera settings. Within this UI, the user can change realism settings, zoom settings to focus on key points, and depth cue controls.</w:t>
       </w:r>
     </w:p>
     <w:p>
       <w:pPr>
-        <w:pStyle w:val="Heading4"/>
+        <w:pStyle w:val="Heading1"/>
         <w:rPr>
           <w:rFonts w:ascii="Times New Roman" w:hAnsi="Times New Roman" w:cs="Times New Roman"/>
-          <w:i w:val="0"/>
-          <w:iCs w:val="0"/>
+          <w:color w:val="000000" w:themeColor="text1"/>
         </w:rPr>
       </w:pPr>
       <w:r>
         <w:rPr>
           <w:rFonts w:ascii="Times New Roman" w:hAnsi="Times New Roman" w:cs="Times New Roman"/>
-          <w:i w:val="0"/>
-          <w:iCs w:val="0"/>
-        </w:rPr>
-        <w:t>Children panel</w:t>
+          <w:color w:val="000000" w:themeColor="text1"/>
+        </w:rPr>
+        <w:t>Gameplay / Game Information</w:t>
       </w:r>
     </w:p>
     <w:p>
@@ -1825,7 +2909,55 @@
           <w:rFonts w:cs="Times New Roman"/>
           <w:color w:val="000000" w:themeColor="text1"/>
         </w:rPr>
-        <w:t>Child attachments and timelines stay readable here, along with parenting links and spawn behaviors.</w:t>
+        <w:t xml:space="preserve">The genre of the game is roguelite. Roguelikes, the overarching genre, is a style of role-playing game where generally the main character must battle through dungeons to the end. The world is seen from a bird's eye view moving through a grid-based movement system and plays in a </w:t>
+      </w:r>
+      <w:proofErr w:type="gramStart"/>
+      <w:r>
+        <w:rPr>
+          <w:rFonts w:cs="Times New Roman"/>
+          <w:color w:val="000000" w:themeColor="text1"/>
+        </w:rPr>
+        <w:t>turn based</w:t>
+      </w:r>
+      <w:proofErr w:type="gramEnd"/>
+      <w:r>
+        <w:rPr>
+          <w:rFonts w:cs="Times New Roman"/>
+          <w:color w:val="000000" w:themeColor="text1"/>
+        </w:rPr>
+        <w:t xml:space="preserve"> style. If the player </w:t>
+      </w:r>
+      <w:proofErr w:type="gramStart"/>
+      <w:r>
+        <w:rPr>
+          <w:rFonts w:cs="Times New Roman"/>
+          <w:color w:val="000000" w:themeColor="text1"/>
+        </w:rPr>
+        <w:t>dies</w:t>
+      </w:r>
+      <w:proofErr w:type="gramEnd"/>
+      <w:r>
+        <w:rPr>
+          <w:rFonts w:cs="Times New Roman"/>
+          <w:color w:val="000000" w:themeColor="text1"/>
+        </w:rPr>
+        <w:t xml:space="preserve"> then the character is permanently dead. Roguelites are a sub-genre, characterized by having a procedurally generated world, persistent upgrades, and semi-permanent death. In some </w:t>
+      </w:r>
+      <w:proofErr w:type="gramStart"/>
+      <w:r>
+        <w:rPr>
+          <w:rFonts w:cs="Times New Roman"/>
+          <w:color w:val="000000" w:themeColor="text1"/>
+        </w:rPr>
+        <w:t>cases</w:t>
+      </w:r>
+      <w:proofErr w:type="gramEnd"/>
+      <w:r>
+        <w:rPr>
+          <w:rFonts w:cs="Times New Roman"/>
+          <w:color w:val="000000" w:themeColor="text1"/>
+        </w:rPr>
+        <w:t xml:space="preserve"> the death can restart the player's progress to zero and in other cases it only resets a player's gear and abilities. Some examples include D&amp;D, Hades and Hades 2, slay the spire, and Spelunky.</w:t>
       </w:r>
     </w:p>
     <w:p>
@@ -1841,7 +2973,8 @@
           <w:rFonts w:ascii="Times New Roman" w:hAnsi="Times New Roman" w:cs="Times New Roman"/>
           <w:color w:val="000000" w:themeColor="text1"/>
         </w:rPr>
-        <w:t>Game Challenge</w:t>
+        <w:lastRenderedPageBreak/>
+        <w:t>Evaluation</w:t>
       </w:r>
     </w:p>
     <w:p>
@@ -1856,7 +2989,7 @@
           <w:rFonts w:cs="Times New Roman"/>
           <w:color w:val="000000" w:themeColor="text1"/>
         </w:rPr>
-        <w:t xml:space="preserve">The main challenge we chose for our game was to create it from a custom engine. Major engines, such as Unity which we were taught for the class, are usually designed to be general purpose. We wanted to come up with an engine designed entirely for 2-dimensional games. With this, we could remove a lot of the bloat that takes up processing power within other game engines. Overall, this added a huge amount of work to the game. Not only did we have to think of designing the game, </w:t>
+        <w:t xml:space="preserve">Evaluation focuses on how well the custom </w:t>
       </w:r>
       <w:proofErr w:type="gramStart"/>
       <w:r>
@@ -1864,7 +2997,7 @@
           <w:rFonts w:cs="Times New Roman"/>
           <w:color w:val="000000" w:themeColor="text1"/>
         </w:rPr>
-        <w:t>we</w:t>
+        <w:t>engine</w:t>
       </w:r>
       <w:proofErr w:type="gramEnd"/>
       <w:r>
@@ -1872,62 +3005,23 @@
           <w:rFonts w:cs="Times New Roman"/>
           <w:color w:val="000000" w:themeColor="text1"/>
         </w:rPr>
-        <w:t xml:space="preserve"> also needed to design an </w:t>
-      </w:r>
-      <w:r>
-        <w:rPr>
-          <w:rFonts w:cs="Times New Roman"/>
-          <w:color w:val="000000" w:themeColor="text1"/>
-        </w:rPr>
-        <w:lastRenderedPageBreak/>
-        <w:t>engine from the ground up. Some of the biggest challenges when creating this were issues with: The camera and depth system including parallax and realism, keeping geometry consistent across the map grid, keeping JSON data, in-game assets, and editor state in sync during runtime, handling legacy data as features were added, as well as data and class ownership hierarchy. Throughout the course of making the engine, the overall design was changed many times to try and increase overall performance as well as simplify the original design.</w:t>
+        <w:t xml:space="preserve"> and its runtime pipelines support the roguelite experience outlined above. We keep an eye on manifest-driven loading, procedural room construction, combat child animations, and render/camera stability so each subsystem can be stress-tested before it reaches players.</w:t>
       </w:r>
     </w:p>
     <w:p>
       <w:pPr>
-        <w:rPr>
-          <w:rFonts w:cs="Times New Roman"/>
-          <w:color w:val="000000" w:themeColor="text1"/>
-        </w:rPr>
-      </w:pPr>
-      <w:r>
-        <w:rPr>
-          <w:rFonts w:cs="Times New Roman"/>
-          <w:color w:val="000000" w:themeColor="text1"/>
-        </w:rPr>
-        <w:t xml:space="preserve">The other challenge we wanted to try and tackle during this project was getting combat working. While we have working assets with their own animations, we didn't have a great way for players to attack enemies at the start. When working with Unity, you can easily call an object's collides function to then handle </w:t>
-      </w:r>
-      <w:proofErr w:type="gramStart"/>
-      <w:r>
-        <w:rPr>
-          <w:rFonts w:cs="Times New Roman"/>
-          <w:color w:val="000000" w:themeColor="text1"/>
-        </w:rPr>
-        <w:t>all of</w:t>
-      </w:r>
-      <w:proofErr w:type="gramEnd"/>
-      <w:r>
-        <w:rPr>
-          <w:rFonts w:cs="Times New Roman"/>
-          <w:color w:val="000000" w:themeColor="text1"/>
-        </w:rPr>
-        <w:t xml:space="preserve"> the details of attacking. For our engine, this is something we had to design from the ground up. Our way of dealing with this was to create child animations that an asset has ownership over. When an asset attacks another asset, we could then use this child to calculate if the animation overlaps with the other entity, if it </w:t>
-      </w:r>
-      <w:proofErr w:type="gramStart"/>
-      <w:r>
-        <w:rPr>
-          <w:rFonts w:cs="Times New Roman"/>
-          <w:color w:val="000000" w:themeColor="text1"/>
-        </w:rPr>
-        <w:t>does</w:t>
-      </w:r>
-      <w:proofErr w:type="gramEnd"/>
-      <w:r>
-        <w:rPr>
-          <w:rFonts w:cs="Times New Roman"/>
-          <w:color w:val="000000" w:themeColor="text1"/>
-        </w:rPr>
-        <w:t xml:space="preserve"> we could then apply the attacking logic on the asset. This gave us tons of trouble within the final few weeks of the project.</w:t>
+        <w:pStyle w:val="Heading1"/>
+        <w:rPr>
+          <w:rFonts w:ascii="Times New Roman" w:hAnsi="Times New Roman" w:cs="Times New Roman"/>
+          <w:color w:val="000000" w:themeColor="text1"/>
+        </w:rPr>
+      </w:pPr>
+      <w:r>
+        <w:rPr>
+          <w:rFonts w:ascii="Times New Roman" w:hAnsi="Times New Roman" w:cs="Times New Roman"/>
+          <w:color w:val="000000" w:themeColor="text1"/>
+        </w:rPr>
+        <w:t>Member Responsibilities</w:t>
       </w:r>
     </w:p>
     <w:p>
@@ -1942,196 +3036,7 @@
           <w:rFonts w:cs="Times New Roman"/>
           <w:color w:val="000000" w:themeColor="text1"/>
         </w:rPr>
-        <w:t xml:space="preserve">Along with these challenges we decided to tackle, we wanted to have a few </w:t>
-      </w:r>
-      <w:proofErr w:type="gramStart"/>
-      <w:r>
-        <w:rPr>
-          <w:rFonts w:cs="Times New Roman"/>
-          <w:color w:val="000000" w:themeColor="text1"/>
-        </w:rPr>
-        <w:t>quality of life</w:t>
-      </w:r>
-      <w:proofErr w:type="gramEnd"/>
-      <w:r>
-        <w:rPr>
-          <w:rFonts w:cs="Times New Roman"/>
-          <w:color w:val="000000" w:themeColor="text1"/>
-        </w:rPr>
-        <w:t xml:space="preserve"> features to help us in our development cycle. We can call these extra challenges as well that we worked on. The first one was an integrated room editor built directly into the engine. Within this room editor, the user can select rooms, view the bounds of rooms, place and drag spawn group configurations, and lastly configure asset animations. The second feature that was added was procedurally generated rooms. This works through taking data from JSON objects to randomly configure and regenerate rooms instead of </w:t>
-      </w:r>
-      <w:r>
-        <w:rPr>
-          <w:rFonts w:cs="Times New Roman"/>
-          <w:color w:val="000000" w:themeColor="text1"/>
-        </w:rPr>
-        <w:lastRenderedPageBreak/>
-        <w:t>having to hand-edit data. The last feature that we added was a UI panel for adjusting camera settings. Within this UI, the user can change realism settings, zoom settings to focus on key points, and depth cue controls.</w:t>
-      </w:r>
-    </w:p>
-    <w:p>
-      <w:pPr>
-        <w:pStyle w:val="Heading1"/>
-        <w:rPr>
-          <w:rFonts w:ascii="Times New Roman" w:hAnsi="Times New Roman" w:cs="Times New Roman"/>
-          <w:color w:val="000000" w:themeColor="text1"/>
-        </w:rPr>
-      </w:pPr>
-      <w:r>
-        <w:rPr>
-          <w:rFonts w:ascii="Times New Roman" w:hAnsi="Times New Roman" w:cs="Times New Roman"/>
-          <w:color w:val="000000" w:themeColor="text1"/>
-        </w:rPr>
-        <w:t>Gameplay / Game Information</w:t>
-      </w:r>
-    </w:p>
-    <w:p>
-      <w:pPr>
-        <w:rPr>
-          <w:rFonts w:cs="Times New Roman"/>
-          <w:color w:val="000000" w:themeColor="text1"/>
-        </w:rPr>
-      </w:pPr>
-      <w:r>
-        <w:rPr>
-          <w:rFonts w:cs="Times New Roman"/>
-          <w:color w:val="000000" w:themeColor="text1"/>
-        </w:rPr>
-        <w:t xml:space="preserve">The genre of the game is roguelite. Roguelikes, the overarching genre, is a style of role-playing game where generally the main character must battle through dungeons to the end. The world is seen from a bird's eye view moving through a grid-based movement system and plays in a </w:t>
-      </w:r>
-      <w:proofErr w:type="gramStart"/>
-      <w:r>
-        <w:rPr>
-          <w:rFonts w:cs="Times New Roman"/>
-          <w:color w:val="000000" w:themeColor="text1"/>
-        </w:rPr>
-        <w:t>turn based</w:t>
-      </w:r>
-      <w:proofErr w:type="gramEnd"/>
-      <w:r>
-        <w:rPr>
-          <w:rFonts w:cs="Times New Roman"/>
-          <w:color w:val="000000" w:themeColor="text1"/>
-        </w:rPr>
-        <w:t xml:space="preserve"> style. If the player </w:t>
-      </w:r>
-      <w:proofErr w:type="gramStart"/>
-      <w:r>
-        <w:rPr>
-          <w:rFonts w:cs="Times New Roman"/>
-          <w:color w:val="000000" w:themeColor="text1"/>
-        </w:rPr>
-        <w:t>dies</w:t>
-      </w:r>
-      <w:proofErr w:type="gramEnd"/>
-      <w:r>
-        <w:rPr>
-          <w:rFonts w:cs="Times New Roman"/>
-          <w:color w:val="000000" w:themeColor="text1"/>
-        </w:rPr>
-        <w:t xml:space="preserve"> then the character is permanently dead. Roguelites are a sub-genre, characterized by having a procedurally generated world, persistent upgrades, and semi-permanent death. In some </w:t>
-      </w:r>
-      <w:proofErr w:type="gramStart"/>
-      <w:r>
-        <w:rPr>
-          <w:rFonts w:cs="Times New Roman"/>
-          <w:color w:val="000000" w:themeColor="text1"/>
-        </w:rPr>
-        <w:t>cases</w:t>
-      </w:r>
-      <w:proofErr w:type="gramEnd"/>
-      <w:r>
-        <w:rPr>
-          <w:rFonts w:cs="Times New Roman"/>
-          <w:color w:val="000000" w:themeColor="text1"/>
-        </w:rPr>
-        <w:t xml:space="preserve"> the death can restart the player's progress to zero and in other cases it only resets a player's gear and abilities. Some examples include D&amp;D, Hades and Hades 2, slay the spire, and Spelunky.</w:t>
-      </w:r>
-    </w:p>
-    <w:p>
-      <w:pPr>
-        <w:pStyle w:val="Heading1"/>
-        <w:rPr>
-          <w:rFonts w:ascii="Times New Roman" w:hAnsi="Times New Roman" w:cs="Times New Roman"/>
-          <w:color w:val="000000" w:themeColor="text1"/>
-        </w:rPr>
-      </w:pPr>
-      <w:r>
-        <w:rPr>
-          <w:rFonts w:ascii="Times New Roman" w:hAnsi="Times New Roman" w:cs="Times New Roman"/>
-          <w:color w:val="000000" w:themeColor="text1"/>
-        </w:rPr>
-        <w:t>Evaluation</w:t>
-      </w:r>
-    </w:p>
-    <w:p>
-      <w:pPr>
-        <w:rPr>
-          <w:rFonts w:cs="Times New Roman"/>
-          <w:color w:val="000000" w:themeColor="text1"/>
-        </w:rPr>
-      </w:pPr>
-      <w:r>
-        <w:rPr>
-          <w:rFonts w:cs="Times New Roman"/>
-          <w:color w:val="000000" w:themeColor="text1"/>
-        </w:rPr>
-        <w:t xml:space="preserve">Evaluation focuses on how well the custom </w:t>
-      </w:r>
-      <w:proofErr w:type="gramStart"/>
-      <w:r>
-        <w:rPr>
-          <w:rFonts w:cs="Times New Roman"/>
-          <w:color w:val="000000" w:themeColor="text1"/>
-        </w:rPr>
-        <w:t>engine</w:t>
-      </w:r>
-      <w:proofErr w:type="gramEnd"/>
-      <w:r>
-        <w:rPr>
-          <w:rFonts w:cs="Times New Roman"/>
-          <w:color w:val="000000" w:themeColor="text1"/>
-        </w:rPr>
-        <w:t xml:space="preserve"> and its runtime pipelines support the roguelite experience outlined above. We keep an eye on manifest-driven loading, procedural room construction, combat child animations, and render/camera stability so each subsystem can be stress-tested before it reaches players.</w:t>
-      </w:r>
-    </w:p>
-    <w:p>
-      <w:pPr>
-        <w:pStyle w:val="Heading1"/>
-        <w:rPr>
-          <w:rFonts w:ascii="Times New Roman" w:hAnsi="Times New Roman" w:cs="Times New Roman"/>
-          <w:color w:val="000000" w:themeColor="text1"/>
-        </w:rPr>
-      </w:pPr>
-      <w:r>
-        <w:rPr>
-          <w:rFonts w:ascii="Times New Roman" w:hAnsi="Times New Roman" w:cs="Times New Roman"/>
-          <w:color w:val="000000" w:themeColor="text1"/>
-        </w:rPr>
-        <w:t>Member Responsibilities</w:t>
-      </w:r>
-    </w:p>
-    <w:p>
-      <w:pPr>
-        <w:rPr>
-          <w:rFonts w:cs="Times New Roman"/>
-          <w:color w:val="000000" w:themeColor="text1"/>
-        </w:rPr>
-      </w:pPr>
-      <w:r>
-        <w:rPr>
-          <w:rFonts w:cs="Times New Roman"/>
-          <w:color w:val="000000" w:themeColor="text1"/>
-        </w:rPr>
-        <w:t xml:space="preserve">Team members align around manifest maintenance, asset tooling, runtime flow, and the Dev Mode editors. Some engineers keep the manifest/SRC assets in sync, others tune the </w:t>
-      </w:r>
-      <w:r>
-        <w:rPr>
-          <w:rFonts w:cs="Times New Roman"/>
-          <w:color w:val="000000" w:themeColor="text1"/>
-        </w:rPr>
-        <w:lastRenderedPageBreak/>
-        <w:t>asset cache, light tool, and texture pipelines, while the rest focus on the grid, camera, and controller logic that powers gameplay and the editor panels that expose spawn, room, and animation data.</w:t>
+        <w:t>Team members align around manifest maintenance, asset tooling, runtime flow, and the Dev Mode editors. Some engineers keep the manifest/SRC assets in sync, others tune the asset cache, light tool, and texture pipelines, while the rest focus on the grid, camera, and controller logic that powers gameplay and the editor panels that expose spawn, room, and animation data.</w:t>
       </w:r>
     </w:p>
     <w:p>
@@ -13760,6 +14665,41 @@
       </w:tcPr>
     </w:tblStylePr>
   </w:style>
+  <w:style w:type="character" w:styleId="Hyperlink">
+    <w:name w:val="Hyperlink"/>
+    <w:basedOn w:val="DefaultParagraphFont"/>
+    <w:uiPriority w:val="99"/>
+    <w:unhideWhenUsed/>
+    <w:rsid w:val="00715230"/>
+    <w:rPr>
+      <w:color w:val="0000FF" w:themeColor="hyperlink"/>
+      <w:u w:val="single"/>
+    </w:rPr>
+  </w:style>
+  <w:style w:type="character" w:styleId="UnresolvedMention">
+    <w:name w:val="Unresolved Mention"/>
+    <w:basedOn w:val="DefaultParagraphFont"/>
+    <w:uiPriority w:val="99"/>
+    <w:semiHidden/>
+    <w:unhideWhenUsed/>
+    <w:rsid w:val="00715230"/>
+    <w:rPr>
+      <w:color w:val="605E5C"/>
+      <w:shd w:val="clear" w:color="auto" w:fill="E1DFDD"/>
+    </w:rPr>
+  </w:style>
+  <w:style w:type="character" w:styleId="FollowedHyperlink">
+    <w:name w:val="FollowedHyperlink"/>
+    <w:basedOn w:val="DefaultParagraphFont"/>
+    <w:uiPriority w:val="99"/>
+    <w:semiHidden/>
+    <w:unhideWhenUsed/>
+    <w:rsid w:val="00715230"/>
+    <w:rPr>
+      <w:color w:val="800080" w:themeColor="followedHyperlink"/>
+      <w:u w:val="single"/>
+    </w:rPr>
+  </w:style>
 </w:styles>
 </file>
 

--- a/CS462 Final Submission.docx
+++ b/CS462 Final Submission.docx
@@ -5,30 +5,58 @@
     <w:p>
       <w:pPr>
         <w:pStyle w:val="Title"/>
+        <w:jc w:val="center"/>
         <w:rPr>
           <w:rFonts w:ascii="Times New Roman" w:hAnsi="Times New Roman" w:cs="Times New Roman"/>
           <w:color w:val="000000" w:themeColor="text1"/>
+          <w:sz w:val="36"/>
+          <w:szCs w:val="36"/>
         </w:rPr>
       </w:pPr>
       <w:r>
         <w:rPr>
           <w:rFonts w:ascii="Times New Roman" w:hAnsi="Times New Roman" w:cs="Times New Roman"/>
           <w:color w:val="000000" w:themeColor="text1"/>
+          <w:sz w:val="36"/>
+          <w:szCs w:val="36"/>
         </w:rPr>
         <w:t>CS462 Final Submission</w:t>
       </w:r>
     </w:p>
     <w:p>
       <w:pPr>
-        <w:rPr>
-          <w:rFonts w:cs="Times New Roman"/>
-          <w:color w:val="000000" w:themeColor="text1"/>
-        </w:rPr>
-      </w:pPr>
+        <w:spacing w:line="240" w:lineRule="auto"/>
+        <w:jc w:val="center"/>
+        <w:rPr>
+          <w:b/>
+          <w:bCs/>
+          <w:sz w:val="44"/>
+          <w:szCs w:val="40"/>
+        </w:rPr>
+      </w:pPr>
+      <w:r>
+        <w:rPr>
+          <w:b/>
+          <w:bCs/>
+          <w:sz w:val="44"/>
+          <w:szCs w:val="40"/>
+        </w:rPr>
+        <w:t>Departed Affairs and Co.</w:t>
+      </w:r>
     </w:p>
     <w:p>
       <w:pPr>
+        <w:spacing w:line="240" w:lineRule="auto"/>
+        <w:jc w:val="center"/>
+      </w:pPr>
+      <w:r>
+        <w:t>By Calvin Mickelson &amp; Hayden Decker</w:t>
+      </w:r>
+    </w:p>
+    <w:p>
+      <w:pPr>
         <w:pStyle w:val="Heading1"/>
+        <w:spacing w:line="240" w:lineRule="auto"/>
         <w:rPr>
           <w:rFonts w:ascii="Times New Roman" w:hAnsi="Times New Roman" w:cs="Times New Roman"/>
           <w:color w:val="000000" w:themeColor="text1"/>
@@ -44,181 +72,56 @@
     </w:p>
     <w:p>
       <w:pPr>
-        <w:rPr>
-          <w:rFonts w:cs="Times New Roman"/>
-          <w:color w:val="000000" w:themeColor="text1"/>
-        </w:rPr>
+        <w:spacing w:line="240" w:lineRule="auto"/>
       </w:pPr>
       <w:r>
-        <w:rPr>
-          <w:rFonts w:cs="Times New Roman"/>
-          <w:color w:val="000000" w:themeColor="text1"/>
-        </w:rPr>
-        <w:t xml:space="preserve">Departed Affairs &amp; Co is meant to be a roguelite action game set in the early 1900's. The main character the player controls is Dr. Vibble, a traveling spiritualist who gets paid from </w:t>
+        <w:t xml:space="preserve">Our ideal game we wanted to make is a </w:t>
+      </w:r>
+      <w:proofErr w:type="spellStart"/>
+      <w:r>
+        <w:t>roguelite</w:t>
+      </w:r>
+      <w:proofErr w:type="spellEnd"/>
+      <w:r>
+        <w:t xml:space="preserve"> action adventure set in the early 1900s. The player controls Dr. </w:t>
+      </w:r>
+      <w:proofErr w:type="spellStart"/>
+      <w:r>
+        <w:t>Vibble</w:t>
+      </w:r>
+      <w:proofErr w:type="spellEnd"/>
+      <w:r>
+        <w:t xml:space="preserve">, a traveling spiritualist hired by the living to cross into the spirit world and resolve unfinished business for the dead. Each mission takes place on a procedurally generated map filled with enemies, hazards, story events, and upgrades, with the </w:t>
       </w:r>
       <w:proofErr w:type="gramStart"/>
       <w:r>
-        <w:rPr>
-          <w:rFonts w:cs="Times New Roman"/>
-          <w:color w:val="000000" w:themeColor="text1"/>
-        </w:rPr>
-        <w:t>the living</w:t>
+        <w:t>long term</w:t>
       </w:r>
       <w:proofErr w:type="gramEnd"/>
       <w:r>
-        <w:rPr>
-          <w:rFonts w:cs="Times New Roman"/>
-          <w:color w:val="000000" w:themeColor="text1"/>
-        </w:rPr>
-        <w:t xml:space="preserve"> to travel to the spirit world and deal with the dead. Each job entails a unique procedurally generated map filled with multiple enemies, hazards, story encounters, as well as upgrades. Overall, the goal of the game is to explore the map, fight </w:t>
-      </w:r>
-      <w:proofErr w:type="gramStart"/>
-      <w:r>
-        <w:rPr>
-          <w:rFonts w:cs="Times New Roman"/>
-          <w:color w:val="000000" w:themeColor="text1"/>
-        </w:rPr>
-        <w:t>harder and harder</w:t>
-      </w:r>
-      <w:proofErr w:type="gramEnd"/>
-      <w:r>
-        <w:rPr>
-          <w:rFonts w:cs="Times New Roman"/>
-          <w:color w:val="000000" w:themeColor="text1"/>
-        </w:rPr>
-        <w:t xml:space="preserve"> </w:t>
-      </w:r>
-      <w:proofErr w:type="gramStart"/>
-      <w:r>
-        <w:rPr>
-          <w:rFonts w:cs="Times New Roman"/>
-          <w:color w:val="000000" w:themeColor="text1"/>
-        </w:rPr>
-        <w:t>enemies</w:t>
-      </w:r>
-      <w:proofErr w:type="gramEnd"/>
-      <w:r>
-        <w:rPr>
-          <w:rFonts w:cs="Times New Roman"/>
-          <w:color w:val="000000" w:themeColor="text1"/>
-        </w:rPr>
-        <w:t xml:space="preserve"> including bosses, to eventually get enough upgrades to beat the final boss.</w:t>
+        <w:t xml:space="preserve"> goal of growing strong enough to defeat powerful boss spirits.</w:t>
       </w:r>
     </w:p>
     <w:p>
       <w:pPr>
-        <w:rPr>
-          <w:rFonts w:cs="Times New Roman"/>
-          <w:color w:val="000000" w:themeColor="text1"/>
-        </w:rPr>
+        <w:spacing w:line="240" w:lineRule="auto"/>
       </w:pPr>
       <w:r>
-        <w:rPr>
-          <w:rFonts w:cs="Times New Roman"/>
-          <w:color w:val="000000" w:themeColor="text1"/>
-        </w:rPr>
-        <w:t xml:space="preserve">Our game is made of two parts, the overworld, as well as the underworld. The overworld, representing the living world, is the player's main hub. Here the player can visit shops, get supplies, obtain upgrades, and relax in between play throughs. Along with this, the player can manage their progress, equipment, and reputation before they head into new battles. From </w:t>
-      </w:r>
-      <w:proofErr w:type="gramStart"/>
-      <w:r>
-        <w:rPr>
-          <w:rFonts w:cs="Times New Roman"/>
-          <w:color w:val="000000" w:themeColor="text1"/>
-        </w:rPr>
-        <w:t>here</w:t>
-      </w:r>
-      <w:proofErr w:type="gramEnd"/>
-      <w:r>
-        <w:rPr>
-          <w:rFonts w:cs="Times New Roman"/>
-          <w:color w:val="000000" w:themeColor="text1"/>
-        </w:rPr>
-        <w:t xml:space="preserve"> the player can then go to the cemetery. The Cemetery acts as the level </w:t>
-      </w:r>
-      <w:proofErr w:type="gramStart"/>
-      <w:r>
-        <w:rPr>
-          <w:rFonts w:cs="Times New Roman"/>
-          <w:color w:val="000000" w:themeColor="text1"/>
-        </w:rPr>
-        <w:t>selector,</w:t>
-      </w:r>
-      <w:proofErr w:type="gramEnd"/>
-      <w:r>
-        <w:rPr>
-          <w:rFonts w:cs="Times New Roman"/>
-          <w:color w:val="000000" w:themeColor="text1"/>
-        </w:rPr>
-        <w:t xml:space="preserve"> once the player obtains an assignment, they can go to the graveyard to see their active jobs. To choose a job, the player can visit different </w:t>
-      </w:r>
-      <w:proofErr w:type="gramStart"/>
-      <w:r>
-        <w:rPr>
-          <w:rFonts w:cs="Times New Roman"/>
-          <w:color w:val="000000" w:themeColor="text1"/>
-        </w:rPr>
-        <w:t>grave stones</w:t>
-      </w:r>
-      <w:proofErr w:type="gramEnd"/>
-      <w:r>
-        <w:rPr>
-          <w:rFonts w:cs="Times New Roman"/>
-          <w:color w:val="000000" w:themeColor="text1"/>
-        </w:rPr>
-        <w:t>, marked with candles and offerings, which represent active jobs. Once you choose a grave the mission starts. From here on out the player is transported to the underworld to try and contact the spirit tied to that grave site.</w:t>
+        <w:t>The game is split into two parts: the overworld and the underworld. The overworld is the player’s hub where they rest between runs, visit shops, manage equipment, and pick new assignments. Jobs are chosen in the cemetery by interacting with marked gravestones, each tied to a specific spirit.</w:t>
       </w:r>
     </w:p>
     <w:p>
       <w:pPr>
-        <w:rPr>
-          <w:rFonts w:cs="Times New Roman"/>
-          <w:color w:val="000000" w:themeColor="text1"/>
-        </w:rPr>
+        <w:spacing w:line="240" w:lineRule="auto"/>
       </w:pPr>
       <w:r>
-        <w:rPr>
-          <w:rFonts w:cs="Times New Roman"/>
-          <w:color w:val="000000" w:themeColor="text1"/>
-        </w:rPr>
-        <w:lastRenderedPageBreak/>
-        <w:t xml:space="preserve">The Underworld is where the game mainly takes place. Here the player's goal, as stated, is to fight through enemies to try and contact the spirit tied to the assignment. In each level there are 9 to 12 rooms connected by shifting paths. Each of these rooms are procedurally generated with randomly spawning enemies. The enemies in this case are hostile spirits born from trauma and unrest. Along with this, friendly spirits can be found throughout the rooms that can offer rewards to the player for saving them as well as side quests that can be completed for a better reward. Occasionally, the player can also find boss encounters. Bosses, unlike the enemies, are corrupted forms of the target spirit. Thus, these bosses are much more powerful and have </w:t>
-      </w:r>
-      <w:proofErr w:type="gramStart"/>
-      <w:r>
-        <w:rPr>
-          <w:rFonts w:cs="Times New Roman"/>
-          <w:color w:val="000000" w:themeColor="text1"/>
-        </w:rPr>
-        <w:t>custom</w:t>
-      </w:r>
-      <w:proofErr w:type="gramEnd"/>
-      <w:r>
-        <w:rPr>
-          <w:rFonts w:cs="Times New Roman"/>
-          <w:color w:val="000000" w:themeColor="text1"/>
-        </w:rPr>
-        <w:t xml:space="preserve"> </w:t>
-      </w:r>
-      <w:proofErr w:type="gramStart"/>
-      <w:r>
-        <w:rPr>
-          <w:rFonts w:cs="Times New Roman"/>
-          <w:color w:val="000000" w:themeColor="text1"/>
-        </w:rPr>
-        <w:t>moves</w:t>
-      </w:r>
-      <w:proofErr w:type="gramEnd"/>
-      <w:r>
-        <w:rPr>
-          <w:rFonts w:cs="Times New Roman"/>
-          <w:color w:val="000000" w:themeColor="text1"/>
-        </w:rPr>
-        <w:t xml:space="preserve"> compared to the other normal enemies. Once a player completes an assignment, they can go back to the overworld to collect their reward.</w:t>
+        <w:t>The underworld is where the main gameplay happens. Levels contain a set of procedurally generated rooms connected by shifting paths, populated with hostile spirits, helpful NPC spirits, side quests, and occasional boss encounters. Bosses are corrupted versions of the target spirit, far stronger and equipped with unique attacks. After completing an assignment, the player returns to the overworld to collect their reward and prepare for the next mission.</w:t>
       </w:r>
     </w:p>
     <w:p>
       <w:pPr>
         <w:pStyle w:val="Heading1"/>
+        <w:spacing w:line="240" w:lineRule="auto"/>
         <w:rPr>
           <w:rFonts w:ascii="Times New Roman" w:hAnsi="Times New Roman" w:cs="Times New Roman"/>
           <w:color w:val="000000" w:themeColor="text1"/>
@@ -235,6 +138,7 @@
     <w:p>
       <w:pPr>
         <w:pStyle w:val="Heading2"/>
+        <w:spacing w:line="240" w:lineRule="auto"/>
         <w:rPr>
           <w:rFonts w:ascii="Times New Roman" w:eastAsiaTheme="minorEastAsia" w:hAnsi="Times New Roman" w:cstheme="minorBidi"/>
           <w:b w:val="0"/>
@@ -252,6 +156,7 @@
           <w:color w:val="auto"/>
           <w:sz w:val="24"/>
           <w:szCs w:val="22"/>
+          <w:highlight w:val="green"/>
         </w:rPr>
         <w:t xml:space="preserve">For a full visual overview of the engine and its processes, see the flow chart at </w:t>
       </w:r>
@@ -264,6 +169,7 @@
             <w:bCs w:val="0"/>
             <w:sz w:val="24"/>
             <w:szCs w:val="22"/>
+            <w:highlight w:val="green"/>
           </w:rPr>
           <w:t xml:space="preserve">this </w:t>
         </w:r>
@@ -275,6 +181,7 @@
             <w:bCs w:val="0"/>
             <w:sz w:val="24"/>
             <w:szCs w:val="22"/>
+            <w:highlight w:val="green"/>
           </w:rPr>
           <w:t>l</w:t>
         </w:r>
@@ -286,6 +193,7 @@
             <w:bCs w:val="0"/>
             <w:sz w:val="24"/>
             <w:szCs w:val="22"/>
+            <w:highlight w:val="green"/>
           </w:rPr>
           <w:t>ink</w:t>
         </w:r>
@@ -298,6 +206,7 @@
           <w:color w:val="auto"/>
           <w:sz w:val="24"/>
           <w:szCs w:val="22"/>
+          <w:highlight w:val="green"/>
         </w:rPr>
         <w:t>.</w:t>
       </w:r>
@@ -305,6 +214,7 @@
     <w:p>
       <w:pPr>
         <w:pStyle w:val="Heading2"/>
+        <w:spacing w:line="240" w:lineRule="auto"/>
         <w:rPr>
           <w:rFonts w:ascii="Times New Roman" w:hAnsi="Times New Roman" w:cs="Times New Roman"/>
           <w:color w:val="000000" w:themeColor="text1"/>
@@ -321,6 +231,7 @@
     <w:p>
       <w:pPr>
         <w:pStyle w:val="Heading3"/>
+        <w:spacing w:line="240" w:lineRule="auto"/>
         <w:ind w:firstLine="720"/>
         <w:rPr>
           <w:rFonts w:ascii="Times New Roman" w:hAnsi="Times New Roman" w:cs="Times New Roman"/>
@@ -338,6 +249,7 @@
     <w:p>
       <w:pPr>
         <w:pStyle w:val="Heading4"/>
+        <w:spacing w:line="240" w:lineRule="auto"/>
         <w:rPr>
           <w:rFonts w:ascii="Times New Roman" w:hAnsi="Times New Roman" w:cs="Times New Roman"/>
           <w:i w:val="0"/>
@@ -355,6 +267,7 @@
     </w:p>
     <w:p>
       <w:pPr>
+        <w:spacing w:line="240" w:lineRule="auto"/>
         <w:rPr>
           <w:rFonts w:cs="Times New Roman"/>
           <w:color w:val="000000" w:themeColor="text1"/>
@@ -365,7 +278,39 @@
           <w:rFonts w:cs="Times New Roman"/>
           <w:color w:val="000000" w:themeColor="text1"/>
         </w:rPr>
-        <w:t xml:space="preserve">We keep a single </w:t>
+        <w:t xml:space="preserve">We </w:t>
+      </w:r>
+      <w:r>
+        <w:rPr>
+          <w:rFonts w:cs="Times New Roman"/>
+          <w:color w:val="000000" w:themeColor="text1"/>
+        </w:rPr>
+        <w:t xml:space="preserve">have </w:t>
+      </w:r>
+      <w:r>
+        <w:rPr>
+          <w:rFonts w:cs="Times New Roman"/>
+          <w:color w:val="000000" w:themeColor="text1"/>
+        </w:rPr>
+        <w:t xml:space="preserve">a single </w:t>
+      </w:r>
+      <w:proofErr w:type="spellStart"/>
+      <w:proofErr w:type="gramStart"/>
+      <w:r>
+        <w:rPr>
+          <w:rFonts w:cs="Times New Roman"/>
+          <w:color w:val="000000" w:themeColor="text1"/>
+        </w:rPr>
+        <w:t>manifest.json</w:t>
+      </w:r>
+      <w:proofErr w:type="spellEnd"/>
+      <w:proofErr w:type="gramEnd"/>
+      <w:r>
+        <w:rPr>
+          <w:rFonts w:cs="Times New Roman"/>
+          <w:color w:val="000000" w:themeColor="text1"/>
+        </w:rPr>
+        <w:t xml:space="preserve"> instead of baking content into the </w:t>
       </w:r>
       <w:proofErr w:type="gramStart"/>
       <w:r>
@@ -373,7 +318,7 @@
           <w:rFonts w:cs="Times New Roman"/>
           <w:color w:val="000000" w:themeColor="text1"/>
         </w:rPr>
-        <w:t>manifest.json</w:t>
+        <w:t>build</w:t>
       </w:r>
       <w:proofErr w:type="gramEnd"/>
       <w:r>
@@ -381,12 +326,13 @@
           <w:rFonts w:cs="Times New Roman"/>
           <w:color w:val="000000" w:themeColor="text1"/>
         </w:rPr>
-        <w:t xml:space="preserve"> instead of baking content into the build. When the engine starts, it checks that the folders under project/SRC exist so assets, loading screens, and shared content load without extra setup.</w:t>
+        <w:t>. When the engine starts, it checks that the folders under project/SRC exist so assets, loading screens, and shared content load without extra setup.</w:t>
       </w:r>
     </w:p>
     <w:p>
       <w:pPr>
         <w:pStyle w:val="Heading4"/>
+        <w:spacing w:line="240" w:lineRule="auto"/>
         <w:rPr>
           <w:rFonts w:ascii="Times New Roman" w:hAnsi="Times New Roman" w:cs="Times New Roman"/>
           <w:i w:val="0"/>
@@ -399,7 +345,6 @@
           <w:i w:val="0"/>
           <w:iCs w:val="0"/>
         </w:rPr>
-        <w:lastRenderedPageBreak/>
         <w:t xml:space="preserve">Storage and </w:t>
       </w:r>
       <w:proofErr w:type="gramStart"/>
@@ -415,6 +360,7 @@
     </w:p>
     <w:p>
       <w:pPr>
+        <w:spacing w:line="240" w:lineRule="auto"/>
         <w:rPr>
           <w:rFonts w:cs="Times New Roman"/>
           <w:color w:val="000000" w:themeColor="text1"/>
@@ -447,6 +393,7 @@
     <w:p>
       <w:pPr>
         <w:pStyle w:val="Heading3"/>
+        <w:spacing w:line="240" w:lineRule="auto"/>
         <w:rPr>
           <w:rFonts w:ascii="Times New Roman" w:hAnsi="Times New Roman" w:cs="Times New Roman"/>
           <w:color w:val="000000" w:themeColor="text1"/>
@@ -457,12 +404,14 @@
           <w:rFonts w:ascii="Times New Roman" w:hAnsi="Times New Roman" w:cs="Times New Roman"/>
           <w:color w:val="000000" w:themeColor="text1"/>
         </w:rPr>
+        <w:lastRenderedPageBreak/>
         <w:t>Asset Library and Texture Pooling</w:t>
       </w:r>
     </w:p>
     <w:p>
       <w:pPr>
         <w:pStyle w:val="Heading4"/>
+        <w:spacing w:line="240" w:lineRule="auto"/>
         <w:rPr>
           <w:rFonts w:ascii="Times New Roman" w:hAnsi="Times New Roman" w:cs="Times New Roman"/>
           <w:i w:val="0"/>
@@ -480,6 +429,7 @@
     </w:p>
     <w:p>
       <w:pPr>
+        <w:spacing w:line="240" w:lineRule="auto"/>
         <w:rPr>
           <w:rFonts w:cs="Times New Roman"/>
           <w:color w:val="000000" w:themeColor="text1"/>
@@ -512,6 +462,7 @@
     <w:p>
       <w:pPr>
         <w:pStyle w:val="Heading4"/>
+        <w:spacing w:line="240" w:lineRule="auto"/>
         <w:rPr>
           <w:rFonts w:ascii="Times New Roman" w:hAnsi="Times New Roman" w:cs="Times New Roman"/>
           <w:i w:val="0"/>
@@ -529,6 +480,7 @@
     </w:p>
     <w:p>
       <w:pPr>
+        <w:spacing w:line="240" w:lineRule="auto"/>
         <w:rPr>
           <w:rFonts w:cs="Times New Roman"/>
           <w:color w:val="000000" w:themeColor="text1"/>
@@ -561,6 +513,7 @@
     <w:p>
       <w:pPr>
         <w:pStyle w:val="Heading3"/>
+        <w:spacing w:line="240" w:lineRule="auto"/>
         <w:rPr>
           <w:rFonts w:ascii="Times New Roman" w:hAnsi="Times New Roman" w:cs="Times New Roman"/>
           <w:color w:val="000000" w:themeColor="text1"/>
@@ -571,13 +524,13 @@
           <w:rFonts w:ascii="Times New Roman" w:hAnsi="Times New Roman" w:cs="Times New Roman"/>
           <w:color w:val="000000" w:themeColor="text1"/>
         </w:rPr>
-        <w:lastRenderedPageBreak/>
         <w:t>Map, Room, and Trail Construction</w:t>
       </w:r>
     </w:p>
     <w:p>
       <w:pPr>
         <w:pStyle w:val="Heading4"/>
+        <w:spacing w:line="240" w:lineRule="auto"/>
         <w:rPr>
           <w:rFonts w:ascii="Times New Roman" w:hAnsi="Times New Roman" w:cs="Times New Roman"/>
           <w:i w:val="0"/>
@@ -595,6 +548,7 @@
     </w:p>
     <w:p>
       <w:pPr>
+        <w:spacing w:line="240" w:lineRule="auto"/>
         <w:rPr>
           <w:rFonts w:cs="Times New Roman"/>
           <w:color w:val="000000" w:themeColor="text1"/>
@@ -627,6 +581,7 @@
     <w:p>
       <w:pPr>
         <w:pStyle w:val="Heading4"/>
+        <w:spacing w:line="240" w:lineRule="auto"/>
         <w:rPr>
           <w:rFonts w:ascii="Times New Roman" w:hAnsi="Times New Roman" w:cs="Times New Roman"/>
           <w:i w:val="0"/>
@@ -644,6 +599,7 @@
     </w:p>
     <w:p>
       <w:pPr>
+        <w:spacing w:line="240" w:lineRule="auto"/>
         <w:rPr>
           <w:rFonts w:cs="Times New Roman"/>
           <w:color w:val="000000" w:themeColor="text1"/>
@@ -660,6 +616,7 @@
     <w:p>
       <w:pPr>
         <w:pStyle w:val="Heading4"/>
+        <w:spacing w:line="240" w:lineRule="auto"/>
         <w:rPr>
           <w:rFonts w:ascii="Times New Roman" w:hAnsi="Times New Roman" w:cs="Times New Roman"/>
           <w:i w:val="0"/>
@@ -693,6 +650,7 @@
     </w:p>
     <w:p>
       <w:pPr>
+        <w:spacing w:line="240" w:lineRule="auto"/>
         <w:rPr>
           <w:rFonts w:cs="Times New Roman"/>
           <w:color w:val="000000" w:themeColor="text1"/>
@@ -725,6 +683,7 @@
     <w:p>
       <w:pPr>
         <w:pStyle w:val="Heading2"/>
+        <w:spacing w:line="240" w:lineRule="auto"/>
         <w:rPr>
           <w:rFonts w:ascii="Times New Roman" w:hAnsi="Times New Roman" w:cs="Times New Roman"/>
           <w:color w:val="000000" w:themeColor="text1"/>
@@ -741,6 +700,7 @@
     <w:p>
       <w:pPr>
         <w:pStyle w:val="Heading3"/>
+        <w:spacing w:line="240" w:lineRule="auto"/>
         <w:ind w:firstLine="720"/>
         <w:rPr>
           <w:rFonts w:ascii="Times New Roman" w:hAnsi="Times New Roman" w:cs="Times New Roman"/>
@@ -757,6 +717,7 @@
     </w:p>
     <w:p>
       <w:pPr>
+        <w:spacing w:line="240" w:lineRule="auto"/>
         <w:rPr>
           <w:rFonts w:cs="Times New Roman"/>
           <w:color w:val="000000" w:themeColor="text1"/>
@@ -789,6 +750,7 @@
     <w:p>
       <w:pPr>
         <w:pStyle w:val="Heading3"/>
+        <w:spacing w:line="240" w:lineRule="auto"/>
         <w:ind w:firstLine="720"/>
         <w:rPr>
           <w:rFonts w:ascii="Times New Roman" w:hAnsi="Times New Roman" w:cs="Times New Roman"/>
@@ -800,12 +762,12 @@
           <w:rFonts w:ascii="Times New Roman" w:hAnsi="Times New Roman" w:cs="Times New Roman"/>
           <w:color w:val="000000" w:themeColor="text1"/>
         </w:rPr>
-        <w:lastRenderedPageBreak/>
         <w:t>Asset metadata, child assets, and tiling</w:t>
       </w:r>
     </w:p>
     <w:p>
       <w:pPr>
+        <w:spacing w:line="240" w:lineRule="auto"/>
         <w:rPr>
           <w:rFonts w:cs="Times New Roman"/>
           <w:color w:val="000000" w:themeColor="text1"/>
@@ -822,6 +784,7 @@
     <w:p>
       <w:pPr>
         <w:pStyle w:val="Heading3"/>
+        <w:spacing w:line="240" w:lineRule="auto"/>
         <w:ind w:firstLine="720"/>
         <w:rPr>
           <w:rFonts w:ascii="Times New Roman" w:hAnsi="Times New Roman" w:cs="Times New Roman"/>
@@ -833,11 +796,13 @@
           <w:rFonts w:ascii="Times New Roman" w:hAnsi="Times New Roman" w:cs="Times New Roman"/>
           <w:color w:val="000000" w:themeColor="text1"/>
         </w:rPr>
+        <w:lastRenderedPageBreak/>
         <w:t>Animation runtime and custom controllers</w:t>
       </w:r>
     </w:p>
     <w:p>
       <w:pPr>
+        <w:spacing w:line="240" w:lineRule="auto"/>
         <w:rPr>
           <w:rFonts w:cs="Times New Roman"/>
           <w:color w:val="000000" w:themeColor="text1"/>
@@ -854,6 +819,7 @@
     <w:p>
       <w:pPr>
         <w:pStyle w:val="Heading2"/>
+        <w:spacing w:line="240" w:lineRule="auto"/>
         <w:rPr>
           <w:rFonts w:ascii="Times New Roman" w:hAnsi="Times New Roman" w:cs="Times New Roman"/>
           <w:color w:val="000000" w:themeColor="text1"/>
@@ -870,6 +836,7 @@
     <w:p>
       <w:pPr>
         <w:pStyle w:val="Heading3"/>
+        <w:spacing w:line="240" w:lineRule="auto"/>
         <w:ind w:firstLine="720"/>
         <w:rPr>
           <w:rFonts w:ascii="Times New Roman" w:hAnsi="Times New Roman" w:cs="Times New Roman"/>
@@ -886,6 +853,7 @@
     </w:p>
     <w:p>
       <w:pPr>
+        <w:spacing w:line="240" w:lineRule="auto"/>
         <w:rPr>
           <w:rFonts w:cs="Times New Roman"/>
           <w:color w:val="000000" w:themeColor="text1"/>
@@ -902,6 +870,7 @@
     <w:p>
       <w:pPr>
         <w:pStyle w:val="Heading3"/>
+        <w:spacing w:line="240" w:lineRule="auto"/>
         <w:ind w:firstLine="720"/>
         <w:rPr>
           <w:rFonts w:ascii="Times New Roman" w:hAnsi="Times New Roman" w:cs="Times New Roman"/>
@@ -918,6 +887,7 @@
     </w:p>
     <w:p>
       <w:pPr>
+        <w:spacing w:line="240" w:lineRule="auto"/>
         <w:rPr>
           <w:rFonts w:cs="Times New Roman"/>
           <w:color w:val="000000" w:themeColor="text1"/>
@@ -948,6 +918,7 @@
     <w:p>
       <w:pPr>
         <w:pStyle w:val="Heading3"/>
+        <w:spacing w:line="240" w:lineRule="auto"/>
         <w:ind w:firstLine="720"/>
         <w:rPr>
           <w:rFonts w:ascii="Times New Roman" w:hAnsi="Times New Roman" w:cs="Times New Roman"/>
@@ -959,7 +930,6 @@
           <w:rFonts w:ascii="Times New Roman" w:hAnsi="Times New Roman" w:cs="Times New Roman"/>
           <w:color w:val="000000" w:themeColor="text1"/>
         </w:rPr>
-        <w:lastRenderedPageBreak/>
         <w:t xml:space="preserve">Rendering </w:t>
       </w:r>
       <w:proofErr w:type="gramStart"/>
@@ -981,6 +951,7 @@
     </w:p>
     <w:p>
       <w:pPr>
+        <w:spacing w:line="240" w:lineRule="auto"/>
         <w:rPr>
           <w:rFonts w:cs="Times New Roman"/>
           <w:color w:val="000000" w:themeColor="text1"/>
@@ -997,6 +968,7 @@
     <w:p>
       <w:pPr>
         <w:pStyle w:val="Heading3"/>
+        <w:spacing w:line="240" w:lineRule="auto"/>
         <w:ind w:firstLine="720"/>
         <w:rPr>
           <w:rFonts w:ascii="Times New Roman" w:hAnsi="Times New Roman" w:cs="Times New Roman"/>
@@ -1013,6 +985,7 @@
     </w:p>
     <w:p>
       <w:pPr>
+        <w:spacing w:line="240" w:lineRule="auto"/>
         <w:rPr>
           <w:rFonts w:cs="Times New Roman"/>
           <w:color w:val="000000" w:themeColor="text1"/>
@@ -1029,6 +1002,67 @@
     <w:p>
       <w:pPr>
         <w:pStyle w:val="Heading2"/>
+        <w:spacing w:line="240" w:lineRule="auto"/>
+        <w:rPr>
+          <w:rFonts w:ascii="Times New Roman" w:hAnsi="Times New Roman" w:cs="Times New Roman"/>
+          <w:color w:val="000000" w:themeColor="text1"/>
+        </w:rPr>
+      </w:pPr>
+    </w:p>
+    <w:p>
+      <w:pPr>
+        <w:pStyle w:val="Heading2"/>
+        <w:spacing w:line="240" w:lineRule="auto"/>
+        <w:rPr>
+          <w:rFonts w:ascii="Times New Roman" w:hAnsi="Times New Roman" w:cs="Times New Roman"/>
+          <w:color w:val="000000" w:themeColor="text1"/>
+        </w:rPr>
+      </w:pPr>
+    </w:p>
+    <w:p>
+      <w:pPr>
+        <w:pStyle w:val="Heading2"/>
+        <w:spacing w:line="240" w:lineRule="auto"/>
+        <w:rPr>
+          <w:rFonts w:ascii="Times New Roman" w:hAnsi="Times New Roman" w:cs="Times New Roman"/>
+          <w:color w:val="000000" w:themeColor="text1"/>
+        </w:rPr>
+      </w:pPr>
+    </w:p>
+    <w:p>
+      <w:pPr>
+        <w:pStyle w:val="Heading2"/>
+        <w:spacing w:line="240" w:lineRule="auto"/>
+        <w:rPr>
+          <w:rFonts w:ascii="Times New Roman" w:hAnsi="Times New Roman" w:cs="Times New Roman"/>
+          <w:color w:val="000000" w:themeColor="text1"/>
+        </w:rPr>
+      </w:pPr>
+    </w:p>
+    <w:p>
+      <w:pPr>
+        <w:pStyle w:val="Heading2"/>
+        <w:spacing w:line="240" w:lineRule="auto"/>
+        <w:rPr>
+          <w:rFonts w:ascii="Times New Roman" w:hAnsi="Times New Roman" w:cs="Times New Roman"/>
+          <w:color w:val="000000" w:themeColor="text1"/>
+        </w:rPr>
+      </w:pPr>
+    </w:p>
+    <w:p>
+      <w:pPr>
+        <w:pStyle w:val="Heading2"/>
+        <w:spacing w:line="240" w:lineRule="auto"/>
+        <w:rPr>
+          <w:rFonts w:ascii="Times New Roman" w:hAnsi="Times New Roman" w:cs="Times New Roman"/>
+          <w:color w:val="000000" w:themeColor="text1"/>
+        </w:rPr>
+      </w:pPr>
+    </w:p>
+    <w:p>
+      <w:pPr>
+        <w:pStyle w:val="Heading2"/>
+        <w:spacing w:line="240" w:lineRule="auto"/>
         <w:rPr>
           <w:rFonts w:ascii="Times New Roman" w:hAnsi="Times New Roman" w:cs="Times New Roman"/>
           <w:color w:val="000000" w:themeColor="text1"/>
@@ -1044,1719 +1078,3346 @@
     </w:p>
     <w:p>
       <w:pPr>
+        <w:spacing w:line="240" w:lineRule="auto"/>
+      </w:pPr>
+      <w:r>
+        <w:t>Dev Mode turns the engine into a live editor. It prioritizes responsive edits over polish, saves changes back to the manifest/SRC assets, and can be opened with Ctrl+D or by loading a map without a player. Layout preferences live in dev_mode_settings.json so teams share the same workspace defaults.</w:t>
+      </w:r>
+    </w:p>
+    <w:p>
+      <w:pPr>
+        <w:spacing w:line="240" w:lineRule="auto"/>
         <w:rPr>
           <w:rFonts w:cs="Times New Roman"/>
-          <w:color w:val="000000" w:themeColor="text1"/>
+          <w:sz w:val="20"/>
+          <w:szCs w:val="18"/>
+        </w:rPr>
+      </w:pPr>
+    </w:p>
+    <w:p>
+      <w:pPr>
+        <w:spacing w:line="240" w:lineRule="auto"/>
+        <w:rPr>
+          <w:rFonts w:cs="Times New Roman"/>
+          <w:sz w:val="20"/>
+          <w:szCs w:val="18"/>
         </w:rPr>
       </w:pPr>
       <w:r>
         <w:rPr>
           <w:rFonts w:cs="Times New Roman"/>
-          <w:color w:val="000000" w:themeColor="text1"/>
-        </w:rPr>
-        <w:t>Dev Mode turns the engine into a</w:t>
+          <w:sz w:val="20"/>
+          <w:szCs w:val="18"/>
+        </w:rPr>
+        <w:lastRenderedPageBreak/>
+        <w:t>Main screen and navigation</w:t>
       </w:r>
+    </w:p>
+    <w:tbl>
+      <w:tblPr>
+        <w:tblW w:w="0" w:type="auto"/>
+        <w:tblLook w:val="04A0" w:firstRow="1" w:lastRow="0" w:firstColumn="1" w:lastColumn="0" w:noHBand="0" w:noVBand="1"/>
+      </w:tblPr>
+      <w:tblGrid>
+        <w:gridCol w:w="3620"/>
+        <w:gridCol w:w="5236"/>
+      </w:tblGrid>
+      <w:tr>
+        <w:tc>
+          <w:tcPr>
+            <w:tcW w:w="4320" w:type="dxa"/>
+          </w:tcPr>
+          <w:p>
+            <w:pPr>
+              <w:pStyle w:val="ListBullet"/>
+              <w:spacing w:line="240" w:lineRule="auto"/>
+              <w:rPr>
+                <w:rFonts w:cs="Times New Roman"/>
+                <w:sz w:val="20"/>
+                <w:szCs w:val="18"/>
+              </w:rPr>
+            </w:pPr>
+            <w:r>
+              <w:rPr>
+                <w:rFonts w:cs="Times New Roman"/>
+                <w:sz w:val="20"/>
+                <w:szCs w:val="18"/>
+              </w:rPr>
+              <w:t>World view stays live while editor UI floats above it for room, map, and lighting tasks.</w:t>
+            </w:r>
+          </w:p>
+          <w:p>
+            <w:pPr>
+              <w:pStyle w:val="ListBullet"/>
+              <w:spacing w:line="240" w:lineRule="auto"/>
+              <w:rPr>
+                <w:rFonts w:cs="Times New Roman"/>
+                <w:sz w:val="20"/>
+                <w:szCs w:val="18"/>
+              </w:rPr>
+            </w:pPr>
+            <w:r>
+              <w:rPr>
+                <w:rFonts w:cs="Times New Roman"/>
+                <w:sz w:val="20"/>
+                <w:szCs w:val="18"/>
+              </w:rPr>
+              <w:t>Header toggles Room/Map/Lighting modes; quick filters limit which assets render while you edit.</w:t>
+            </w:r>
+          </w:p>
+          <w:p>
+            <w:pPr>
+              <w:pStyle w:val="ListBullet"/>
+              <w:spacing w:line="240" w:lineRule="auto"/>
+              <w:rPr>
+                <w:rFonts w:cs="Times New Roman"/>
+                <w:sz w:val="20"/>
+                <w:szCs w:val="18"/>
+              </w:rPr>
+            </w:pPr>
+            <w:r>
+              <w:rPr>
+                <w:rFonts w:cs="Times New Roman"/>
+                <w:sz w:val="20"/>
+                <w:szCs w:val="18"/>
+              </w:rPr>
+              <w:t>Footer carries notifications, quick tasks, camera shortcuts, and grid/depth toggles with adjustable resolution.</w:t>
+            </w:r>
+          </w:p>
+        </w:tc>
+        <w:tc>
+          <w:tcPr>
+            <w:tcW w:w="4320" w:type="dxa"/>
+          </w:tcPr>
+          <w:p>
+            <w:pPr>
+              <w:spacing w:line="240" w:lineRule="auto"/>
+              <w:rPr>
+                <w:rFonts w:cs="Times New Roman"/>
+                <w:sz w:val="20"/>
+                <w:szCs w:val="18"/>
+              </w:rPr>
+            </w:pPr>
+            <w:r>
+              <w:rPr>
+                <w:rFonts w:cs="Times New Roman"/>
+                <w:noProof/>
+                <w:sz w:val="20"/>
+                <w:szCs w:val="18"/>
+              </w:rPr>
+              <w:drawing>
+                <wp:inline distT="0" distB="0" distL="0" distR="0" wp14:anchorId="72EFB13F" wp14:editId="706FC13C">
+                  <wp:extent cx="2926080" cy="1645253"/>
+                  <wp:effectExtent l="0" t="0" r="0" b="0"/>
+                  <wp:docPr id="1" name="Picture 1"/>
+                  <wp:cNvGraphicFramePr>
+                    <a:graphicFrameLocks xmlns:a="http://schemas.openxmlformats.org/drawingml/2006/main" noChangeAspect="1"/>
+                  </wp:cNvGraphicFramePr>
+                  <a:graphic xmlns:a="http://schemas.openxmlformats.org/drawingml/2006/main">
+                    <a:graphicData uri="http://schemas.openxmlformats.org/drawingml/2006/picture">
+                      <pic:pic xmlns:pic="http://schemas.openxmlformats.org/drawingml/2006/picture">
+                        <pic:nvPicPr>
+                          <pic:cNvPr id="0" name="image.jpg"/>
+                          <pic:cNvPicPr/>
+                        </pic:nvPicPr>
+                        <pic:blipFill>
+                          <a:blip r:embed="rId7"/>
+                          <a:stretch>
+                            <a:fillRect/>
+                          </a:stretch>
+                        </pic:blipFill>
+                        <pic:spPr>
+                          <a:xfrm>
+                            <a:off x="0" y="0"/>
+                            <a:ext cx="2926080" cy="1645253"/>
+                          </a:xfrm>
+                          <a:prstGeom prst="rect">
+                            <a:avLst/>
+                          </a:prstGeom>
+                        </pic:spPr>
+                      </pic:pic>
+                    </a:graphicData>
+                  </a:graphic>
+                </wp:inline>
+              </w:drawing>
+            </w:r>
+          </w:p>
+          <w:p>
+            <w:pPr>
+              <w:spacing w:line="240" w:lineRule="auto"/>
+              <w:rPr>
+                <w:rFonts w:cs="Times New Roman"/>
+                <w:sz w:val="20"/>
+                <w:szCs w:val="18"/>
+              </w:rPr>
+            </w:pPr>
+            <w:r>
+              <w:rPr>
+                <w:rFonts w:cs="Times New Roman"/>
+                <w:noProof/>
+                <w:sz w:val="20"/>
+                <w:szCs w:val="18"/>
+              </w:rPr>
+              <w:drawing>
+                <wp:inline distT="0" distB="0" distL="0" distR="0" wp14:anchorId="04D4E1A0" wp14:editId="689FF8DC">
+                  <wp:extent cx="3130378" cy="353060"/>
+                  <wp:effectExtent l="0" t="0" r="0" b="8890"/>
+                  <wp:docPr id="2" name="Picture 2"/>
+                  <wp:cNvGraphicFramePr>
+                    <a:graphicFrameLocks xmlns:a="http://schemas.openxmlformats.org/drawingml/2006/main" noChangeAspect="1"/>
+                  </wp:cNvGraphicFramePr>
+                  <a:graphic xmlns:a="http://schemas.openxmlformats.org/drawingml/2006/main">
+                    <a:graphicData uri="http://schemas.openxmlformats.org/drawingml/2006/picture">
+                      <pic:pic xmlns:pic="http://schemas.openxmlformats.org/drawingml/2006/picture">
+                        <pic:nvPicPr>
+                          <pic:cNvPr id="0" name="image.jpg"/>
+                          <pic:cNvPicPr/>
+                        </pic:nvPicPr>
+                        <pic:blipFill>
+                          <a:blip r:embed="rId8"/>
+                          <a:stretch>
+                            <a:fillRect/>
+                          </a:stretch>
+                        </pic:blipFill>
+                        <pic:spPr>
+                          <a:xfrm>
+                            <a:off x="0" y="0"/>
+                            <a:ext cx="3138055" cy="353926"/>
+                          </a:xfrm>
+                          <a:prstGeom prst="rect">
+                            <a:avLst/>
+                          </a:prstGeom>
+                        </pic:spPr>
+                      </pic:pic>
+                    </a:graphicData>
+                  </a:graphic>
+                </wp:inline>
+              </w:drawing>
+            </w:r>
+          </w:p>
+          <w:p>
+            <w:pPr>
+              <w:spacing w:line="240" w:lineRule="auto"/>
+              <w:rPr>
+                <w:rFonts w:cs="Times New Roman"/>
+                <w:sz w:val="20"/>
+                <w:szCs w:val="18"/>
+              </w:rPr>
+            </w:pPr>
+            <w:r>
+              <w:rPr>
+                <w:rFonts w:cs="Times New Roman"/>
+                <w:noProof/>
+                <w:sz w:val="20"/>
+                <w:szCs w:val="18"/>
+              </w:rPr>
+              <w:drawing>
+                <wp:inline distT="0" distB="0" distL="0" distR="0" wp14:anchorId="1DA76979" wp14:editId="1AB4A597">
+                  <wp:extent cx="3188043" cy="342265"/>
+                  <wp:effectExtent l="0" t="0" r="0" b="635"/>
+                  <wp:docPr id="3" name="Picture 3"/>
+                  <wp:cNvGraphicFramePr>
+                    <a:graphicFrameLocks xmlns:a="http://schemas.openxmlformats.org/drawingml/2006/main" noChangeAspect="1"/>
+                  </wp:cNvGraphicFramePr>
+                  <a:graphic xmlns:a="http://schemas.openxmlformats.org/drawingml/2006/main">
+                    <a:graphicData uri="http://schemas.openxmlformats.org/drawingml/2006/picture">
+                      <pic:pic xmlns:pic="http://schemas.openxmlformats.org/drawingml/2006/picture">
+                        <pic:nvPicPr>
+                          <pic:cNvPr id="0" name="image.jpg"/>
+                          <pic:cNvPicPr/>
+                        </pic:nvPicPr>
+                        <pic:blipFill>
+                          <a:blip r:embed="rId9"/>
+                          <a:stretch>
+                            <a:fillRect/>
+                          </a:stretch>
+                        </pic:blipFill>
+                        <pic:spPr>
+                          <a:xfrm>
+                            <a:off x="0" y="0"/>
+                            <a:ext cx="3191075" cy="342591"/>
+                          </a:xfrm>
+                          <a:prstGeom prst="rect">
+                            <a:avLst/>
+                          </a:prstGeom>
+                        </pic:spPr>
+                      </pic:pic>
+                    </a:graphicData>
+                  </a:graphic>
+                </wp:inline>
+              </w:drawing>
+            </w:r>
+          </w:p>
+          <w:p>
+            <w:pPr>
+              <w:spacing w:line="240" w:lineRule="auto"/>
+              <w:rPr>
+                <w:rFonts w:cs="Times New Roman"/>
+                <w:sz w:val="20"/>
+                <w:szCs w:val="18"/>
+              </w:rPr>
+            </w:pPr>
+          </w:p>
+        </w:tc>
+      </w:tr>
+    </w:tbl>
+    <w:p>
+      <w:pPr>
+        <w:spacing w:line="240" w:lineRule="auto"/>
+        <w:rPr>
+          <w:rFonts w:cs="Times New Roman"/>
+          <w:sz w:val="20"/>
+          <w:szCs w:val="18"/>
+        </w:rPr>
+      </w:pPr>
+    </w:p>
+    <w:p>
+      <w:pPr>
+        <w:spacing w:line="240" w:lineRule="auto"/>
+        <w:rPr>
+          <w:rFonts w:cs="Times New Roman"/>
+          <w:sz w:val="20"/>
+          <w:szCs w:val="18"/>
+        </w:rPr>
+      </w:pPr>
+    </w:p>
+    <w:p>
+      <w:pPr>
+        <w:spacing w:line="240" w:lineRule="auto"/>
+        <w:rPr>
+          <w:rFonts w:cs="Times New Roman"/>
+          <w:sz w:val="20"/>
+          <w:szCs w:val="18"/>
+        </w:rPr>
+      </w:pPr>
+    </w:p>
+    <w:p>
+      <w:pPr>
+        <w:spacing w:line="240" w:lineRule="auto"/>
+        <w:rPr>
+          <w:rFonts w:cs="Times New Roman"/>
+          <w:sz w:val="20"/>
+          <w:szCs w:val="18"/>
+        </w:rPr>
+      </w:pPr>
+    </w:p>
+    <w:p>
+      <w:pPr>
+        <w:spacing w:line="240" w:lineRule="auto"/>
+        <w:rPr>
+          <w:rFonts w:cs="Times New Roman"/>
+          <w:sz w:val="20"/>
+          <w:szCs w:val="18"/>
+        </w:rPr>
+      </w:pPr>
+    </w:p>
+    <w:p>
+      <w:pPr>
+        <w:spacing w:line="240" w:lineRule="auto"/>
+        <w:rPr>
+          <w:rFonts w:cs="Times New Roman"/>
+          <w:sz w:val="20"/>
+          <w:szCs w:val="18"/>
+        </w:rPr>
+      </w:pPr>
+    </w:p>
+    <w:p>
+      <w:pPr>
+        <w:spacing w:line="240" w:lineRule="auto"/>
+        <w:rPr>
+          <w:rFonts w:cs="Times New Roman"/>
+          <w:sz w:val="20"/>
+          <w:szCs w:val="18"/>
+        </w:rPr>
+      </w:pPr>
+    </w:p>
+    <w:p>
+      <w:pPr>
+        <w:spacing w:line="240" w:lineRule="auto"/>
+        <w:rPr>
+          <w:rFonts w:cs="Times New Roman"/>
+          <w:sz w:val="20"/>
+          <w:szCs w:val="18"/>
+        </w:rPr>
+      </w:pPr>
+    </w:p>
+    <w:p>
+      <w:pPr>
+        <w:spacing w:line="240" w:lineRule="auto"/>
+        <w:rPr>
+          <w:rFonts w:cs="Times New Roman"/>
+          <w:sz w:val="20"/>
+          <w:szCs w:val="18"/>
+        </w:rPr>
+      </w:pPr>
+    </w:p>
+    <w:p>
+      <w:pPr>
+        <w:spacing w:line="240" w:lineRule="auto"/>
+        <w:rPr>
+          <w:rFonts w:cs="Times New Roman"/>
+          <w:sz w:val="20"/>
+          <w:szCs w:val="18"/>
+        </w:rPr>
+      </w:pPr>
+    </w:p>
+    <w:p>
+      <w:pPr>
+        <w:spacing w:line="240" w:lineRule="auto"/>
+        <w:rPr>
+          <w:rFonts w:cs="Times New Roman"/>
+          <w:sz w:val="20"/>
+          <w:szCs w:val="18"/>
+        </w:rPr>
+      </w:pPr>
+    </w:p>
+    <w:p>
+      <w:pPr>
+        <w:spacing w:line="240" w:lineRule="auto"/>
+        <w:rPr>
+          <w:rFonts w:cs="Times New Roman"/>
+          <w:sz w:val="20"/>
+          <w:szCs w:val="18"/>
+        </w:rPr>
+      </w:pPr>
+    </w:p>
+    <w:p>
+      <w:pPr>
+        <w:spacing w:line="240" w:lineRule="auto"/>
+        <w:rPr>
+          <w:rFonts w:cs="Times New Roman"/>
+          <w:sz w:val="20"/>
+          <w:szCs w:val="18"/>
+        </w:rPr>
+      </w:pPr>
+    </w:p>
+    <w:p>
+      <w:pPr>
+        <w:spacing w:line="240" w:lineRule="auto"/>
+        <w:rPr>
+          <w:rFonts w:cs="Times New Roman"/>
+          <w:sz w:val="20"/>
+          <w:szCs w:val="18"/>
+        </w:rPr>
+      </w:pPr>
+    </w:p>
+    <w:p>
+      <w:pPr>
+        <w:spacing w:line="240" w:lineRule="auto"/>
+        <w:rPr>
+          <w:rFonts w:cs="Times New Roman"/>
+          <w:sz w:val="20"/>
+          <w:szCs w:val="18"/>
+        </w:rPr>
+      </w:pPr>
+    </w:p>
+    <w:p>
+      <w:pPr>
+        <w:spacing w:line="240" w:lineRule="auto"/>
+        <w:rPr>
+          <w:rFonts w:cs="Times New Roman"/>
+          <w:sz w:val="20"/>
+          <w:szCs w:val="18"/>
+        </w:rPr>
+      </w:pPr>
+    </w:p>
+    <w:p>
+      <w:pPr>
+        <w:spacing w:line="240" w:lineRule="auto"/>
+        <w:rPr>
+          <w:rFonts w:cs="Times New Roman"/>
+          <w:sz w:val="20"/>
+          <w:szCs w:val="18"/>
+        </w:rPr>
+      </w:pPr>
+    </w:p>
+    <w:p>
+      <w:pPr>
+        <w:spacing w:line="240" w:lineRule="auto"/>
+        <w:rPr>
+          <w:rFonts w:cs="Times New Roman"/>
+          <w:sz w:val="20"/>
+          <w:szCs w:val="18"/>
+        </w:rPr>
+      </w:pPr>
+    </w:p>
+    <w:p>
+      <w:pPr>
+        <w:spacing w:line="240" w:lineRule="auto"/>
+        <w:rPr>
+          <w:rFonts w:cs="Times New Roman"/>
+          <w:sz w:val="20"/>
+          <w:szCs w:val="18"/>
+        </w:rPr>
+      </w:pPr>
       <w:r>
         <w:rPr>
           <w:rFonts w:cs="Times New Roman"/>
-          <w:color w:val="000000" w:themeColor="text1"/>
-        </w:rPr>
-        <w:t xml:space="preserve"> live</w:t>
+          <w:sz w:val="20"/>
+          <w:szCs w:val="18"/>
+        </w:rPr>
+        <w:lastRenderedPageBreak/>
+        <w:t>Asset library panel</w:t>
       </w:r>
+    </w:p>
+    <w:tbl>
+      <w:tblPr>
+        <w:tblW w:w="0" w:type="auto"/>
+        <w:tblLook w:val="04A0" w:firstRow="1" w:lastRow="0" w:firstColumn="1" w:lastColumn="0" w:noHBand="0" w:noVBand="1"/>
+      </w:tblPr>
+      <w:tblGrid>
+        <w:gridCol w:w="4320"/>
+        <w:gridCol w:w="4320"/>
+      </w:tblGrid>
+      <w:tr>
+        <w:tc>
+          <w:tcPr>
+            <w:tcW w:w="4320" w:type="dxa"/>
+          </w:tcPr>
+          <w:p>
+            <w:pPr>
+              <w:pStyle w:val="ListBullet"/>
+              <w:spacing w:line="240" w:lineRule="auto"/>
+              <w:rPr>
+                <w:rFonts w:cs="Times New Roman"/>
+                <w:sz w:val="20"/>
+                <w:szCs w:val="18"/>
+              </w:rPr>
+            </w:pPr>
+            <w:r>
+              <w:rPr>
+                <w:rFonts w:cs="Times New Roman"/>
+                <w:sz w:val="20"/>
+                <w:szCs w:val="18"/>
+              </w:rPr>
+              <w:t>Search, multi-select, and drag assets from the manifest directly into the world.</w:t>
+            </w:r>
+          </w:p>
+          <w:p>
+            <w:pPr>
+              <w:pStyle w:val="ListBullet"/>
+              <w:spacing w:line="240" w:lineRule="auto"/>
+              <w:rPr>
+                <w:rFonts w:cs="Times New Roman"/>
+                <w:sz w:val="20"/>
+                <w:szCs w:val="18"/>
+              </w:rPr>
+            </w:pPr>
+            <w:r>
+              <w:rPr>
+                <w:rFonts w:cs="Times New Roman"/>
+                <w:sz w:val="20"/>
+                <w:szCs w:val="18"/>
+              </w:rPr>
+              <w:t>Use “Create New Asset” to spin up a fresh asset_info_ui entry; right-click to open details for existing assets.</w:t>
+            </w:r>
+          </w:p>
+          <w:p>
+            <w:pPr>
+              <w:pStyle w:val="ListBullet"/>
+              <w:spacing w:line="240" w:lineRule="auto"/>
+              <w:rPr>
+                <w:rFonts w:cs="Times New Roman"/>
+                <w:sz w:val="20"/>
+                <w:szCs w:val="18"/>
+              </w:rPr>
+            </w:pPr>
+            <w:r>
+              <w:rPr>
+                <w:rFonts w:cs="Times New Roman"/>
+                <w:sz w:val="20"/>
+                <w:szCs w:val="18"/>
+              </w:rPr>
+              <w:t>Delete assets from the manifest via the red corner button when cleaning unused content.</w:t>
+            </w:r>
+          </w:p>
+        </w:tc>
+        <w:tc>
+          <w:tcPr>
+            <w:tcW w:w="4320" w:type="dxa"/>
+          </w:tcPr>
+          <w:p>
+            <w:pPr>
+              <w:spacing w:line="240" w:lineRule="auto"/>
+              <w:rPr>
+                <w:rFonts w:cs="Times New Roman"/>
+                <w:sz w:val="20"/>
+                <w:szCs w:val="18"/>
+              </w:rPr>
+            </w:pPr>
+            <w:r>
+              <w:rPr>
+                <w:rFonts w:cs="Times New Roman"/>
+                <w:noProof/>
+                <w:sz w:val="20"/>
+                <w:szCs w:val="18"/>
+              </w:rPr>
+              <w:drawing>
+                <wp:inline distT="0" distB="0" distL="0" distR="0" wp14:anchorId="6BAC6F3D" wp14:editId="41015705">
+                  <wp:extent cx="2032823" cy="3137194"/>
+                  <wp:effectExtent l="0" t="0" r="5715" b="6350"/>
+                  <wp:docPr id="4" name="Picture 4"/>
+                  <wp:cNvGraphicFramePr>
+                    <a:graphicFrameLocks xmlns:a="http://schemas.openxmlformats.org/drawingml/2006/main" noChangeAspect="1"/>
+                  </wp:cNvGraphicFramePr>
+                  <a:graphic xmlns:a="http://schemas.openxmlformats.org/drawingml/2006/main">
+                    <a:graphicData uri="http://schemas.openxmlformats.org/drawingml/2006/picture">
+                      <pic:pic xmlns:pic="http://schemas.openxmlformats.org/drawingml/2006/picture">
+                        <pic:nvPicPr>
+                          <pic:cNvPr id="0" name="image.jpg"/>
+                          <pic:cNvPicPr/>
+                        </pic:nvPicPr>
+                        <pic:blipFill>
+                          <a:blip r:embed="rId10"/>
+                          <a:stretch>
+                            <a:fillRect/>
+                          </a:stretch>
+                        </pic:blipFill>
+                        <pic:spPr>
+                          <a:xfrm>
+                            <a:off x="0" y="0"/>
+                            <a:ext cx="2041873" cy="3151161"/>
+                          </a:xfrm>
+                          <a:prstGeom prst="rect">
+                            <a:avLst/>
+                          </a:prstGeom>
+                        </pic:spPr>
+                      </pic:pic>
+                    </a:graphicData>
+                  </a:graphic>
+                </wp:inline>
+              </w:drawing>
+            </w:r>
+          </w:p>
+          <w:p>
+            <w:pPr>
+              <w:spacing w:line="240" w:lineRule="auto"/>
+              <w:rPr>
+                <w:rFonts w:cs="Times New Roman"/>
+                <w:sz w:val="20"/>
+                <w:szCs w:val="18"/>
+              </w:rPr>
+            </w:pPr>
+          </w:p>
+        </w:tc>
+      </w:tr>
+    </w:tbl>
+    <w:p>
+      <w:pPr>
+        <w:spacing w:line="240" w:lineRule="auto"/>
+        <w:rPr>
+          <w:rFonts w:cs="Times New Roman"/>
+          <w:sz w:val="20"/>
+          <w:szCs w:val="18"/>
+        </w:rPr>
+      </w:pPr>
       <w:r>
         <w:rPr>
           <w:rFonts w:cs="Times New Roman"/>
-          <w:color w:val="000000" w:themeColor="text1"/>
-        </w:rPr>
-        <w:t xml:space="preserve"> editor</w:t>
+          <w:sz w:val="20"/>
+          <w:szCs w:val="18"/>
+        </w:rPr>
+        <w:t>Asset info overview and basics</w:t>
       </w:r>
+    </w:p>
+    <w:tbl>
+      <w:tblPr>
+        <w:tblW w:w="0" w:type="auto"/>
+        <w:tblLook w:val="04A0" w:firstRow="1" w:lastRow="0" w:firstColumn="1" w:lastColumn="0" w:noHBand="0" w:noVBand="1"/>
+      </w:tblPr>
+      <w:tblGrid>
+        <w:gridCol w:w="4032"/>
+        <w:gridCol w:w="4824"/>
+      </w:tblGrid>
+      <w:tr>
+        <w:tc>
+          <w:tcPr>
+            <w:tcW w:w="4320" w:type="dxa"/>
+          </w:tcPr>
+          <w:p>
+            <w:pPr>
+              <w:pStyle w:val="ListBullet"/>
+              <w:spacing w:line="240" w:lineRule="auto"/>
+              <w:rPr>
+                <w:rFonts w:cs="Times New Roman"/>
+                <w:sz w:val="20"/>
+                <w:szCs w:val="18"/>
+              </w:rPr>
+            </w:pPr>
+            <w:r>
+              <w:rPr>
+                <w:rFonts w:cs="Times New Roman"/>
+                <w:sz w:val="20"/>
+                <w:szCs w:val="18"/>
+              </w:rPr>
+              <w:t>Overview groups basic info, tags, children &amp; timelines, lighting, shading, spacing, and spawn groups; Apply writes back to manifest/SRC.</w:t>
+            </w:r>
+          </w:p>
+          <w:p>
+            <w:pPr>
+              <w:pStyle w:val="ListBullet"/>
+              <w:spacing w:line="240" w:lineRule="auto"/>
+              <w:rPr>
+                <w:rFonts w:cs="Times New Roman"/>
+                <w:sz w:val="20"/>
+                <w:szCs w:val="18"/>
+              </w:rPr>
+            </w:pPr>
+            <w:r>
+              <w:rPr>
+                <w:rFonts w:cs="Times New Roman"/>
+                <w:sz w:val="20"/>
+                <w:szCs w:val="18"/>
+              </w:rPr>
+              <w:t>Set type, scale, Z offset, flip/tiling flags, and start animation to match controller expectations.</w:t>
+            </w:r>
+          </w:p>
+          <w:p>
+            <w:pPr>
+              <w:pStyle w:val="ListBullet"/>
+              <w:spacing w:line="240" w:lineRule="auto"/>
+              <w:rPr>
+                <w:rFonts w:cs="Times New Roman"/>
+                <w:sz w:val="20"/>
+                <w:szCs w:val="18"/>
+              </w:rPr>
+            </w:pPr>
+            <w:r>
+              <w:rPr>
+                <w:rFonts w:cs="Times New Roman"/>
+                <w:sz w:val="20"/>
+                <w:szCs w:val="18"/>
+              </w:rPr>
+              <w:t>Tags and anti-tags drive spawn rules and filtering so runtime and editor stay consistent.</w:t>
+            </w:r>
+          </w:p>
+        </w:tc>
+        <w:tc>
+          <w:tcPr>
+            <w:tcW w:w="4320" w:type="dxa"/>
+          </w:tcPr>
+          <w:p>
+            <w:pPr>
+              <w:spacing w:line="240" w:lineRule="auto"/>
+              <w:rPr>
+                <w:rFonts w:cs="Times New Roman"/>
+                <w:sz w:val="20"/>
+                <w:szCs w:val="18"/>
+              </w:rPr>
+            </w:pPr>
+          </w:p>
+          <w:p>
+            <w:pPr>
+              <w:spacing w:line="240" w:lineRule="auto"/>
+              <w:rPr>
+                <w:rFonts w:cs="Times New Roman"/>
+                <w:sz w:val="20"/>
+                <w:szCs w:val="18"/>
+              </w:rPr>
+            </w:pPr>
+            <w:r>
+              <w:rPr>
+                <w:rFonts w:cs="Times New Roman"/>
+                <w:noProof/>
+                <w:sz w:val="20"/>
+                <w:szCs w:val="18"/>
+              </w:rPr>
+              <w:drawing>
+                <wp:inline distT="0" distB="0" distL="0" distR="0" wp14:anchorId="4743BC7F" wp14:editId="0CA3292F">
+                  <wp:extent cx="2926080" cy="1645253"/>
+                  <wp:effectExtent l="0" t="0" r="0" b="0"/>
+                  <wp:docPr id="5" name="Picture 5"/>
+                  <wp:cNvGraphicFramePr>
+                    <a:graphicFrameLocks xmlns:a="http://schemas.openxmlformats.org/drawingml/2006/main" noChangeAspect="1"/>
+                  </wp:cNvGraphicFramePr>
+                  <a:graphic xmlns:a="http://schemas.openxmlformats.org/drawingml/2006/main">
+                    <a:graphicData uri="http://schemas.openxmlformats.org/drawingml/2006/picture">
+                      <pic:pic xmlns:pic="http://schemas.openxmlformats.org/drawingml/2006/picture">
+                        <pic:nvPicPr>
+                          <pic:cNvPr id="0" name="image.jpg"/>
+                          <pic:cNvPicPr/>
+                        </pic:nvPicPr>
+                        <pic:blipFill>
+                          <a:blip r:embed="rId11"/>
+                          <a:stretch>
+                            <a:fillRect/>
+                          </a:stretch>
+                        </pic:blipFill>
+                        <pic:spPr>
+                          <a:xfrm>
+                            <a:off x="0" y="0"/>
+                            <a:ext cx="2926080" cy="1645253"/>
+                          </a:xfrm>
+                          <a:prstGeom prst="rect">
+                            <a:avLst/>
+                          </a:prstGeom>
+                        </pic:spPr>
+                      </pic:pic>
+                    </a:graphicData>
+                  </a:graphic>
+                </wp:inline>
+              </w:drawing>
+            </w:r>
+            <w:r>
+              <w:rPr>
+                <w:rFonts w:cs="Times New Roman"/>
+                <w:noProof/>
+                <w:sz w:val="20"/>
+                <w:szCs w:val="18"/>
+              </w:rPr>
+              <w:lastRenderedPageBreak/>
+              <w:drawing>
+                <wp:inline distT="0" distB="0" distL="0" distR="0" wp14:anchorId="4C54FE4F" wp14:editId="01DE0ECB">
+                  <wp:extent cx="2307466" cy="3597378"/>
+                  <wp:effectExtent l="0" t="0" r="0" b="3175"/>
+                  <wp:docPr id="6" name="Picture 6"/>
+                  <wp:cNvGraphicFramePr>
+                    <a:graphicFrameLocks xmlns:a="http://schemas.openxmlformats.org/drawingml/2006/main" noChangeAspect="1"/>
+                  </wp:cNvGraphicFramePr>
+                  <a:graphic xmlns:a="http://schemas.openxmlformats.org/drawingml/2006/main">
+                    <a:graphicData uri="http://schemas.openxmlformats.org/drawingml/2006/picture">
+                      <pic:pic xmlns:pic="http://schemas.openxmlformats.org/drawingml/2006/picture">
+                        <pic:nvPicPr>
+                          <pic:cNvPr id="0" name="image.jpg"/>
+                          <pic:cNvPicPr/>
+                        </pic:nvPicPr>
+                        <pic:blipFill>
+                          <a:blip r:embed="rId12"/>
+                          <a:stretch>
+                            <a:fillRect/>
+                          </a:stretch>
+                        </pic:blipFill>
+                        <pic:spPr>
+                          <a:xfrm>
+                            <a:off x="0" y="0"/>
+                            <a:ext cx="2313609" cy="3606956"/>
+                          </a:xfrm>
+                          <a:prstGeom prst="rect">
+                            <a:avLst/>
+                          </a:prstGeom>
+                        </pic:spPr>
+                      </pic:pic>
+                    </a:graphicData>
+                  </a:graphic>
+                </wp:inline>
+              </w:drawing>
+            </w:r>
+          </w:p>
+          <w:p>
+            <w:pPr>
+              <w:spacing w:line="240" w:lineRule="auto"/>
+              <w:rPr>
+                <w:rFonts w:cs="Times New Roman"/>
+                <w:sz w:val="20"/>
+                <w:szCs w:val="18"/>
+              </w:rPr>
+            </w:pPr>
+          </w:p>
+        </w:tc>
+      </w:tr>
+    </w:tbl>
+    <w:p>
+      <w:pPr>
+        <w:spacing w:line="240" w:lineRule="auto"/>
+        <w:rPr>
+          <w:rFonts w:cs="Times New Roman"/>
+          <w:sz w:val="20"/>
+          <w:szCs w:val="18"/>
+        </w:rPr>
+      </w:pPr>
       <w:r>
         <w:rPr>
           <w:rFonts w:cs="Times New Roman"/>
-          <w:color w:val="000000" w:themeColor="text1"/>
-        </w:rPr>
-        <w:t xml:space="preserve"> and really has been most of my work for this project</w:t>
+          <w:sz w:val="20"/>
+          <w:szCs w:val="18"/>
+        </w:rPr>
+        <w:lastRenderedPageBreak/>
+        <w:t>Spacing controls</w:t>
       </w:r>
+    </w:p>
+    <w:tbl>
+      <w:tblPr>
+        <w:tblW w:w="0" w:type="auto"/>
+        <w:tblLook w:val="04A0" w:firstRow="1" w:lastRow="0" w:firstColumn="1" w:lastColumn="0" w:noHBand="0" w:noVBand="1"/>
+      </w:tblPr>
+      <w:tblGrid>
+        <w:gridCol w:w="4032"/>
+        <w:gridCol w:w="4824"/>
+      </w:tblGrid>
+      <w:tr>
+        <w:tc>
+          <w:tcPr>
+            <w:tcW w:w="4320" w:type="dxa"/>
+          </w:tcPr>
+          <w:p>
+            <w:pPr>
+              <w:pStyle w:val="ListBullet"/>
+              <w:spacing w:line="240" w:lineRule="auto"/>
+              <w:rPr>
+                <w:rFonts w:cs="Times New Roman"/>
+                <w:sz w:val="20"/>
+                <w:szCs w:val="18"/>
+              </w:rPr>
+            </w:pPr>
+            <w:r>
+              <w:rPr>
+                <w:rFonts w:cs="Times New Roman"/>
+                <w:sz w:val="20"/>
+                <w:szCs w:val="18"/>
+              </w:rPr>
+              <w:t>Minimum distance per type and global distance prevent dense spawns from overlapping.</w:t>
+            </w:r>
+          </w:p>
+          <w:p>
+            <w:pPr>
+              <w:pStyle w:val="ListBullet"/>
+              <w:spacing w:line="240" w:lineRule="auto"/>
+              <w:rPr>
+                <w:rFonts w:cs="Times New Roman"/>
+                <w:sz w:val="20"/>
+                <w:szCs w:val="18"/>
+              </w:rPr>
+            </w:pPr>
+            <w:r>
+              <w:rPr>
+                <w:rFonts w:cs="Times New Roman"/>
+                <w:sz w:val="20"/>
+                <w:szCs w:val="18"/>
+              </w:rPr>
+              <w:t>Neighbor search distance tunes how far the spacing check reaches when scattering assets.</w:t>
+            </w:r>
+          </w:p>
+          <w:p>
+            <w:pPr>
+              <w:pStyle w:val="ListBullet"/>
+              <w:spacing w:line="240" w:lineRule="auto"/>
+              <w:rPr>
+                <w:rFonts w:cs="Times New Roman"/>
+                <w:sz w:val="20"/>
+                <w:szCs w:val="18"/>
+              </w:rPr>
+            </w:pPr>
+            <w:r>
+              <w:rPr>
+                <w:rFonts w:cs="Times New Roman"/>
+                <w:sz w:val="20"/>
+                <w:szCs w:val="18"/>
+              </w:rPr>
+              <w:t>Apply settings writes spacing rules into the asset definition for future drops.</w:t>
+            </w:r>
+          </w:p>
+        </w:tc>
+        <w:tc>
+          <w:tcPr>
+            <w:tcW w:w="4320" w:type="dxa"/>
+          </w:tcPr>
+          <w:p>
+            <w:pPr>
+              <w:spacing w:line="240" w:lineRule="auto"/>
+              <w:rPr>
+                <w:rFonts w:cs="Times New Roman"/>
+                <w:sz w:val="20"/>
+                <w:szCs w:val="18"/>
+              </w:rPr>
+            </w:pPr>
+            <w:r>
+              <w:rPr>
+                <w:rFonts w:cs="Times New Roman"/>
+                <w:noProof/>
+                <w:sz w:val="20"/>
+                <w:szCs w:val="18"/>
+              </w:rPr>
+              <w:drawing>
+                <wp:inline distT="0" distB="0" distL="0" distR="0" wp14:anchorId="0D2BE695" wp14:editId="68398DA9">
+                  <wp:extent cx="2926080" cy="2368504"/>
+                  <wp:effectExtent l="0" t="0" r="0" b="0"/>
+                  <wp:docPr id="7" name="Picture 7"/>
+                  <wp:cNvGraphicFramePr>
+                    <a:graphicFrameLocks xmlns:a="http://schemas.openxmlformats.org/drawingml/2006/main" noChangeAspect="1"/>
+                  </wp:cNvGraphicFramePr>
+                  <a:graphic xmlns:a="http://schemas.openxmlformats.org/drawingml/2006/main">
+                    <a:graphicData uri="http://schemas.openxmlformats.org/drawingml/2006/picture">
+                      <pic:pic xmlns:pic="http://schemas.openxmlformats.org/drawingml/2006/picture">
+                        <pic:nvPicPr>
+                          <pic:cNvPr id="0" name="image.jpg"/>
+                          <pic:cNvPicPr/>
+                        </pic:nvPicPr>
+                        <pic:blipFill>
+                          <a:blip r:embed="rId13"/>
+                          <a:stretch>
+                            <a:fillRect/>
+                          </a:stretch>
+                        </pic:blipFill>
+                        <pic:spPr>
+                          <a:xfrm>
+                            <a:off x="0" y="0"/>
+                            <a:ext cx="2926080" cy="2368504"/>
+                          </a:xfrm>
+                          <a:prstGeom prst="rect">
+                            <a:avLst/>
+                          </a:prstGeom>
+                        </pic:spPr>
+                      </pic:pic>
+                    </a:graphicData>
+                  </a:graphic>
+                </wp:inline>
+              </w:drawing>
+            </w:r>
+          </w:p>
+          <w:p>
+            <w:pPr>
+              <w:spacing w:line="240" w:lineRule="auto"/>
+              <w:rPr>
+                <w:rFonts w:cs="Times New Roman"/>
+                <w:sz w:val="20"/>
+                <w:szCs w:val="18"/>
+              </w:rPr>
+            </w:pPr>
+          </w:p>
+        </w:tc>
+      </w:tr>
+    </w:tbl>
+    <w:p>
+      <w:pPr>
+        <w:spacing w:line="240" w:lineRule="auto"/>
+        <w:rPr>
+          <w:rFonts w:cs="Times New Roman"/>
+          <w:sz w:val="20"/>
+          <w:szCs w:val="18"/>
+        </w:rPr>
+      </w:pPr>
+    </w:p>
+    <w:p>
+      <w:pPr>
+        <w:spacing w:line="240" w:lineRule="auto"/>
+        <w:rPr>
+          <w:rFonts w:cs="Times New Roman"/>
+          <w:sz w:val="20"/>
+          <w:szCs w:val="18"/>
+        </w:rPr>
+      </w:pPr>
+    </w:p>
+    <w:p>
+      <w:pPr>
+        <w:spacing w:line="240" w:lineRule="auto"/>
+        <w:rPr>
+          <w:rFonts w:cs="Times New Roman"/>
+          <w:sz w:val="20"/>
+          <w:szCs w:val="18"/>
+        </w:rPr>
+      </w:pPr>
+    </w:p>
+    <w:p>
+      <w:pPr>
+        <w:spacing w:line="240" w:lineRule="auto"/>
+        <w:rPr>
+          <w:rFonts w:cs="Times New Roman"/>
+          <w:sz w:val="20"/>
+          <w:szCs w:val="18"/>
+        </w:rPr>
+      </w:pPr>
+    </w:p>
+    <w:p>
+      <w:pPr>
+        <w:spacing w:line="240" w:lineRule="auto"/>
+        <w:rPr>
+          <w:rFonts w:cs="Times New Roman"/>
+          <w:sz w:val="20"/>
+          <w:szCs w:val="18"/>
+        </w:rPr>
+      </w:pPr>
       <w:r>
         <w:rPr>
           <w:rFonts w:cs="Times New Roman"/>
-          <w:color w:val="000000" w:themeColor="text1"/>
-        </w:rPr>
-        <w:t>. It's focused on responsiveness over visual polish and saves edits back to the manifest. Open it with Ctrl+D or by loading a map without a player asset. Layout preferences live in dev_mode_</w:t>
+          <w:sz w:val="20"/>
+          <w:szCs w:val="18"/>
+        </w:rPr>
+        <w:lastRenderedPageBreak/>
+        <w:t>Camera settings</w:t>
+      </w:r>
+    </w:p>
+    <w:tbl>
+      <w:tblPr>
+        <w:tblW w:w="0" w:type="auto"/>
+        <w:tblLook w:val="04A0" w:firstRow="1" w:lastRow="0" w:firstColumn="1" w:lastColumn="0" w:noHBand="0" w:noVBand="1"/>
+      </w:tblPr>
+      <w:tblGrid>
+        <w:gridCol w:w="4032"/>
+        <w:gridCol w:w="4824"/>
+      </w:tblGrid>
+      <w:tr>
+        <w:tc>
+          <w:tcPr>
+            <w:tcW w:w="4320" w:type="dxa"/>
+          </w:tcPr>
+          <w:p>
+            <w:pPr>
+              <w:pStyle w:val="ListBullet"/>
+              <w:spacing w:line="240" w:lineRule="auto"/>
+              <w:rPr>
+                <w:rFonts w:cs="Times New Roman"/>
+                <w:sz w:val="20"/>
+                <w:szCs w:val="18"/>
+              </w:rPr>
+            </w:pPr>
+            <w:r>
+              <w:rPr>
+                <w:rFonts w:cs="Times New Roman"/>
+                <w:sz w:val="20"/>
+                <w:szCs w:val="18"/>
+              </w:rPr>
+              <w:t>Toggle realism effects and depth cue while adjusting render buffers without leaving the editor.</w:t>
+            </w:r>
+            <w:r>
+              <w:rPr>
+                <w:rFonts w:cs="Times New Roman"/>
+                <w:sz w:val="20"/>
+                <w:szCs w:val="18"/>
+              </w:rPr>
+              <w:t xml:space="preserve"> (Realism is disconnected from current engine version </w:t>
+            </w:r>
+            <w:r>
+              <w:rPr>
+                <w:rFonts w:ascii="Segoe UI Symbol" w:eastAsia="Segoe UI Emoji" w:hAnsi="Segoe UI Symbol" w:cs="Segoe UI Symbol"/>
+                <w:sz w:val="20"/>
+                <w:szCs w:val="18"/>
+              </w:rPr>
+              <w:t>☹</w:t>
+            </w:r>
+            <w:r>
+              <w:rPr>
+                <w:rFonts w:cs="Times New Roman"/>
+                <w:sz w:val="20"/>
+                <w:szCs w:val="18"/>
+              </w:rPr>
+              <w:t>)</w:t>
+            </w:r>
+          </w:p>
+          <w:p>
+            <w:pPr>
+              <w:pStyle w:val="ListBullet"/>
+              <w:spacing w:line="240" w:lineRule="auto"/>
+              <w:rPr>
+                <w:rFonts w:cs="Times New Roman"/>
+                <w:sz w:val="20"/>
+                <w:szCs w:val="18"/>
+              </w:rPr>
+            </w:pPr>
+            <w:r>
+              <w:rPr>
+                <w:rFonts w:cs="Times New Roman"/>
+                <w:sz w:val="20"/>
+                <w:szCs w:val="18"/>
+              </w:rPr>
+              <w:t>Visibility &amp; Performance plus Depth &amp; Perspective panels balance clarity with cost.</w:t>
+            </w:r>
+          </w:p>
+          <w:p>
+            <w:pPr>
+              <w:pStyle w:val="ListBullet"/>
+              <w:spacing w:line="240" w:lineRule="auto"/>
+              <w:rPr>
+                <w:rFonts w:cs="Times New Roman"/>
+                <w:sz w:val="20"/>
+                <w:szCs w:val="18"/>
+              </w:rPr>
+            </w:pPr>
+            <w:r>
+              <w:rPr>
+                <w:rFonts w:cs="Times New Roman"/>
+                <w:sz w:val="20"/>
+                <w:szCs w:val="18"/>
+              </w:rPr>
+              <w:t>Depth cue options help align parallax and focus when testing camera moves.</w:t>
+            </w:r>
+            <w:r>
+              <w:rPr>
+                <w:rFonts w:cs="Times New Roman"/>
+                <w:sz w:val="20"/>
+                <w:szCs w:val="18"/>
+              </w:rPr>
+              <w:t xml:space="preserve"> (Disconnected from current engine version)</w:t>
+            </w:r>
+          </w:p>
+        </w:tc>
+        <w:tc>
+          <w:tcPr>
+            <w:tcW w:w="4320" w:type="dxa"/>
+          </w:tcPr>
+          <w:p>
+            <w:pPr>
+              <w:spacing w:line="240" w:lineRule="auto"/>
+              <w:rPr>
+                <w:rFonts w:cs="Times New Roman"/>
+                <w:sz w:val="20"/>
+                <w:szCs w:val="18"/>
+              </w:rPr>
+            </w:pPr>
+            <w:r>
+              <w:rPr>
+                <w:rFonts w:cs="Times New Roman"/>
+                <w:noProof/>
+                <w:sz w:val="20"/>
+                <w:szCs w:val="18"/>
+              </w:rPr>
+              <w:drawing>
+                <wp:inline distT="0" distB="0" distL="0" distR="0" wp14:anchorId="31A0CCCF" wp14:editId="00DDF32D">
+                  <wp:extent cx="2926080" cy="2311219"/>
+                  <wp:effectExtent l="0" t="0" r="0" b="0"/>
+                  <wp:docPr id="8" name="Picture 8"/>
+                  <wp:cNvGraphicFramePr>
+                    <a:graphicFrameLocks xmlns:a="http://schemas.openxmlformats.org/drawingml/2006/main" noChangeAspect="1"/>
+                  </wp:cNvGraphicFramePr>
+                  <a:graphic xmlns:a="http://schemas.openxmlformats.org/drawingml/2006/main">
+                    <a:graphicData uri="http://schemas.openxmlformats.org/drawingml/2006/picture">
+                      <pic:pic xmlns:pic="http://schemas.openxmlformats.org/drawingml/2006/picture">
+                        <pic:nvPicPr>
+                          <pic:cNvPr id="0" name="image.jpg"/>
+                          <pic:cNvPicPr/>
+                        </pic:nvPicPr>
+                        <pic:blipFill>
+                          <a:blip r:embed="rId14"/>
+                          <a:stretch>
+                            <a:fillRect/>
+                          </a:stretch>
+                        </pic:blipFill>
+                        <pic:spPr>
+                          <a:xfrm>
+                            <a:off x="0" y="0"/>
+                            <a:ext cx="2926080" cy="2311219"/>
+                          </a:xfrm>
+                          <a:prstGeom prst="rect">
+                            <a:avLst/>
+                          </a:prstGeom>
+                        </pic:spPr>
+                      </pic:pic>
+                    </a:graphicData>
+                  </a:graphic>
+                </wp:inline>
+              </w:drawing>
+            </w:r>
+          </w:p>
+          <w:p>
+            <w:pPr>
+              <w:spacing w:line="240" w:lineRule="auto"/>
+              <w:rPr>
+                <w:rFonts w:cs="Times New Roman"/>
+                <w:sz w:val="20"/>
+                <w:szCs w:val="18"/>
+              </w:rPr>
+            </w:pPr>
+          </w:p>
+        </w:tc>
+      </w:tr>
+    </w:tbl>
+    <w:p>
+      <w:pPr>
+        <w:spacing w:line="240" w:lineRule="auto"/>
+        <w:rPr>
+          <w:rFonts w:cs="Times New Roman"/>
+          <w:sz w:val="20"/>
+          <w:szCs w:val="18"/>
+        </w:rPr>
+      </w:pPr>
+      <w:r>
+        <w:rPr>
+          <w:rFonts w:cs="Times New Roman"/>
+          <w:sz w:val="20"/>
+          <w:szCs w:val="18"/>
+        </w:rPr>
+        <w:t>Map lighting panel</w:t>
+      </w:r>
+    </w:p>
+    <w:tbl>
+      <w:tblPr>
+        <w:tblW w:w="0" w:type="auto"/>
+        <w:tblLook w:val="04A0" w:firstRow="1" w:lastRow="0" w:firstColumn="1" w:lastColumn="0" w:noHBand="0" w:noVBand="1"/>
+      </w:tblPr>
+      <w:tblGrid>
+        <w:gridCol w:w="4032"/>
+        <w:gridCol w:w="288"/>
+        <w:gridCol w:w="4320"/>
+        <w:gridCol w:w="216"/>
+      </w:tblGrid>
+      <w:tr>
+        <w:tc>
+          <w:tcPr>
+            <w:tcW w:w="4032" w:type="dxa"/>
+          </w:tcPr>
+          <w:p>
+            <w:pPr>
+              <w:pStyle w:val="ListBullet"/>
+              <w:spacing w:line="240" w:lineRule="auto"/>
+              <w:rPr>
+                <w:rFonts w:cs="Times New Roman"/>
+                <w:sz w:val="20"/>
+                <w:szCs w:val="18"/>
+              </w:rPr>
+            </w:pPr>
+            <w:r>
+              <w:rPr>
+                <w:rFonts w:cs="Times New Roman"/>
+                <w:sz w:val="20"/>
+                <w:szCs w:val="18"/>
+              </w:rPr>
+              <w:t>Update map light toggles, chunk resolution, and orbit settings before rebuilding light maps.</w:t>
+            </w:r>
+            <w:r>
+              <w:rPr>
+                <w:rFonts w:cs="Times New Roman"/>
+                <w:sz w:val="20"/>
+                <w:szCs w:val="18"/>
+              </w:rPr>
+              <w:t xml:space="preserve"> (Disconnected logic)</w:t>
+            </w:r>
+          </w:p>
+          <w:p>
+            <w:pPr>
+              <w:pStyle w:val="ListBullet"/>
+              <w:spacing w:line="240" w:lineRule="auto"/>
+              <w:rPr>
+                <w:rFonts w:cs="Times New Roman"/>
+                <w:sz w:val="20"/>
+                <w:szCs w:val="18"/>
+              </w:rPr>
+            </w:pPr>
+            <w:r>
+              <w:rPr>
+                <w:rFonts w:cs="Times New Roman"/>
+                <w:sz w:val="20"/>
+                <w:szCs w:val="18"/>
+              </w:rPr>
+              <w:t>Texture and color controls preview how lighting combines with the current grid resolution.</w:t>
+            </w:r>
+          </w:p>
+          <w:p>
+            <w:pPr>
+              <w:pStyle w:val="ListBullet"/>
+              <w:spacing w:line="240" w:lineRule="auto"/>
+              <w:rPr>
+                <w:rFonts w:cs="Times New Roman"/>
+                <w:sz w:val="20"/>
+                <w:szCs w:val="18"/>
+              </w:rPr>
+            </w:pPr>
+            <w:r>
+              <w:rPr>
+                <w:rFonts w:cs="Times New Roman"/>
+                <w:sz w:val="20"/>
+                <w:szCs w:val="18"/>
+              </w:rPr>
+              <w:t>Changes flag light_tool.py for rebuild so renderer and editor stay in sync.</w:t>
+            </w:r>
+          </w:p>
+        </w:tc>
+        <w:tc>
+          <w:tcPr>
+            <w:tcW w:w="4824" w:type="dxa"/>
+            <w:gridSpan w:val="3"/>
+          </w:tcPr>
+          <w:p>
+            <w:pPr>
+              <w:spacing w:line="240" w:lineRule="auto"/>
+              <w:rPr>
+                <w:rFonts w:cs="Times New Roman"/>
+                <w:sz w:val="20"/>
+                <w:szCs w:val="18"/>
+              </w:rPr>
+            </w:pPr>
+          </w:p>
+          <w:p>
+            <w:pPr>
+              <w:spacing w:line="240" w:lineRule="auto"/>
+              <w:rPr>
+                <w:rFonts w:cs="Times New Roman"/>
+                <w:sz w:val="20"/>
+                <w:szCs w:val="18"/>
+              </w:rPr>
+            </w:pPr>
+            <w:r>
+              <w:rPr>
+                <w:rFonts w:cs="Times New Roman"/>
+                <w:noProof/>
+                <w:sz w:val="20"/>
+                <w:szCs w:val="18"/>
+              </w:rPr>
+              <w:drawing>
+                <wp:inline distT="0" distB="0" distL="0" distR="0" wp14:anchorId="3AB20AD5" wp14:editId="5B56516A">
+                  <wp:extent cx="2926080" cy="2860766"/>
+                  <wp:effectExtent l="0" t="0" r="0" b="0"/>
+                  <wp:docPr id="9" name="Picture 9"/>
+                  <wp:cNvGraphicFramePr>
+                    <a:graphicFrameLocks xmlns:a="http://schemas.openxmlformats.org/drawingml/2006/main" noChangeAspect="1"/>
+                  </wp:cNvGraphicFramePr>
+                  <a:graphic xmlns:a="http://schemas.openxmlformats.org/drawingml/2006/main">
+                    <a:graphicData uri="http://schemas.openxmlformats.org/drawingml/2006/picture">
+                      <pic:pic xmlns:pic="http://schemas.openxmlformats.org/drawingml/2006/picture">
+                        <pic:nvPicPr>
+                          <pic:cNvPr id="0" name="image.jpg"/>
+                          <pic:cNvPicPr/>
+                        </pic:nvPicPr>
+                        <pic:blipFill>
+                          <a:blip r:embed="rId15"/>
+                          <a:stretch>
+                            <a:fillRect/>
+                          </a:stretch>
+                        </pic:blipFill>
+                        <pic:spPr>
+                          <a:xfrm>
+                            <a:off x="0" y="0"/>
+                            <a:ext cx="2926080" cy="2860766"/>
+                          </a:xfrm>
+                          <a:prstGeom prst="rect">
+                            <a:avLst/>
+                          </a:prstGeom>
+                        </pic:spPr>
+                      </pic:pic>
+                    </a:graphicData>
+                  </a:graphic>
+                </wp:inline>
+              </w:drawing>
+            </w:r>
+          </w:p>
+        </w:tc>
+      </w:tr>
+      <w:tr>
+        <w:trPr>
+          <w:gridAfter w:val="1"/>
+          <w:wAfter w:w="216" w:type="dxa"/>
+        </w:trPr>
+        <w:tc>
+          <w:tcPr>
+            <w:tcW w:w="4320" w:type="dxa"/>
+            <w:gridSpan w:val="2"/>
+          </w:tcPr>
+          <w:p>
+            <w:pPr>
+              <w:spacing w:line="240" w:lineRule="auto"/>
+              <w:rPr>
+                <w:rFonts w:cs="Times New Roman"/>
+                <w:sz w:val="20"/>
+                <w:szCs w:val="18"/>
+              </w:rPr>
+            </w:pPr>
+            <w:r>
+              <w:rPr>
+                <w:rFonts w:cs="Times New Roman"/>
+                <w:sz w:val="20"/>
+                <w:szCs w:val="18"/>
+              </w:rPr>
+              <w:lastRenderedPageBreak/>
+              <w:t>Map-mode lighting editor</w:t>
+            </w:r>
+          </w:p>
+          <w:p>
+            <w:pPr>
+              <w:pStyle w:val="ListBullet"/>
+              <w:spacing w:line="240" w:lineRule="auto"/>
+              <w:rPr>
+                <w:rFonts w:cs="Times New Roman"/>
+                <w:sz w:val="20"/>
+                <w:szCs w:val="18"/>
+              </w:rPr>
+            </w:pPr>
+            <w:r>
+              <w:rPr>
+                <w:rFonts w:cs="Times New Roman"/>
+                <w:sz w:val="20"/>
+                <w:szCs w:val="18"/>
+              </w:rPr>
+              <w:t>Per-light controls adjust intensity, radius, falloff, flicker speed/smoothness, and offsets.</w:t>
+            </w:r>
+          </w:p>
+          <w:p>
+            <w:pPr>
+              <w:pStyle w:val="ListBullet"/>
+              <w:spacing w:line="240" w:lineRule="auto"/>
+              <w:rPr>
+                <w:rFonts w:cs="Times New Roman"/>
+                <w:sz w:val="20"/>
+                <w:szCs w:val="18"/>
+              </w:rPr>
+            </w:pPr>
+            <w:r>
+              <w:rPr>
+                <w:rFonts w:cs="Times New Roman"/>
+                <w:sz w:val="20"/>
+                <w:szCs w:val="18"/>
+              </w:rPr>
+              <w:t>Duplicate/delete light slots to try variants without touching scene data.</w:t>
+            </w:r>
+            <w:r>
+              <w:rPr>
+                <w:rFonts w:cs="Times New Roman"/>
+                <w:sz w:val="20"/>
+                <w:szCs w:val="18"/>
+              </w:rPr>
+              <w:t xml:space="preserve"> (Disconnected logic)</w:t>
+            </w:r>
+          </w:p>
+          <w:p>
+            <w:pPr>
+              <w:pStyle w:val="ListBullet"/>
+              <w:spacing w:line="240" w:lineRule="auto"/>
+              <w:rPr>
+                <w:rFonts w:cs="Times New Roman"/>
+                <w:sz w:val="20"/>
+                <w:szCs w:val="18"/>
+              </w:rPr>
+            </w:pPr>
+            <w:r>
+              <w:rPr>
+                <w:rFonts w:cs="Times New Roman"/>
+                <w:sz w:val="20"/>
+                <w:szCs w:val="18"/>
+              </w:rPr>
+              <w:t>Render toggles handle front/back texture masks to match desired depth ordering.</w:t>
+            </w:r>
+            <w:r>
+              <w:rPr>
+                <w:rFonts w:cs="Times New Roman"/>
+                <w:sz w:val="20"/>
+                <w:szCs w:val="18"/>
+              </w:rPr>
+              <w:t xml:space="preserve"> (Disconnected logic)</w:t>
+            </w:r>
+          </w:p>
+        </w:tc>
+        <w:tc>
+          <w:tcPr>
+            <w:tcW w:w="4320" w:type="dxa"/>
+          </w:tcPr>
+          <w:p>
+            <w:pPr>
+              <w:spacing w:line="240" w:lineRule="auto"/>
+              <w:rPr>
+                <w:rFonts w:cs="Times New Roman"/>
+                <w:sz w:val="20"/>
+                <w:szCs w:val="18"/>
+              </w:rPr>
+            </w:pPr>
+            <w:r>
+              <w:rPr>
+                <w:rFonts w:cs="Times New Roman"/>
+                <w:noProof/>
+                <w:sz w:val="20"/>
+                <w:szCs w:val="18"/>
+              </w:rPr>
+              <w:drawing>
+                <wp:inline distT="0" distB="0" distL="0" distR="0" wp14:anchorId="78924308" wp14:editId="11BD855B">
+                  <wp:extent cx="2358938" cy="3771248"/>
+                  <wp:effectExtent l="0" t="0" r="3810" b="1270"/>
+                  <wp:docPr id="10" name="Picture 10"/>
+                  <wp:cNvGraphicFramePr>
+                    <a:graphicFrameLocks xmlns:a="http://schemas.openxmlformats.org/drawingml/2006/main" noChangeAspect="1"/>
+                  </wp:cNvGraphicFramePr>
+                  <a:graphic xmlns:a="http://schemas.openxmlformats.org/drawingml/2006/main">
+                    <a:graphicData uri="http://schemas.openxmlformats.org/drawingml/2006/picture">
+                      <pic:pic xmlns:pic="http://schemas.openxmlformats.org/drawingml/2006/picture">
+                        <pic:nvPicPr>
+                          <pic:cNvPr id="0" name="image.jpg"/>
+                          <pic:cNvPicPr/>
+                        </pic:nvPicPr>
+                        <pic:blipFill>
+                          <a:blip r:embed="rId16"/>
+                          <a:stretch>
+                            <a:fillRect/>
+                          </a:stretch>
+                        </pic:blipFill>
+                        <pic:spPr>
+                          <a:xfrm>
+                            <a:off x="0" y="0"/>
+                            <a:ext cx="2361638" cy="3775564"/>
+                          </a:xfrm>
+                          <a:prstGeom prst="rect">
+                            <a:avLst/>
+                          </a:prstGeom>
+                        </pic:spPr>
+                      </pic:pic>
+                    </a:graphicData>
+                  </a:graphic>
+                </wp:inline>
+              </w:drawing>
+            </w:r>
+          </w:p>
+          <w:p>
+            <w:pPr>
+              <w:spacing w:line="240" w:lineRule="auto"/>
+              <w:rPr>
+                <w:rFonts w:cs="Times New Roman"/>
+                <w:sz w:val="20"/>
+                <w:szCs w:val="18"/>
+              </w:rPr>
+            </w:pPr>
+          </w:p>
+        </w:tc>
+      </w:tr>
+    </w:tbl>
+    <w:p>
+      <w:pPr>
+        <w:spacing w:line="240" w:lineRule="auto"/>
+        <w:rPr>
+          <w:rFonts w:cs="Times New Roman"/>
+          <w:sz w:val="20"/>
+          <w:szCs w:val="18"/>
+        </w:rPr>
+      </w:pPr>
+      <w:r>
+        <w:rPr>
+          <w:rFonts w:cs="Times New Roman"/>
+          <w:sz w:val="20"/>
+          <w:szCs w:val="18"/>
+        </w:rPr>
+        <w:t>Map-wide asset candidates</w:t>
+      </w:r>
+    </w:p>
+    <w:tbl>
+      <w:tblPr>
+        <w:tblW w:w="0" w:type="auto"/>
+        <w:tblLook w:val="04A0" w:firstRow="1" w:lastRow="0" w:firstColumn="1" w:lastColumn="0" w:noHBand="0" w:noVBand="1"/>
+      </w:tblPr>
+      <w:tblGrid>
+        <w:gridCol w:w="4320"/>
+        <w:gridCol w:w="4320"/>
+      </w:tblGrid>
+      <w:tr>
+        <w:tc>
+          <w:tcPr>
+            <w:tcW w:w="4320" w:type="dxa"/>
+          </w:tcPr>
+          <w:p>
+            <w:pPr>
+              <w:pStyle w:val="ListBullet"/>
+              <w:spacing w:line="240" w:lineRule="auto"/>
+              <w:rPr>
+                <w:rFonts w:cs="Times New Roman"/>
+                <w:sz w:val="20"/>
+                <w:szCs w:val="18"/>
+              </w:rPr>
+            </w:pPr>
+            <w:r>
+              <w:rPr>
+                <w:rFonts w:cs="Times New Roman"/>
+                <w:sz w:val="20"/>
+                <w:szCs w:val="18"/>
+              </w:rPr>
+              <w:t>Set grid resolution for map-wide scattering and regenerate distributions with one click.</w:t>
+            </w:r>
+          </w:p>
+          <w:p>
+            <w:pPr>
+              <w:pStyle w:val="ListBullet"/>
+              <w:spacing w:line="240" w:lineRule="auto"/>
+              <w:rPr>
+                <w:rFonts w:cs="Times New Roman"/>
+                <w:sz w:val="20"/>
+                <w:szCs w:val="18"/>
+              </w:rPr>
+            </w:pPr>
+            <w:r>
+              <w:rPr>
+                <w:rFonts w:cs="Times New Roman"/>
+                <w:sz w:val="20"/>
+                <w:szCs w:val="18"/>
+              </w:rPr>
+              <w:t>Add or remove candidates; pie chart previews spawn weights before committing.</w:t>
+            </w:r>
+          </w:p>
+          <w:p>
+            <w:pPr>
+              <w:pStyle w:val="ListBullet"/>
+              <w:spacing w:line="240" w:lineRule="auto"/>
+              <w:rPr>
+                <w:rFonts w:cs="Times New Roman"/>
+                <w:sz w:val="20"/>
+                <w:szCs w:val="18"/>
+              </w:rPr>
+            </w:pPr>
+            <w:r>
+              <w:rPr>
+                <w:rFonts w:cs="Times New Roman"/>
+                <w:sz w:val="20"/>
+                <w:szCs w:val="18"/>
+              </w:rPr>
+              <w:t>Use this view to validate biome mixes or clean up overrepresented props.</w:t>
+            </w:r>
+          </w:p>
+        </w:tc>
+        <w:tc>
+          <w:tcPr>
+            <w:tcW w:w="4320" w:type="dxa"/>
+          </w:tcPr>
+          <w:p>
+            <w:pPr>
+              <w:spacing w:line="240" w:lineRule="auto"/>
+              <w:rPr>
+                <w:rFonts w:cs="Times New Roman"/>
+                <w:sz w:val="20"/>
+                <w:szCs w:val="18"/>
+              </w:rPr>
+            </w:pPr>
+            <w:r>
+              <w:rPr>
+                <w:rFonts w:cs="Times New Roman"/>
+                <w:noProof/>
+                <w:sz w:val="20"/>
+                <w:szCs w:val="18"/>
+              </w:rPr>
+              <w:drawing>
+                <wp:inline distT="0" distB="0" distL="0" distR="0" wp14:anchorId="18723BAC" wp14:editId="39546CE7">
+                  <wp:extent cx="2372498" cy="2878630"/>
+                  <wp:effectExtent l="0" t="0" r="8890" b="0"/>
+                  <wp:docPr id="11" name="Picture 11"/>
+                  <wp:cNvGraphicFramePr>
+                    <a:graphicFrameLocks xmlns:a="http://schemas.openxmlformats.org/drawingml/2006/main" noChangeAspect="1"/>
+                  </wp:cNvGraphicFramePr>
+                  <a:graphic xmlns:a="http://schemas.openxmlformats.org/drawingml/2006/main">
+                    <a:graphicData uri="http://schemas.openxmlformats.org/drawingml/2006/picture">
+                      <pic:pic xmlns:pic="http://schemas.openxmlformats.org/drawingml/2006/picture">
+                        <pic:nvPicPr>
+                          <pic:cNvPr id="0" name="image.jpg"/>
+                          <pic:cNvPicPr/>
+                        </pic:nvPicPr>
+                        <pic:blipFill>
+                          <a:blip r:embed="rId17"/>
+                          <a:stretch>
+                            <a:fillRect/>
+                          </a:stretch>
+                        </pic:blipFill>
+                        <pic:spPr>
+                          <a:xfrm>
+                            <a:off x="0" y="0"/>
+                            <a:ext cx="2382513" cy="2890782"/>
+                          </a:xfrm>
+                          <a:prstGeom prst="rect">
+                            <a:avLst/>
+                          </a:prstGeom>
+                        </pic:spPr>
+                      </pic:pic>
+                    </a:graphicData>
+                  </a:graphic>
+                </wp:inline>
+              </w:drawing>
+            </w:r>
+          </w:p>
+          <w:p>
+            <w:pPr>
+              <w:spacing w:line="240" w:lineRule="auto"/>
+              <w:rPr>
+                <w:rFonts w:cs="Times New Roman"/>
+                <w:sz w:val="20"/>
+                <w:szCs w:val="18"/>
+              </w:rPr>
+            </w:pPr>
+          </w:p>
+        </w:tc>
+      </w:tr>
+    </w:tbl>
+    <w:p>
+      <w:pPr>
+        <w:spacing w:line="240" w:lineRule="auto"/>
+        <w:rPr>
+          <w:rFonts w:cs="Times New Roman"/>
+          <w:sz w:val="20"/>
+          <w:szCs w:val="18"/>
+        </w:rPr>
+      </w:pPr>
+    </w:p>
+    <w:p>
+      <w:pPr>
+        <w:spacing w:line="240" w:lineRule="auto"/>
+        <w:rPr>
+          <w:rFonts w:cs="Times New Roman"/>
+          <w:sz w:val="20"/>
+          <w:szCs w:val="18"/>
+        </w:rPr>
+      </w:pPr>
+    </w:p>
+    <w:p>
+      <w:pPr>
+        <w:spacing w:line="240" w:lineRule="auto"/>
+        <w:rPr>
+          <w:rFonts w:cs="Times New Roman"/>
+          <w:sz w:val="20"/>
+          <w:szCs w:val="18"/>
+        </w:rPr>
+      </w:pPr>
+      <w:r>
+        <w:rPr>
+          <w:rFonts w:cs="Times New Roman"/>
+          <w:sz w:val="20"/>
+          <w:szCs w:val="18"/>
+        </w:rPr>
+        <w:lastRenderedPageBreak/>
+        <w:t>Room editor (collapsed/quick view)</w:t>
+      </w:r>
+    </w:p>
+    <w:tbl>
+      <w:tblPr>
+        <w:tblW w:w="0" w:type="auto"/>
+        <w:tblLook w:val="04A0" w:firstRow="1" w:lastRow="0" w:firstColumn="1" w:lastColumn="0" w:noHBand="0" w:noVBand="1"/>
+      </w:tblPr>
+      <w:tblGrid>
+        <w:gridCol w:w="4320"/>
+        <w:gridCol w:w="4320"/>
+      </w:tblGrid>
+      <w:tr>
+        <w:tc>
+          <w:tcPr>
+            <w:tcW w:w="4320" w:type="dxa"/>
+          </w:tcPr>
+          <w:p>
+            <w:pPr>
+              <w:pStyle w:val="ListBullet"/>
+              <w:spacing w:line="240" w:lineRule="auto"/>
+              <w:rPr>
+                <w:rFonts w:cs="Times New Roman"/>
+                <w:sz w:val="20"/>
+                <w:szCs w:val="18"/>
+              </w:rPr>
+            </w:pPr>
+            <w:r>
+              <w:rPr>
+                <w:rFonts w:cs="Times New Roman"/>
+                <w:sz w:val="20"/>
+                <w:szCs w:val="18"/>
+              </w:rPr>
+              <w:t>Collapsed view keeps geometry, tags, and type lists accessible while leaving the play area clear.</w:t>
+            </w:r>
+          </w:p>
+          <w:p>
+            <w:pPr>
+              <w:pStyle w:val="ListBullet"/>
+              <w:spacing w:line="240" w:lineRule="auto"/>
+              <w:rPr>
+                <w:rFonts w:cs="Times New Roman"/>
+                <w:sz w:val="20"/>
+                <w:szCs w:val="18"/>
+              </w:rPr>
+            </w:pPr>
+            <w:r>
+              <w:rPr>
+                <w:rFonts w:cs="Times New Roman"/>
+                <w:sz w:val="20"/>
+                <w:szCs w:val="18"/>
+              </w:rPr>
+              <w:t>Use it to jump between rooms and spot-check settings without expanding full panels.</w:t>
+            </w:r>
+          </w:p>
+        </w:tc>
+        <w:tc>
+          <w:tcPr>
+            <w:tcW w:w="4320" w:type="dxa"/>
+          </w:tcPr>
+          <w:p>
+            <w:pPr>
+              <w:spacing w:line="240" w:lineRule="auto"/>
+              <w:rPr>
+                <w:rFonts w:cs="Times New Roman"/>
+                <w:sz w:val="20"/>
+                <w:szCs w:val="18"/>
+              </w:rPr>
+            </w:pPr>
+            <w:r>
+              <w:rPr>
+                <w:rFonts w:cs="Times New Roman"/>
+                <w:noProof/>
+                <w:sz w:val="20"/>
+                <w:szCs w:val="18"/>
+              </w:rPr>
+              <w:drawing>
+                <wp:inline distT="0" distB="0" distL="0" distR="0" wp14:anchorId="37D23E81" wp14:editId="5D670448">
+                  <wp:extent cx="2174790" cy="3534889"/>
+                  <wp:effectExtent l="0" t="0" r="0" b="8890"/>
+                  <wp:docPr id="12" name="Picture 12"/>
+                  <wp:cNvGraphicFramePr>
+                    <a:graphicFrameLocks xmlns:a="http://schemas.openxmlformats.org/drawingml/2006/main" noChangeAspect="1"/>
+                  </wp:cNvGraphicFramePr>
+                  <a:graphic xmlns:a="http://schemas.openxmlformats.org/drawingml/2006/main">
+                    <a:graphicData uri="http://schemas.openxmlformats.org/drawingml/2006/picture">
+                      <pic:pic xmlns:pic="http://schemas.openxmlformats.org/drawingml/2006/picture">
+                        <pic:nvPicPr>
+                          <pic:cNvPr id="0" name="image.jpg"/>
+                          <pic:cNvPicPr/>
+                        </pic:nvPicPr>
+                        <pic:blipFill>
+                          <a:blip r:embed="rId18"/>
+                          <a:stretch>
+                            <a:fillRect/>
+                          </a:stretch>
+                        </pic:blipFill>
+                        <pic:spPr>
+                          <a:xfrm>
+                            <a:off x="0" y="0"/>
+                            <a:ext cx="2232239" cy="3628265"/>
+                          </a:xfrm>
+                          <a:prstGeom prst="rect">
+                            <a:avLst/>
+                          </a:prstGeom>
+                        </pic:spPr>
+                      </pic:pic>
+                    </a:graphicData>
+                  </a:graphic>
+                </wp:inline>
+              </w:drawing>
+            </w:r>
+          </w:p>
+          <w:p>
+            <w:pPr>
+              <w:spacing w:line="240" w:lineRule="auto"/>
+              <w:rPr>
+                <w:rFonts w:cs="Times New Roman"/>
+                <w:sz w:val="20"/>
+                <w:szCs w:val="18"/>
+              </w:rPr>
+            </w:pPr>
+          </w:p>
+        </w:tc>
+      </w:tr>
+    </w:tbl>
+    <w:p>
+      <w:pPr>
+        <w:spacing w:line="240" w:lineRule="auto"/>
+        <w:rPr>
+          <w:rFonts w:cs="Times New Roman"/>
+          <w:sz w:val="20"/>
+          <w:szCs w:val="18"/>
+        </w:rPr>
+      </w:pPr>
+      <w:r>
+        <w:rPr>
+          <w:rFonts w:cs="Times New Roman"/>
+          <w:sz w:val="20"/>
+          <w:szCs w:val="18"/>
+        </w:rPr>
+        <w:t>Room configuration (expanded)</w:t>
+      </w:r>
+    </w:p>
+    <w:tbl>
+      <w:tblPr>
+        <w:tblW w:w="0" w:type="auto"/>
+        <w:tblLook w:val="04A0" w:firstRow="1" w:lastRow="0" w:firstColumn="1" w:lastColumn="0" w:noHBand="0" w:noVBand="1"/>
+      </w:tblPr>
+      <w:tblGrid>
+        <w:gridCol w:w="4320"/>
+        <w:gridCol w:w="4320"/>
+      </w:tblGrid>
+      <w:tr>
+        <w:tc>
+          <w:tcPr>
+            <w:tcW w:w="4320" w:type="dxa"/>
+          </w:tcPr>
+          <w:p>
+            <w:pPr>
+              <w:pStyle w:val="ListBullet"/>
+              <w:spacing w:line="240" w:lineRule="auto"/>
+              <w:rPr>
+                <w:rFonts w:cs="Times New Roman"/>
+                <w:sz w:val="20"/>
+                <w:szCs w:val="18"/>
+              </w:rPr>
+            </w:pPr>
+            <w:r>
+              <w:rPr>
+                <w:rFonts w:cs="Times New Roman"/>
+                <w:sz w:val="20"/>
+                <w:szCs w:val="18"/>
+              </w:rPr>
+              <w:t>Edit room name, shape (circle/other presets), radii, and edge smoothness for layout testing.</w:t>
+            </w:r>
+          </w:p>
+          <w:p>
+            <w:pPr>
+              <w:pStyle w:val="ListBullet"/>
+              <w:spacing w:line="240" w:lineRule="auto"/>
+              <w:rPr>
+                <w:rFonts w:cs="Times New Roman"/>
+                <w:sz w:val="20"/>
+                <w:szCs w:val="18"/>
+              </w:rPr>
+            </w:pPr>
+            <w:r>
+              <w:rPr>
+                <w:rFonts w:cs="Times New Roman"/>
+                <w:sz w:val="20"/>
+                <w:szCs w:val="18"/>
+              </w:rPr>
+              <w:t>Assign tags/anti-tags and room types (spawn, boss, inherit map assets) to drive procedural rules.</w:t>
+            </w:r>
+          </w:p>
+          <w:p>
+            <w:pPr>
+              <w:pStyle w:val="ListBullet"/>
+              <w:spacing w:line="240" w:lineRule="auto"/>
+              <w:rPr>
+                <w:rFonts w:cs="Times New Roman"/>
+                <w:sz w:val="20"/>
+                <w:szCs w:val="18"/>
+              </w:rPr>
+            </w:pPr>
+            <w:r>
+              <w:rPr>
+                <w:rFonts w:cs="Times New Roman"/>
+                <w:sz w:val="20"/>
+                <w:szCs w:val="18"/>
+              </w:rPr>
+              <w:t>Expanded view helps verify metadata stays aligned with manifest expectations.</w:t>
+            </w:r>
+          </w:p>
+        </w:tc>
+        <w:tc>
+          <w:tcPr>
+            <w:tcW w:w="4320" w:type="dxa"/>
+          </w:tcPr>
+          <w:p>
+            <w:pPr>
+              <w:spacing w:line="240" w:lineRule="auto"/>
+              <w:rPr>
+                <w:rFonts w:cs="Times New Roman"/>
+                <w:sz w:val="20"/>
+                <w:szCs w:val="18"/>
+              </w:rPr>
+            </w:pPr>
+            <w:r>
+              <w:rPr>
+                <w:rFonts w:cs="Times New Roman"/>
+                <w:noProof/>
+                <w:sz w:val="20"/>
+                <w:szCs w:val="18"/>
+              </w:rPr>
+              <w:drawing>
+                <wp:inline distT="0" distB="0" distL="0" distR="0" wp14:anchorId="38F60D6F" wp14:editId="280369DE">
+                  <wp:extent cx="2183027" cy="3507947"/>
+                  <wp:effectExtent l="0" t="0" r="8255" b="0"/>
+                  <wp:docPr id="13" name="Picture 13"/>
+                  <wp:cNvGraphicFramePr>
+                    <a:graphicFrameLocks xmlns:a="http://schemas.openxmlformats.org/drawingml/2006/main" noChangeAspect="1"/>
+                  </wp:cNvGraphicFramePr>
+                  <a:graphic xmlns:a="http://schemas.openxmlformats.org/drawingml/2006/main">
+                    <a:graphicData uri="http://schemas.openxmlformats.org/drawingml/2006/picture">
+                      <pic:pic xmlns:pic="http://schemas.openxmlformats.org/drawingml/2006/picture">
+                        <pic:nvPicPr>
+                          <pic:cNvPr id="0" name="image.jpg"/>
+                          <pic:cNvPicPr/>
+                        </pic:nvPicPr>
+                        <pic:blipFill>
+                          <a:blip r:embed="rId19"/>
+                          <a:stretch>
+                            <a:fillRect/>
+                          </a:stretch>
+                        </pic:blipFill>
+                        <pic:spPr>
+                          <a:xfrm>
+                            <a:off x="0" y="0"/>
+                            <a:ext cx="2223223" cy="3572538"/>
+                          </a:xfrm>
+                          <a:prstGeom prst="rect">
+                            <a:avLst/>
+                          </a:prstGeom>
+                        </pic:spPr>
+                      </pic:pic>
+                    </a:graphicData>
+                  </a:graphic>
+                </wp:inline>
+              </w:drawing>
+            </w:r>
+          </w:p>
+          <w:p>
+            <w:pPr>
+              <w:spacing w:line="240" w:lineRule="auto"/>
+              <w:rPr>
+                <w:rFonts w:cs="Times New Roman"/>
+                <w:sz w:val="20"/>
+                <w:szCs w:val="18"/>
+              </w:rPr>
+            </w:pPr>
+          </w:p>
+        </w:tc>
+      </w:tr>
+    </w:tbl>
+    <w:p>
+      <w:pPr>
+        <w:spacing w:line="240" w:lineRule="auto"/>
+        <w:rPr>
+          <w:rFonts w:cs="Times New Roman"/>
+          <w:sz w:val="20"/>
+          <w:szCs w:val="18"/>
+        </w:rPr>
+      </w:pPr>
+    </w:p>
+    <w:p>
+      <w:pPr>
+        <w:spacing w:line="240" w:lineRule="auto"/>
+        <w:rPr>
+          <w:rFonts w:cs="Times New Roman"/>
+          <w:sz w:val="20"/>
+          <w:szCs w:val="18"/>
+        </w:rPr>
+      </w:pPr>
+      <w:r>
+        <w:rPr>
+          <w:rFonts w:cs="Times New Roman"/>
+          <w:sz w:val="20"/>
+          <w:szCs w:val="18"/>
+        </w:rPr>
+        <w:t xml:space="preserve">Room </w:t>
       </w:r>
       <w:proofErr w:type="gramStart"/>
       <w:r>
         <w:rPr>
           <w:rFonts w:cs="Times New Roman"/>
-          <w:color w:val="000000" w:themeColor="text1"/>
-        </w:rPr>
-        <w:t>settings.json</w:t>
+          <w:sz w:val="20"/>
+          <w:szCs w:val="18"/>
+        </w:rPr>
+        <w:t>layers</w:t>
       </w:r>
       <w:proofErr w:type="gramEnd"/>
       <w:r>
         <w:rPr>
           <w:rFonts w:cs="Times New Roman"/>
-          <w:color w:val="000000" w:themeColor="text1"/>
-        </w:rPr>
-        <w:t>, and changes flow into the shared asset library.</w:t>
+          <w:sz w:val="20"/>
+          <w:szCs w:val="18"/>
+        </w:rPr>
+        <w:t xml:space="preserve"> view</w:t>
       </w:r>
     </w:p>
+    <w:tbl>
+      <w:tblPr>
+        <w:tblW w:w="0" w:type="auto"/>
+        <w:tblLook w:val="04A0" w:firstRow="1" w:lastRow="0" w:firstColumn="1" w:lastColumn="0" w:noHBand="0" w:noVBand="1"/>
+      </w:tblPr>
+      <w:tblGrid>
+        <w:gridCol w:w="4032"/>
+        <w:gridCol w:w="4824"/>
+      </w:tblGrid>
+      <w:tr>
+        <w:tc>
+          <w:tcPr>
+            <w:tcW w:w="4032" w:type="dxa"/>
+          </w:tcPr>
+          <w:p>
+            <w:pPr>
+              <w:pStyle w:val="ListBullet"/>
+              <w:spacing w:line="240" w:lineRule="auto"/>
+              <w:rPr>
+                <w:rFonts w:cs="Times New Roman"/>
+                <w:sz w:val="20"/>
+                <w:szCs w:val="18"/>
+              </w:rPr>
+            </w:pPr>
+            <w:r>
+              <w:rPr>
+                <w:rFonts w:cs="Times New Roman"/>
+                <w:sz w:val="20"/>
+                <w:szCs w:val="18"/>
+              </w:rPr>
+              <w:t>Stack layers with target counts, reorder, duplicate, and reload to quickly branch layouts.</w:t>
+            </w:r>
+          </w:p>
+          <w:p>
+            <w:pPr>
+              <w:pStyle w:val="ListBullet"/>
+              <w:spacing w:line="240" w:lineRule="auto"/>
+              <w:rPr>
+                <w:rFonts w:cs="Times New Roman"/>
+                <w:sz w:val="20"/>
+                <w:szCs w:val="18"/>
+              </w:rPr>
+            </w:pPr>
+            <w:r>
+              <w:rPr>
+                <w:rFonts w:cs="Times New Roman"/>
+                <w:sz w:val="20"/>
+                <w:szCs w:val="18"/>
+              </w:rPr>
+              <w:t>Room list shows available templates; the map canvas validates radius and layer separation.</w:t>
+            </w:r>
+          </w:p>
+          <w:p>
+            <w:pPr>
+              <w:pStyle w:val="ListBullet"/>
+              <w:spacing w:line="240" w:lineRule="auto"/>
+              <w:rPr>
+                <w:rFonts w:cs="Times New Roman"/>
+                <w:sz w:val="20"/>
+                <w:szCs w:val="18"/>
+              </w:rPr>
+            </w:pPr>
+            <w:r>
+              <w:rPr>
+                <w:rFonts w:cs="Times New Roman"/>
+                <w:sz w:val="20"/>
+                <w:szCs w:val="18"/>
+              </w:rPr>
+              <w:t>Layer and room keys clarify which group is active while editing spawn layouts.</w:t>
+            </w:r>
+          </w:p>
+        </w:tc>
+        <w:tc>
+          <w:tcPr>
+            <w:tcW w:w="4824" w:type="dxa"/>
+          </w:tcPr>
+          <w:p>
+            <w:pPr>
+              <w:spacing w:line="240" w:lineRule="auto"/>
+              <w:rPr>
+                <w:rFonts w:cs="Times New Roman"/>
+                <w:sz w:val="20"/>
+                <w:szCs w:val="18"/>
+              </w:rPr>
+            </w:pPr>
+            <w:r>
+              <w:rPr>
+                <w:rFonts w:cs="Times New Roman"/>
+                <w:noProof/>
+                <w:sz w:val="20"/>
+                <w:szCs w:val="18"/>
+              </w:rPr>
+              <w:drawing>
+                <wp:inline distT="0" distB="0" distL="0" distR="0" wp14:anchorId="5241E255" wp14:editId="4494C553">
+                  <wp:extent cx="2926080" cy="1645253"/>
+                  <wp:effectExtent l="0" t="0" r="0" b="0"/>
+                  <wp:docPr id="14" name="Picture 14"/>
+                  <wp:cNvGraphicFramePr>
+                    <a:graphicFrameLocks xmlns:a="http://schemas.openxmlformats.org/drawingml/2006/main" noChangeAspect="1"/>
+                  </wp:cNvGraphicFramePr>
+                  <a:graphic xmlns:a="http://schemas.openxmlformats.org/drawingml/2006/main">
+                    <a:graphicData uri="http://schemas.openxmlformats.org/drawingml/2006/picture">
+                      <pic:pic xmlns:pic="http://schemas.openxmlformats.org/drawingml/2006/picture">
+                        <pic:nvPicPr>
+                          <pic:cNvPr id="0" name="image.jpg"/>
+                          <pic:cNvPicPr/>
+                        </pic:nvPicPr>
+                        <pic:blipFill>
+                          <a:blip r:embed="rId20"/>
+                          <a:stretch>
+                            <a:fillRect/>
+                          </a:stretch>
+                        </pic:blipFill>
+                        <pic:spPr>
+                          <a:xfrm>
+                            <a:off x="0" y="0"/>
+                            <a:ext cx="2926080" cy="1645253"/>
+                          </a:xfrm>
+                          <a:prstGeom prst="rect">
+                            <a:avLst/>
+                          </a:prstGeom>
+                        </pic:spPr>
+                      </pic:pic>
+                    </a:graphicData>
+                  </a:graphic>
+                </wp:inline>
+              </w:drawing>
+            </w:r>
+          </w:p>
+          <w:p>
+            <w:pPr>
+              <w:spacing w:line="240" w:lineRule="auto"/>
+              <w:rPr>
+                <w:rFonts w:cs="Times New Roman"/>
+                <w:sz w:val="20"/>
+                <w:szCs w:val="18"/>
+              </w:rPr>
+            </w:pPr>
+          </w:p>
+        </w:tc>
+      </w:tr>
+      <w:tr>
+        <w:tc>
+          <w:tcPr>
+            <w:tcW w:w="4032" w:type="dxa"/>
+          </w:tcPr>
+          <w:p>
+            <w:pPr>
+              <w:spacing w:line="240" w:lineRule="auto"/>
+              <w:rPr>
+                <w:rFonts w:cs="Times New Roman"/>
+                <w:sz w:val="20"/>
+                <w:szCs w:val="18"/>
+              </w:rPr>
+            </w:pPr>
+            <w:r>
+              <w:rPr>
+                <w:rFonts w:cs="Times New Roman"/>
+                <w:sz w:val="20"/>
+                <w:szCs w:val="18"/>
+              </w:rPr>
+              <w:t>Spawn group configuration</w:t>
+            </w:r>
+          </w:p>
+          <w:p>
+            <w:pPr>
+              <w:pStyle w:val="ListBullet"/>
+              <w:spacing w:line="240" w:lineRule="auto"/>
+              <w:rPr>
+                <w:rFonts w:cs="Times New Roman"/>
+                <w:sz w:val="20"/>
+                <w:szCs w:val="18"/>
+              </w:rPr>
+            </w:pPr>
+            <w:r>
+              <w:rPr>
+                <w:rFonts w:cs="Times New Roman"/>
+                <w:sz w:val="20"/>
+                <w:szCs w:val="18"/>
+              </w:rPr>
+              <w:t>Bind spawn groups to a room owner, choose spawn method, and set grid resolution.</w:t>
+            </w:r>
+          </w:p>
+          <w:p>
+            <w:pPr>
+              <w:pStyle w:val="ListBullet"/>
+              <w:spacing w:line="240" w:lineRule="auto"/>
+              <w:rPr>
+                <w:rFonts w:cs="Times New Roman"/>
+                <w:sz w:val="20"/>
+                <w:szCs w:val="18"/>
+              </w:rPr>
+            </w:pPr>
+            <w:r>
+              <w:rPr>
+                <w:rFonts w:cs="Times New Roman"/>
+                <w:sz w:val="20"/>
+                <w:szCs w:val="18"/>
+              </w:rPr>
+              <w:t>Regenerate and tweak candidates; pie chart confirms weights before saving.</w:t>
+            </w:r>
+          </w:p>
+          <w:p>
+            <w:pPr>
+              <w:pStyle w:val="ListBullet"/>
+              <w:spacing w:line="240" w:lineRule="auto"/>
+              <w:rPr>
+                <w:rFonts w:cs="Times New Roman"/>
+                <w:sz w:val="20"/>
+                <w:szCs w:val="18"/>
+              </w:rPr>
+            </w:pPr>
+            <w:r>
+              <w:rPr>
+                <w:rFonts w:cs="Times New Roman"/>
+                <w:sz w:val="20"/>
+                <w:szCs w:val="18"/>
+              </w:rPr>
+              <w:t>Options to resolve geometry to room size and enforce spacing keep drops predictable.</w:t>
+            </w:r>
+          </w:p>
+        </w:tc>
+        <w:tc>
+          <w:tcPr>
+            <w:tcW w:w="4824" w:type="dxa"/>
+          </w:tcPr>
+          <w:p>
+            <w:pPr>
+              <w:spacing w:line="240" w:lineRule="auto"/>
+              <w:rPr>
+                <w:rFonts w:cs="Times New Roman"/>
+                <w:sz w:val="20"/>
+                <w:szCs w:val="18"/>
+              </w:rPr>
+            </w:pPr>
+          </w:p>
+          <w:p>
+            <w:pPr>
+              <w:spacing w:line="240" w:lineRule="auto"/>
+              <w:rPr>
+                <w:rFonts w:cs="Times New Roman"/>
+                <w:sz w:val="20"/>
+                <w:szCs w:val="18"/>
+              </w:rPr>
+            </w:pPr>
+            <w:r>
+              <w:rPr>
+                <w:rFonts w:cs="Times New Roman"/>
+                <w:noProof/>
+                <w:sz w:val="20"/>
+                <w:szCs w:val="18"/>
+              </w:rPr>
+              <w:drawing>
+                <wp:inline distT="0" distB="0" distL="0" distR="0" wp14:anchorId="4882E5DB" wp14:editId="4D4ADB3D">
+                  <wp:extent cx="2102117" cy="3635133"/>
+                  <wp:effectExtent l="0" t="0" r="0" b="3810"/>
+                  <wp:docPr id="15" name="Picture 15"/>
+                  <wp:cNvGraphicFramePr>
+                    <a:graphicFrameLocks xmlns:a="http://schemas.openxmlformats.org/drawingml/2006/main" noChangeAspect="1"/>
+                  </wp:cNvGraphicFramePr>
+                  <a:graphic xmlns:a="http://schemas.openxmlformats.org/drawingml/2006/main">
+                    <a:graphicData uri="http://schemas.openxmlformats.org/drawingml/2006/picture">
+                      <pic:pic xmlns:pic="http://schemas.openxmlformats.org/drawingml/2006/picture">
+                        <pic:nvPicPr>
+                          <pic:cNvPr id="0" name="image.jpg"/>
+                          <pic:cNvPicPr/>
+                        </pic:nvPicPr>
+                        <pic:blipFill>
+                          <a:blip r:embed="rId21"/>
+                          <a:stretch>
+                            <a:fillRect/>
+                          </a:stretch>
+                        </pic:blipFill>
+                        <pic:spPr>
+                          <a:xfrm>
+                            <a:off x="0" y="0"/>
+                            <a:ext cx="2106173" cy="3642146"/>
+                          </a:xfrm>
+                          <a:prstGeom prst="rect">
+                            <a:avLst/>
+                          </a:prstGeom>
+                        </pic:spPr>
+                      </pic:pic>
+                    </a:graphicData>
+                  </a:graphic>
+                </wp:inline>
+              </w:drawing>
+            </w:r>
+          </w:p>
+        </w:tc>
+      </w:tr>
+    </w:tbl>
     <w:p>
       <w:pPr>
-        <w:pStyle w:val="Heading3"/>
-        <w:rPr>
-          <w:rFonts w:ascii="Times New Roman" w:hAnsi="Times New Roman" w:cs="Times New Roman"/>
-          <w:i/>
-          <w:iCs/>
-          <w:color w:val="auto"/>
-        </w:rPr>
-      </w:pPr>
-      <w:r>
-        <w:rPr>
-          <w:rFonts w:ascii="Times New Roman" w:hAnsi="Times New Roman" w:cs="Times New Roman"/>
-          <w:color w:val="auto"/>
-        </w:rPr>
-        <w:t>Main screen</w:t>
-      </w:r>
+        <w:spacing w:line="240" w:lineRule="auto"/>
+        <w:rPr>
+          <w:rFonts w:cs="Times New Roman"/>
+          <w:sz w:val="20"/>
+          <w:szCs w:val="18"/>
+        </w:rPr>
+      </w:pPr>
     </w:p>
     <w:p>
       <w:pPr>
+        <w:spacing w:line="240" w:lineRule="auto"/>
         <w:rPr>
           <w:rFonts w:cs="Times New Roman"/>
-          <w:color w:val="000000" w:themeColor="text1"/>
-        </w:rPr>
-      </w:pPr>
-      <w:r>
-        <w:rPr>
-          <w:rFonts w:cs="Times New Roman"/>
-          <w:color w:val="000000" w:themeColor="text1"/>
-        </w:rPr>
-        <w:t>The main workspace layers the world view with floating headers, quick buttons, and panels that handle most editing tasks.</w:t>
-      </w:r>
+          <w:sz w:val="20"/>
+          <w:szCs w:val="18"/>
+        </w:rPr>
+      </w:pPr>
     </w:p>
     <w:p>
-      <w:r>
-        <w:rPr>
-          <w:noProof/>
-        </w:rPr>
-        <w:lastRenderedPageBreak/>
-        <w:drawing>
-          <wp:inline distT="0" distB="0" distL="0" distR="0" wp14:anchorId="7D202E94" wp14:editId="582D53F5">
-            <wp:extent cx="3659083" cy="2057400"/>
-            <wp:effectExtent l="0" t="0" r="0" b="0"/>
-            <wp:docPr id="1" name="Picture 1"/>
-            <wp:cNvGraphicFramePr>
-              <a:graphicFrameLocks xmlns:a="http://schemas.openxmlformats.org/drawingml/2006/main" noChangeAspect="1"/>
-            </wp:cNvGraphicFramePr>
-            <a:graphic xmlns:a="http://schemas.openxmlformats.org/drawingml/2006/main">
-              <a:graphicData uri="http://schemas.openxmlformats.org/drawingml/2006/picture">
-                <pic:pic xmlns:pic="http://schemas.openxmlformats.org/drawingml/2006/picture">
-                  <pic:nvPicPr>
-                    <pic:cNvPr id="0" name="devmode_main_screen.jpg"/>
-                    <pic:cNvPicPr/>
-                  </pic:nvPicPr>
-                  <pic:blipFill>
-                    <a:blip r:embed="rId7"/>
-                    <a:stretch>
-                      <a:fillRect/>
-                    </a:stretch>
-                  </pic:blipFill>
-                  <pic:spPr>
-                    <a:xfrm>
-                      <a:off x="0" y="0"/>
-                      <a:ext cx="3705846" cy="2083693"/>
-                    </a:xfrm>
-                    <a:prstGeom prst="rect">
-                      <a:avLst/>
-                    </a:prstGeom>
-                  </pic:spPr>
-                </pic:pic>
-              </a:graphicData>
-            </a:graphic>
-          </wp:inline>
-        </w:drawing>
-      </w:r>
+      <w:pPr>
+        <w:spacing w:line="240" w:lineRule="auto"/>
+        <w:rPr>
+          <w:rFonts w:cs="Times New Roman"/>
+          <w:sz w:val="20"/>
+          <w:szCs w:val="18"/>
+        </w:rPr>
+      </w:pPr>
     </w:p>
     <w:p>
       <w:pPr>
-        <w:pStyle w:val="Heading4"/>
-        <w:rPr>
-          <w:rFonts w:ascii="Times New Roman" w:hAnsi="Times New Roman" w:cs="Times New Roman"/>
-          <w:i w:val="0"/>
-          <w:iCs w:val="0"/>
-        </w:rPr>
-      </w:pPr>
-      <w:r>
-        <w:rPr>
-          <w:rFonts w:ascii="Times New Roman" w:hAnsi="Times New Roman" w:cs="Times New Roman"/>
-          <w:i w:val="0"/>
-          <w:iCs w:val="0"/>
-        </w:rPr>
-        <w:t>Header and footer bar</w:t>
-      </w:r>
+        <w:spacing w:line="240" w:lineRule="auto"/>
+        <w:rPr>
+          <w:rFonts w:cs="Times New Roman"/>
+          <w:sz w:val="20"/>
+          <w:szCs w:val="18"/>
+        </w:rPr>
+      </w:pPr>
     </w:p>
     <w:p>
       <w:pPr>
+        <w:spacing w:line="240" w:lineRule="auto"/>
         <w:rPr>
           <w:rFonts w:cs="Times New Roman"/>
-          <w:color w:val="000000" w:themeColor="text1"/>
-        </w:rPr>
-      </w:pPr>
-      <w:r>
-        <w:rPr>
-          <w:rFonts w:cs="Times New Roman"/>
-          <w:color w:val="000000" w:themeColor="text1"/>
-        </w:rPr>
-        <w:t>The header switches between room, map, and lighting modes while the footer shows notifications, quick tasks, and camera shortcuts.</w:t>
-      </w:r>
-      <w:r>
-        <w:rPr>
-          <w:noProof/>
-        </w:rPr>
-        <w:t xml:space="preserve"> </w:t>
-      </w:r>
-      <w:r>
-        <w:rPr>
-          <w:rFonts w:cs="Times New Roman"/>
-          <w:color w:val="000000" w:themeColor="text1"/>
-        </w:rPr>
-        <w:t>Filter what assets are visible on screen for the dev mode session.</w:t>
-      </w:r>
-      <w:r>
-        <w:rPr>
-          <w:noProof/>
-        </w:rPr>
-        <w:t xml:space="preserve"> </w:t>
-      </w:r>
-      <w:r>
-        <w:rPr>
-          <w:noProof/>
-        </w:rPr>
-        <w:drawing>
-          <wp:inline distT="0" distB="0" distL="0" distR="0" wp14:anchorId="54903D3F" wp14:editId="062E2D79">
-            <wp:extent cx="5486400" cy="662940"/>
-            <wp:effectExtent l="0" t="0" r="0" b="3810"/>
-            <wp:docPr id="3" name="Picture 3"/>
-            <wp:cNvGraphicFramePr>
-              <a:graphicFrameLocks xmlns:a="http://schemas.openxmlformats.org/drawingml/2006/main" noChangeAspect="1"/>
-            </wp:cNvGraphicFramePr>
-            <a:graphic xmlns:a="http://schemas.openxmlformats.org/drawingml/2006/main">
-              <a:graphicData uri="http://schemas.openxmlformats.org/drawingml/2006/picture">
-                <pic:pic xmlns:pic="http://schemas.openxmlformats.org/drawingml/2006/picture">
-                  <pic:nvPicPr>
-                    <pic:cNvPr id="0" name="devmode_header_footer_bar.jpg"/>
-                    <pic:cNvPicPr/>
-                  </pic:nvPicPr>
-                  <pic:blipFill>
-                    <a:blip r:embed="rId8"/>
-                    <a:stretch>
-                      <a:fillRect/>
-                    </a:stretch>
-                  </pic:blipFill>
-                  <pic:spPr>
-                    <a:xfrm>
-                      <a:off x="0" y="0"/>
-                      <a:ext cx="5486400" cy="662940"/>
-                    </a:xfrm>
-                    <a:prstGeom prst="rect">
-                      <a:avLst/>
-                    </a:prstGeom>
-                  </pic:spPr>
-                </pic:pic>
-              </a:graphicData>
-            </a:graphic>
-          </wp:inline>
-        </w:drawing>
-      </w:r>
+          <w:sz w:val="20"/>
+          <w:szCs w:val="18"/>
+        </w:rPr>
+      </w:pPr>
     </w:p>
     <w:p>
       <w:pPr>
+        <w:spacing w:line="240" w:lineRule="auto"/>
         <w:rPr>
           <w:rFonts w:cs="Times New Roman"/>
-          <w:color w:val="000000" w:themeColor="text1"/>
-        </w:rPr>
-      </w:pPr>
-      <w:r>
-        <w:rPr>
-          <w:noProof/>
-        </w:rPr>
-        <w:drawing>
-          <wp:inline distT="0" distB="0" distL="0" distR="0" wp14:anchorId="1DC048C8" wp14:editId="226404DA">
-            <wp:extent cx="5299506" cy="533400"/>
-            <wp:effectExtent l="0" t="0" r="0" b="0"/>
-            <wp:docPr id="2" name="Picture 2"/>
-            <wp:cNvGraphicFramePr>
-              <a:graphicFrameLocks xmlns:a="http://schemas.openxmlformats.org/drawingml/2006/main" noChangeAspect="1"/>
-            </wp:cNvGraphicFramePr>
-            <a:graphic xmlns:a="http://schemas.openxmlformats.org/drawingml/2006/main">
-              <a:graphicData uri="http://schemas.openxmlformats.org/drawingml/2006/picture">
-                <pic:pic xmlns:pic="http://schemas.openxmlformats.org/drawingml/2006/picture">
-                  <pic:nvPicPr>
-                    <pic:cNvPr id="0" name="devmode_main_pagegrid_ui.jpg"/>
-                    <pic:cNvPicPr/>
-                  </pic:nvPicPr>
-                  <pic:blipFill>
-                    <a:blip r:embed="rId9"/>
-                    <a:stretch>
-                      <a:fillRect/>
-                    </a:stretch>
-                  </pic:blipFill>
-                  <pic:spPr>
-                    <a:xfrm>
-                      <a:off x="0" y="0"/>
-                      <a:ext cx="5496750" cy="553253"/>
-                    </a:xfrm>
-                    <a:prstGeom prst="rect">
-                      <a:avLst/>
-                    </a:prstGeom>
-                  </pic:spPr>
-                </pic:pic>
-              </a:graphicData>
-            </a:graphic>
-          </wp:inline>
-        </w:drawing>
-      </w:r>
+          <w:sz w:val="20"/>
+          <w:szCs w:val="18"/>
+        </w:rPr>
+      </w:pPr>
     </w:p>
     <w:p>
       <w:pPr>
-        <w:pStyle w:val="Heading4"/>
-        <w:rPr>
-          <w:rFonts w:ascii="Times New Roman" w:hAnsi="Times New Roman" w:cs="Times New Roman"/>
-          <w:i w:val="0"/>
-          <w:iCs w:val="0"/>
-        </w:rPr>
-      </w:pPr>
-      <w:r>
-        <w:rPr>
-          <w:rFonts w:ascii="Times New Roman" w:hAnsi="Times New Roman" w:cs="Times New Roman"/>
-          <w:i w:val="0"/>
-          <w:iCs w:val="0"/>
-        </w:rPr>
-        <w:t>Asset library panel</w:t>
-      </w:r>
+        <w:spacing w:line="240" w:lineRule="auto"/>
+        <w:rPr>
+          <w:rFonts w:cs="Times New Roman"/>
+          <w:sz w:val="20"/>
+          <w:szCs w:val="18"/>
+        </w:rPr>
+      </w:pPr>
     </w:p>
     <w:p>
       <w:pPr>
+        <w:spacing w:line="240" w:lineRule="auto"/>
         <w:rPr>
           <w:rFonts w:cs="Times New Roman"/>
-          <w:color w:val="000000" w:themeColor="text1"/>
+          <w:sz w:val="20"/>
+          <w:szCs w:val="18"/>
         </w:rPr>
       </w:pPr>
       <w:r>
         <w:rPr>
           <w:rFonts w:cs="Times New Roman"/>
-          <w:color w:val="000000" w:themeColor="text1"/>
-        </w:rPr>
-        <w:t>Browse manifest assets, drag them into the world, and open detailed editors from this floating catalog.</w:t>
-      </w:r>
-      <w:r>
-        <w:rPr>
-          <w:rFonts w:cs="Times New Roman"/>
-          <w:color w:val="000000" w:themeColor="text1"/>
-        </w:rPr>
-        <w:t xml:space="preserve"> Click “Create Asset” to open a fresh </w:t>
-      </w:r>
-      <w:proofErr w:type="spellStart"/>
-      <w:r>
-        <w:rPr>
-          <w:rFonts w:cs="Times New Roman"/>
-          <w:color w:val="000000" w:themeColor="text1"/>
-        </w:rPr>
-        <w:t>asset_info_ui</w:t>
-      </w:r>
-      <w:proofErr w:type="spellEnd"/>
-      <w:r>
-        <w:rPr>
-          <w:rFonts w:cs="Times New Roman"/>
-          <w:color w:val="000000" w:themeColor="text1"/>
-        </w:rPr>
-        <w:t xml:space="preserve"> and add a new asset. Right click an asset to open </w:t>
-      </w:r>
-      <w:proofErr w:type="spellStart"/>
-      <w:r>
-        <w:rPr>
-          <w:rFonts w:cs="Times New Roman"/>
-          <w:color w:val="000000" w:themeColor="text1"/>
-        </w:rPr>
-        <w:t>asset_info_ui</w:t>
-      </w:r>
-      <w:proofErr w:type="spellEnd"/>
-      <w:r>
-        <w:rPr>
-          <w:rFonts w:cs="Times New Roman"/>
-          <w:color w:val="000000" w:themeColor="text1"/>
-        </w:rPr>
-        <w:t xml:space="preserve"> for that asset. Delete an asset entirely by clicking the red “X” button in the corner of an asset icon.</w:t>
-      </w:r>
-    </w:p>
-    <w:p>
-      <w:pPr>
-        <w:rPr>
-          <w:rFonts w:cs="Times New Roman"/>
-          <w:color w:val="000000" w:themeColor="text1"/>
-        </w:rPr>
-      </w:pPr>
-    </w:p>
-    <w:p>
-      <w:r>
-        <w:rPr>
-          <w:noProof/>
-        </w:rPr>
-        <w:lastRenderedPageBreak/>
-        <w:drawing>
-          <wp:inline distT="0" distB="0" distL="0" distR="0" wp14:anchorId="79C69FA1" wp14:editId="3BDC8233">
-            <wp:extent cx="2462587" cy="3219450"/>
-            <wp:effectExtent l="0" t="0" r="0" b="0"/>
-            <wp:docPr id="4" name="Picture 4"/>
-            <wp:cNvGraphicFramePr>
-              <a:graphicFrameLocks xmlns:a="http://schemas.openxmlformats.org/drawingml/2006/main" noChangeAspect="1"/>
-            </wp:cNvGraphicFramePr>
-            <a:graphic xmlns:a="http://schemas.openxmlformats.org/drawingml/2006/main">
-              <a:graphicData uri="http://schemas.openxmlformats.org/drawingml/2006/picture">
-                <pic:pic xmlns:pic="http://schemas.openxmlformats.org/drawingml/2006/picture">
-                  <pic:nvPicPr>
-                    <pic:cNvPr id="0" name="devmode_asset_library_panel.jpg"/>
-                    <pic:cNvPicPr/>
-                  </pic:nvPicPr>
-                  <pic:blipFill>
-                    <a:blip r:embed="rId10"/>
-                    <a:stretch>
-                      <a:fillRect/>
-                    </a:stretch>
-                  </pic:blipFill>
-                  <pic:spPr>
-                    <a:xfrm>
-                      <a:off x="0" y="0"/>
-                      <a:ext cx="2486007" cy="3250067"/>
-                    </a:xfrm>
-                    <a:prstGeom prst="rect">
-                      <a:avLst/>
-                    </a:prstGeom>
-                  </pic:spPr>
-                </pic:pic>
-              </a:graphicData>
-            </a:graphic>
-          </wp:inline>
-        </w:drawing>
-      </w:r>
-    </w:p>
-    <w:p>
-      <w:pPr>
-        <w:pStyle w:val="Heading3"/>
-        <w:ind w:firstLine="720"/>
-        <w:rPr>
-          <w:rFonts w:ascii="Times New Roman" w:hAnsi="Times New Roman" w:cs="Times New Roman"/>
-          <w:color w:val="000000" w:themeColor="text1"/>
-        </w:rPr>
-      </w:pPr>
-      <w:r>
-        <w:rPr>
-          <w:rFonts w:ascii="Times New Roman" w:hAnsi="Times New Roman" w:cs="Times New Roman"/>
-          <w:color w:val="000000" w:themeColor="text1"/>
-        </w:rPr>
-        <w:t>Asset configuration panels</w:t>
-      </w:r>
-    </w:p>
-    <w:p>
-      <w:r>
-        <w:rPr>
-          <w:noProof/>
-        </w:rPr>
-        <w:drawing>
-          <wp:inline distT="0" distB="0" distL="0" distR="0" wp14:anchorId="58D9F027" wp14:editId="09FFC2A9">
-            <wp:extent cx="4790688" cy="2693670"/>
-            <wp:effectExtent l="0" t="0" r="0" b="0"/>
-            <wp:docPr id="5" name="Picture 5"/>
-            <wp:cNvGraphicFramePr>
-              <a:graphicFrameLocks xmlns:a="http://schemas.openxmlformats.org/drawingml/2006/main" noChangeAspect="1"/>
-            </wp:cNvGraphicFramePr>
-            <a:graphic xmlns:a="http://schemas.openxmlformats.org/drawingml/2006/main">
-              <a:graphicData uri="http://schemas.openxmlformats.org/drawingml/2006/picture">
-                <pic:pic xmlns:pic="http://schemas.openxmlformats.org/drawingml/2006/picture">
-                  <pic:nvPicPr>
-                    <pic:cNvPr id="0" name="devmode_asset_info_overview.jpg"/>
-                    <pic:cNvPicPr/>
-                  </pic:nvPicPr>
-                  <pic:blipFill>
-                    <a:blip r:embed="rId11"/>
-                    <a:stretch>
-                      <a:fillRect/>
-                    </a:stretch>
-                  </pic:blipFill>
-                  <pic:spPr>
-                    <a:xfrm>
-                      <a:off x="0" y="0"/>
-                      <a:ext cx="4794297" cy="2695699"/>
-                    </a:xfrm>
-                    <a:prstGeom prst="rect">
-                      <a:avLst/>
-                    </a:prstGeom>
-                  </pic:spPr>
-                </pic:pic>
-              </a:graphicData>
-            </a:graphic>
-          </wp:inline>
-        </w:drawing>
-      </w:r>
-    </w:p>
-    <w:p>
-      <w:pPr>
-        <w:pStyle w:val="Heading4"/>
-        <w:rPr>
-          <w:rFonts w:ascii="Times New Roman" w:hAnsi="Times New Roman" w:cs="Times New Roman"/>
-          <w:i w:val="0"/>
-          <w:iCs w:val="0"/>
-        </w:rPr>
-      </w:pPr>
-      <w:r>
-        <w:rPr>
-          <w:rFonts w:ascii="Times New Roman" w:hAnsi="Times New Roman" w:cs="Times New Roman"/>
-          <w:i w:val="0"/>
-          <w:iCs w:val="0"/>
-        </w:rPr>
-        <w:t>Asset info overview</w:t>
-      </w:r>
-    </w:p>
-    <w:p>
-      <w:pPr>
-        <w:rPr>
-          <w:rFonts w:cs="Times New Roman"/>
-          <w:color w:val="000000" w:themeColor="text1"/>
-        </w:rPr>
-      </w:pPr>
-      <w:r>
-        <w:rPr>
-          <w:rFonts w:cs="Times New Roman"/>
-          <w:color w:val="000000" w:themeColor="text1"/>
-        </w:rPr>
-        <w:t>Asset info panels show core properties, spawn groups, lighting hints, and animation hooks that get saved back to SRC and the manifest.</w:t>
-      </w:r>
-    </w:p>
-    <w:p>
-      <w:pPr>
-        <w:pStyle w:val="Heading4"/>
-        <w:rPr>
-          <w:rFonts w:ascii="Times New Roman" w:hAnsi="Times New Roman" w:cs="Times New Roman"/>
-          <w:i w:val="0"/>
-          <w:iCs w:val="0"/>
-        </w:rPr>
-      </w:pPr>
-      <w:r>
-        <w:rPr>
-          <w:rFonts w:ascii="Times New Roman" w:hAnsi="Times New Roman" w:cs="Times New Roman"/>
-          <w:i w:val="0"/>
-          <w:iCs w:val="0"/>
-        </w:rPr>
-        <w:lastRenderedPageBreak/>
-        <w:t>Basic info and tags</w:t>
-      </w:r>
-    </w:p>
-    <w:p>
-      <w:pPr>
-        <w:rPr>
-          <w:rFonts w:cs="Times New Roman"/>
-          <w:color w:val="000000" w:themeColor="text1"/>
-        </w:rPr>
-      </w:pPr>
-      <w:r>
-        <w:rPr>
-          <w:rFonts w:cs="Times New Roman"/>
-          <w:color w:val="000000" w:themeColor="text1"/>
-        </w:rPr>
-        <w:t>Basic info panels handle tags, start animations, scale variants, and movement settings for the selected asset.</w:t>
-      </w:r>
-    </w:p>
-    <w:p>
-      <w:r>
-        <w:rPr>
-          <w:noProof/>
-        </w:rPr>
-        <w:drawing>
-          <wp:inline distT="0" distB="0" distL="0" distR="0" wp14:anchorId="746B2C09" wp14:editId="6EF92A91">
-            <wp:extent cx="2305050" cy="3112484"/>
-            <wp:effectExtent l="0" t="0" r="0" b="0"/>
-            <wp:docPr id="6" name="Picture 6"/>
-            <wp:cNvGraphicFramePr>
-              <a:graphicFrameLocks xmlns:a="http://schemas.openxmlformats.org/drawingml/2006/main" noChangeAspect="1"/>
-            </wp:cNvGraphicFramePr>
-            <a:graphic xmlns:a="http://schemas.openxmlformats.org/drawingml/2006/main">
-              <a:graphicData uri="http://schemas.openxmlformats.org/drawingml/2006/picture">
-                <pic:pic xmlns:pic="http://schemas.openxmlformats.org/drawingml/2006/picture">
-                  <pic:nvPicPr>
-                    <pic:cNvPr id="0" name="devmode_asset_info_basic_tags.jpg"/>
-                    <pic:cNvPicPr/>
-                  </pic:nvPicPr>
-                  <pic:blipFill>
-                    <a:blip r:embed="rId12"/>
-                    <a:stretch>
-                      <a:fillRect/>
-                    </a:stretch>
-                  </pic:blipFill>
-                  <pic:spPr>
-                    <a:xfrm>
-                      <a:off x="0" y="0"/>
-                      <a:ext cx="2318736" cy="3130964"/>
-                    </a:xfrm>
-                    <a:prstGeom prst="rect">
-                      <a:avLst/>
-                    </a:prstGeom>
-                  </pic:spPr>
-                </pic:pic>
-              </a:graphicData>
-            </a:graphic>
-          </wp:inline>
-        </w:drawing>
-      </w:r>
-    </w:p>
-    <w:p>
-      <w:pPr>
-        <w:rPr>
-          <w:rFonts w:cs="Times New Roman"/>
-          <w:color w:val="000000" w:themeColor="text1"/>
-        </w:rPr>
-      </w:pPr>
-      <w:r>
-        <w:rPr>
-          <w:rFonts w:cs="Times New Roman"/>
-          <w:color w:val="000000" w:themeColor="text1"/>
-        </w:rPr>
-        <w:t>Spacing controls set how far apart instances stay and let you exclude assets from dense spawn groups.</w:t>
-      </w:r>
-    </w:p>
-    <w:p>
-      <w:r>
-        <w:rPr>
-          <w:noProof/>
-        </w:rPr>
-        <w:drawing>
-          <wp:inline distT="0" distB="0" distL="0" distR="0" wp14:anchorId="6CFEAB30" wp14:editId="334A1145">
-            <wp:extent cx="2294814" cy="1857529"/>
-            <wp:effectExtent l="0" t="0" r="0" b="0"/>
-            <wp:docPr id="7" name="Picture 7"/>
-            <wp:cNvGraphicFramePr>
-              <a:graphicFrameLocks xmlns:a="http://schemas.openxmlformats.org/drawingml/2006/main" noChangeAspect="1"/>
-            </wp:cNvGraphicFramePr>
-            <a:graphic xmlns:a="http://schemas.openxmlformats.org/drawingml/2006/main">
-              <a:graphicData uri="http://schemas.openxmlformats.org/drawingml/2006/picture">
-                <pic:pic xmlns:pic="http://schemas.openxmlformats.org/drawingml/2006/picture">
-                  <pic:nvPicPr>
-                    <pic:cNvPr id="0" name="devmode_asset_info_spacing_panel.jpg"/>
-                    <pic:cNvPicPr/>
-                  </pic:nvPicPr>
-                  <pic:blipFill>
-                    <a:blip r:embed="rId13"/>
-                    <a:stretch>
-                      <a:fillRect/>
-                    </a:stretch>
-                  </pic:blipFill>
-                  <pic:spPr>
-                    <a:xfrm>
-                      <a:off x="0" y="0"/>
-                      <a:ext cx="2304050" cy="1865005"/>
-                    </a:xfrm>
-                    <a:prstGeom prst="rect">
-                      <a:avLst/>
-                    </a:prstGeom>
-                  </pic:spPr>
-                </pic:pic>
-              </a:graphicData>
-            </a:graphic>
-          </wp:inline>
-        </w:drawing>
-      </w:r>
-    </w:p>
-    <w:p>
-      <w:r>
-        <w:rPr>
-          <w:noProof/>
-        </w:rPr>
-        <w:lastRenderedPageBreak/>
-        <w:drawing>
-          <wp:inline distT="0" distB="0" distL="0" distR="0" wp14:anchorId="190C4DEB" wp14:editId="6F7C71E8">
-            <wp:extent cx="3274824" cy="2586681"/>
-            <wp:effectExtent l="0" t="0" r="1905" b="4445"/>
-            <wp:docPr id="8" name="Picture 8"/>
-            <wp:cNvGraphicFramePr>
-              <a:graphicFrameLocks xmlns:a="http://schemas.openxmlformats.org/drawingml/2006/main" noChangeAspect="1"/>
-            </wp:cNvGraphicFramePr>
-            <a:graphic xmlns:a="http://schemas.openxmlformats.org/drawingml/2006/main">
-              <a:graphicData uri="http://schemas.openxmlformats.org/drawingml/2006/picture">
-                <pic:pic xmlns:pic="http://schemas.openxmlformats.org/drawingml/2006/picture">
-                  <pic:nvPicPr>
-                    <pic:cNvPr id="0" name="devmode_camera_panel.jpg"/>
-                    <pic:cNvPicPr/>
-                  </pic:nvPicPr>
-                  <pic:blipFill>
-                    <a:blip r:embed="rId14"/>
-                    <a:stretch>
-                      <a:fillRect/>
-                    </a:stretch>
-                  </pic:blipFill>
-                  <pic:spPr>
-                    <a:xfrm>
-                      <a:off x="0" y="0"/>
-                      <a:ext cx="3278729" cy="2589765"/>
-                    </a:xfrm>
-                    <a:prstGeom prst="rect">
-                      <a:avLst/>
-                    </a:prstGeom>
-                  </pic:spPr>
-                </pic:pic>
-              </a:graphicData>
-            </a:graphic>
-          </wp:inline>
-        </w:drawing>
-      </w:r>
-    </w:p>
-    <w:p>
-      <w:r>
-        <w:rPr>
-          <w:noProof/>
-        </w:rPr>
-        <w:drawing>
-          <wp:inline distT="0" distB="0" distL="0" distR="0" wp14:anchorId="4C84E57A" wp14:editId="0C0FAD0D">
-            <wp:extent cx="3184997" cy="3113903"/>
-            <wp:effectExtent l="0" t="0" r="0" b="0"/>
-            <wp:docPr id="9" name="Picture 9"/>
-            <wp:cNvGraphicFramePr>
-              <a:graphicFrameLocks xmlns:a="http://schemas.openxmlformats.org/drawingml/2006/main" noChangeAspect="1"/>
-            </wp:cNvGraphicFramePr>
-            <a:graphic xmlns:a="http://schemas.openxmlformats.org/drawingml/2006/main">
-              <a:graphicData uri="http://schemas.openxmlformats.org/drawingml/2006/picture">
-                <pic:pic xmlns:pic="http://schemas.openxmlformats.org/drawingml/2006/picture">
-                  <pic:nvPicPr>
-                    <pic:cNvPr id="0" name="devmode_map_light_panel.jpg"/>
-                    <pic:cNvPicPr/>
-                  </pic:nvPicPr>
-                  <pic:blipFill>
-                    <a:blip r:embed="rId15"/>
-                    <a:stretch>
-                      <a:fillRect/>
-                    </a:stretch>
-                  </pic:blipFill>
-                  <pic:spPr>
-                    <a:xfrm>
-                      <a:off x="0" y="0"/>
-                      <a:ext cx="3189752" cy="3118552"/>
-                    </a:xfrm>
-                    <a:prstGeom prst="rect">
-                      <a:avLst/>
-                    </a:prstGeom>
-                  </pic:spPr>
-                </pic:pic>
-              </a:graphicData>
-            </a:graphic>
-          </wp:inline>
-        </w:drawing>
-      </w:r>
-    </w:p>
-    <w:p>
-      <w:r>
-        <w:rPr>
-          <w:noProof/>
-        </w:rPr>
-        <w:lastRenderedPageBreak/>
-        <w:drawing>
-          <wp:inline distT="0" distB="0" distL="0" distR="0" wp14:anchorId="21B303A3" wp14:editId="1BF6D344">
-            <wp:extent cx="3588143" cy="5736384"/>
-            <wp:effectExtent l="0" t="0" r="0" b="0"/>
-            <wp:docPr id="10" name="Picture 10"/>
-            <wp:cNvGraphicFramePr>
-              <a:graphicFrameLocks xmlns:a="http://schemas.openxmlformats.org/drawingml/2006/main" noChangeAspect="1"/>
-            </wp:cNvGraphicFramePr>
-            <a:graphic xmlns:a="http://schemas.openxmlformats.org/drawingml/2006/main">
-              <a:graphicData uri="http://schemas.openxmlformats.org/drawingml/2006/picture">
-                <pic:pic xmlns:pic="http://schemas.openxmlformats.org/drawingml/2006/picture">
-                  <pic:nvPicPr>
-                    <pic:cNvPr id="0" name="devmode_map_mode_lighting.jpg"/>
-                    <pic:cNvPicPr/>
-                  </pic:nvPicPr>
-                  <pic:blipFill>
-                    <a:blip r:embed="rId16"/>
-                    <a:stretch>
-                      <a:fillRect/>
-                    </a:stretch>
-                  </pic:blipFill>
-                  <pic:spPr>
-                    <a:xfrm>
-                      <a:off x="0" y="0"/>
-                      <a:ext cx="3608297" cy="5768605"/>
-                    </a:xfrm>
-                    <a:prstGeom prst="rect">
-                      <a:avLst/>
-                    </a:prstGeom>
-                  </pic:spPr>
-                </pic:pic>
-              </a:graphicData>
-            </a:graphic>
-          </wp:inline>
-        </w:drawing>
-      </w:r>
-    </w:p>
-    <w:p>
-      <w:r>
-        <w:rPr>
-          <w:noProof/>
-        </w:rPr>
-        <w:lastRenderedPageBreak/>
-        <w:drawing>
-          <wp:inline distT="0" distB="0" distL="0" distR="0" wp14:anchorId="5A10A5F7" wp14:editId="2D399339">
-            <wp:extent cx="2878717" cy="3492843"/>
-            <wp:effectExtent l="0" t="0" r="0" b="0"/>
-            <wp:docPr id="11" name="Picture 11"/>
-            <wp:cNvGraphicFramePr>
-              <a:graphicFrameLocks xmlns:a="http://schemas.openxmlformats.org/drawingml/2006/main" noChangeAspect="1"/>
-            </wp:cNvGraphicFramePr>
-            <a:graphic xmlns:a="http://schemas.openxmlformats.org/drawingml/2006/main">
-              <a:graphicData uri="http://schemas.openxmlformats.org/drawingml/2006/picture">
-                <pic:pic xmlns:pic="http://schemas.openxmlformats.org/drawingml/2006/picture">
-                  <pic:nvPicPr>
-                    <pic:cNvPr id="0" name="devmode_map_mode_assets.jpg"/>
-                    <pic:cNvPicPr/>
-                  </pic:nvPicPr>
-                  <pic:blipFill>
-                    <a:blip r:embed="rId17"/>
-                    <a:stretch>
-                      <a:fillRect/>
-                    </a:stretch>
-                  </pic:blipFill>
-                  <pic:spPr>
-                    <a:xfrm>
-                      <a:off x="0" y="0"/>
-                      <a:ext cx="2889085" cy="3505422"/>
-                    </a:xfrm>
-                    <a:prstGeom prst="rect">
-                      <a:avLst/>
-                    </a:prstGeom>
-                  </pic:spPr>
-                </pic:pic>
-              </a:graphicData>
-            </a:graphic>
-          </wp:inline>
-        </w:drawing>
-      </w:r>
-    </w:p>
-    <w:p>
-      <w:pPr>
-        <w:pStyle w:val="Heading3"/>
-        <w:ind w:firstLine="720"/>
-        <w:rPr>
-          <w:rFonts w:ascii="Times New Roman" w:hAnsi="Times New Roman" w:cs="Times New Roman"/>
-          <w:color w:val="000000" w:themeColor="text1"/>
-        </w:rPr>
-      </w:pPr>
-      <w:r>
-        <w:rPr>
-          <w:rFonts w:ascii="Times New Roman" w:hAnsi="Times New Roman" w:cs="Times New Roman"/>
-          <w:color w:val="000000" w:themeColor="text1"/>
-        </w:rPr>
-        <w:lastRenderedPageBreak/>
-        <w:t>Camera, lighting, and map overlay tools</w:t>
-      </w:r>
-    </w:p>
-    <w:p>
-      <w:r>
-        <w:rPr>
-          <w:noProof/>
-        </w:rPr>
-        <w:lastRenderedPageBreak/>
-        <w:drawing>
-          <wp:inline distT="0" distB="0" distL="0" distR="0" wp14:anchorId="0271605E" wp14:editId="528A9565">
-            <wp:extent cx="5943600" cy="9660679"/>
-            <wp:effectExtent l="0" t="0" r="0" b="0"/>
-            <wp:docPr id="12" name="Picture 12"/>
-            <wp:cNvGraphicFramePr>
-              <a:graphicFrameLocks xmlns:a="http://schemas.openxmlformats.org/drawingml/2006/main" noChangeAspect="1"/>
-            </wp:cNvGraphicFramePr>
-            <a:graphic xmlns:a="http://schemas.openxmlformats.org/drawingml/2006/main">
-              <a:graphicData uri="http://schemas.openxmlformats.org/drawingml/2006/picture">
-                <pic:pic xmlns:pic="http://schemas.openxmlformats.org/drawingml/2006/picture">
-                  <pic:nvPicPr>
-                    <pic:cNvPr id="0" name="devmode_room_editor_collapsed.jpg"/>
-                    <pic:cNvPicPr/>
-                  </pic:nvPicPr>
-                  <pic:blipFill>
-                    <a:blip r:embed="rId18"/>
-                    <a:stretch>
-                      <a:fillRect/>
-                    </a:stretch>
-                  </pic:blipFill>
-                  <pic:spPr>
-                    <a:xfrm>
-                      <a:off x="0" y="0"/>
-                      <a:ext cx="5943600" cy="9660679"/>
-                    </a:xfrm>
-                    <a:prstGeom prst="rect">
-                      <a:avLst/>
-                    </a:prstGeom>
-                  </pic:spPr>
-                </pic:pic>
-              </a:graphicData>
-            </a:graphic>
-          </wp:inline>
-        </w:drawing>
-      </w:r>
-    </w:p>
-    <w:p>
-      <w:pPr>
-        <w:pStyle w:val="Heading4"/>
-        <w:rPr>
-          <w:rFonts w:ascii="Times New Roman" w:hAnsi="Times New Roman" w:cs="Times New Roman"/>
-          <w:i w:val="0"/>
-          <w:iCs w:val="0"/>
-        </w:rPr>
-      </w:pPr>
-      <w:r>
-        <w:rPr>
-          <w:rFonts w:ascii="Times New Roman" w:hAnsi="Times New Roman" w:cs="Times New Roman"/>
-          <w:i w:val="0"/>
-          <w:iCs w:val="0"/>
-        </w:rPr>
-        <w:lastRenderedPageBreak/>
-        <w:t>Camera panel</w:t>
-      </w:r>
-    </w:p>
-    <w:p>
-      <w:r>
-        <w:rPr>
-          <w:noProof/>
-        </w:rPr>
-        <w:drawing>
-          <wp:inline distT="0" distB="0" distL="0" distR="0" wp14:anchorId="299213B8" wp14:editId="640B4405">
-            <wp:extent cx="5943600" cy="3341920"/>
-            <wp:effectExtent l="0" t="0" r="0" b="0"/>
-            <wp:docPr id="13" name="Picture 13"/>
-            <wp:cNvGraphicFramePr>
-              <a:graphicFrameLocks xmlns:a="http://schemas.openxmlformats.org/drawingml/2006/main" noChangeAspect="1"/>
-            </wp:cNvGraphicFramePr>
-            <a:graphic xmlns:a="http://schemas.openxmlformats.org/drawingml/2006/main">
-              <a:graphicData uri="http://schemas.openxmlformats.org/drawingml/2006/picture">
-                <pic:pic xmlns:pic="http://schemas.openxmlformats.org/drawingml/2006/picture">
-                  <pic:nvPicPr>
-                    <pic:cNvPr id="0" name="devmode_room_layers.jpg"/>
-                    <pic:cNvPicPr/>
-                  </pic:nvPicPr>
-                  <pic:blipFill>
-                    <a:blip r:embed="rId19"/>
-                    <a:stretch>
-                      <a:fillRect/>
-                    </a:stretch>
-                  </pic:blipFill>
-                  <pic:spPr>
-                    <a:xfrm>
-                      <a:off x="0" y="0"/>
-                      <a:ext cx="5943600" cy="3341920"/>
-                    </a:xfrm>
-                    <a:prstGeom prst="rect">
-                      <a:avLst/>
-                    </a:prstGeom>
-                  </pic:spPr>
-                </pic:pic>
-              </a:graphicData>
-            </a:graphic>
-          </wp:inline>
-        </w:drawing>
-      </w:r>
-    </w:p>
-    <w:p>
-      <w:pPr>
-        <w:rPr>
-          <w:rFonts w:cs="Times New Roman"/>
-          <w:color w:val="000000" w:themeColor="text1"/>
-        </w:rPr>
-      </w:pPr>
-      <w:r>
-        <w:rPr>
-          <w:rFonts w:cs="Times New Roman"/>
-          <w:color w:val="000000" w:themeColor="text1"/>
-        </w:rPr>
-        <w:t>Adjust zoom, focus, and smoothing so the warped screen grid fits the play area while you debug.</w:t>
-      </w:r>
-    </w:p>
-    <w:p>
-      <w:r>
-        <w:rPr>
-          <w:noProof/>
-        </w:rPr>
-        <w:lastRenderedPageBreak/>
-        <w:drawing>
-          <wp:inline distT="0" distB="0" distL="0" distR="0" wp14:anchorId="1F3D6D47" wp14:editId="12960121">
-            <wp:extent cx="5943600" cy="9550879"/>
-            <wp:effectExtent l="0" t="0" r="0" b="0"/>
-            <wp:docPr id="14" name="Picture 14"/>
-            <wp:cNvGraphicFramePr>
-              <a:graphicFrameLocks xmlns:a="http://schemas.openxmlformats.org/drawingml/2006/main" noChangeAspect="1"/>
-            </wp:cNvGraphicFramePr>
-            <a:graphic xmlns:a="http://schemas.openxmlformats.org/drawingml/2006/main">
-              <a:graphicData uri="http://schemas.openxmlformats.org/drawingml/2006/picture">
-                <pic:pic xmlns:pic="http://schemas.openxmlformats.org/drawingml/2006/picture">
-                  <pic:nvPicPr>
-                    <pic:cNvPr id="0" name="devmode_room_config_expanded.jpg"/>
-                    <pic:cNvPicPr/>
-                  </pic:nvPicPr>
-                  <pic:blipFill>
-                    <a:blip r:embed="rId20"/>
-                    <a:stretch>
-                      <a:fillRect/>
-                    </a:stretch>
-                  </pic:blipFill>
-                  <pic:spPr>
-                    <a:xfrm>
-                      <a:off x="0" y="0"/>
-                      <a:ext cx="5943600" cy="9550879"/>
-                    </a:xfrm>
-                    <a:prstGeom prst="rect">
-                      <a:avLst/>
-                    </a:prstGeom>
-                  </pic:spPr>
-                </pic:pic>
-              </a:graphicData>
-            </a:graphic>
-          </wp:inline>
-        </w:drawing>
-      </w:r>
-    </w:p>
-    <w:p>
-      <w:pPr>
-        <w:pStyle w:val="Heading4"/>
-        <w:rPr>
-          <w:rFonts w:ascii="Times New Roman" w:hAnsi="Times New Roman" w:cs="Times New Roman"/>
-          <w:i w:val="0"/>
-          <w:iCs w:val="0"/>
-        </w:rPr>
-      </w:pPr>
-      <w:r>
-        <w:rPr>
-          <w:rFonts w:ascii="Times New Roman" w:hAnsi="Times New Roman" w:cs="Times New Roman"/>
-          <w:i w:val="0"/>
-          <w:iCs w:val="0"/>
-        </w:rPr>
-        <w:lastRenderedPageBreak/>
-        <w:t>Map light panel</w:t>
-      </w:r>
-    </w:p>
-    <w:p>
-      <w:r>
-        <w:rPr>
-          <w:noProof/>
-        </w:rPr>
-        <w:lastRenderedPageBreak/>
-        <w:drawing>
-          <wp:inline distT="0" distB="0" distL="0" distR="0" wp14:anchorId="1FB61BA4" wp14:editId="0644EA2C">
-            <wp:extent cx="4556982" cy="7880264"/>
-            <wp:effectExtent l="0" t="0" r="0" b="6985"/>
-            <wp:docPr id="15" name="Picture 15"/>
-            <wp:cNvGraphicFramePr>
-              <a:graphicFrameLocks xmlns:a="http://schemas.openxmlformats.org/drawingml/2006/main" noChangeAspect="1"/>
-            </wp:cNvGraphicFramePr>
-            <a:graphic xmlns:a="http://schemas.openxmlformats.org/drawingml/2006/main">
-              <a:graphicData uri="http://schemas.openxmlformats.org/drawingml/2006/picture">
-                <pic:pic xmlns:pic="http://schemas.openxmlformats.org/drawingml/2006/picture">
-                  <pic:nvPicPr>
-                    <pic:cNvPr id="0" name="devmode_spawn_group_config.jpg"/>
-                    <pic:cNvPicPr/>
-                  </pic:nvPicPr>
-                  <pic:blipFill>
-                    <a:blip r:embed="rId21"/>
-                    <a:stretch>
-                      <a:fillRect/>
-                    </a:stretch>
-                  </pic:blipFill>
-                  <pic:spPr>
-                    <a:xfrm>
-                      <a:off x="0" y="0"/>
-                      <a:ext cx="4564908" cy="7893971"/>
-                    </a:xfrm>
-                    <a:prstGeom prst="rect">
-                      <a:avLst/>
-                    </a:prstGeom>
-                  </pic:spPr>
-                </pic:pic>
-              </a:graphicData>
-            </a:graphic>
-          </wp:inline>
-        </w:drawing>
-      </w:r>
-    </w:p>
-    <w:p>
-      <w:pPr>
-        <w:rPr>
-          <w:rFonts w:cs="Times New Roman"/>
-          <w:color w:val="000000" w:themeColor="text1"/>
-        </w:rPr>
-      </w:pPr>
-      <w:r>
-        <w:rPr>
-          <w:rFonts w:cs="Times New Roman"/>
-          <w:color w:val="000000" w:themeColor="text1"/>
-        </w:rPr>
-        <w:lastRenderedPageBreak/>
-        <w:t>Edit light orbits, chunk resolutions, and color pairings here. This marks light_tool.py for a rebuild.</w:t>
-      </w:r>
-    </w:p>
-    <w:p>
-      <w:pPr>
-        <w:pStyle w:val="Heading4"/>
-        <w:rPr>
-          <w:rFonts w:ascii="Times New Roman" w:hAnsi="Times New Roman" w:cs="Times New Roman"/>
-          <w:i w:val="0"/>
-          <w:iCs w:val="0"/>
-        </w:rPr>
-      </w:pPr>
-      <w:r>
-        <w:rPr>
-          <w:rFonts w:ascii="Times New Roman" w:hAnsi="Times New Roman" w:cs="Times New Roman"/>
-          <w:i w:val="0"/>
-          <w:iCs w:val="0"/>
-        </w:rPr>
-        <w:t>Map-mode lighting</w:t>
-      </w:r>
-    </w:p>
-    <w:p>
-      <w:r>
-        <w:rPr>
-          <w:noProof/>
-        </w:rPr>
-        <w:drawing>
-          <wp:inline distT="0" distB="0" distL="0" distR="0" wp14:anchorId="01C25293" wp14:editId="16E6840F">
-            <wp:extent cx="5943600" cy="4977010"/>
-            <wp:effectExtent l="0" t="0" r="0" b="0"/>
-            <wp:docPr id="16" name="Picture 16"/>
-            <wp:cNvGraphicFramePr>
-              <a:graphicFrameLocks xmlns:a="http://schemas.openxmlformats.org/drawingml/2006/main" noChangeAspect="1"/>
-            </wp:cNvGraphicFramePr>
-            <a:graphic xmlns:a="http://schemas.openxmlformats.org/drawingml/2006/main">
-              <a:graphicData uri="http://schemas.openxmlformats.org/drawingml/2006/picture">
-                <pic:pic xmlns:pic="http://schemas.openxmlformats.org/drawingml/2006/picture">
-                  <pic:nvPicPr>
-                    <pic:cNvPr id="0" name="devmode_animation_editor.jpg"/>
-                    <pic:cNvPicPr/>
-                  </pic:nvPicPr>
-                  <pic:blipFill>
-                    <a:blip r:embed="rId22"/>
-                    <a:stretch>
-                      <a:fillRect/>
-                    </a:stretch>
-                  </pic:blipFill>
-                  <pic:spPr>
-                    <a:xfrm>
-                      <a:off x="0" y="0"/>
-                      <a:ext cx="5943600" cy="4977010"/>
-                    </a:xfrm>
-                    <a:prstGeom prst="rect">
-                      <a:avLst/>
-                    </a:prstGeom>
-                  </pic:spPr>
-                </pic:pic>
-              </a:graphicData>
-            </a:graphic>
-          </wp:inline>
-        </w:drawing>
-      </w:r>
-    </w:p>
-    <w:p>
-      <w:pPr>
-        <w:rPr>
-          <w:rFonts w:cs="Times New Roman"/>
-          <w:color w:val="000000" w:themeColor="text1"/>
-        </w:rPr>
-      </w:pPr>
-      <w:r>
-        <w:rPr>
-          <w:rFonts w:cs="Times New Roman"/>
-          <w:color w:val="000000" w:themeColor="text1"/>
-        </w:rPr>
-        <w:t>Map mode gives a top-down view of lighting previews, depth cues, and orbit handles.</w:t>
-      </w:r>
-    </w:p>
-    <w:p>
-      <w:r>
-        <w:rPr>
-          <w:noProof/>
-        </w:rPr>
-        <w:lastRenderedPageBreak/>
-        <w:drawing>
-          <wp:inline distT="0" distB="0" distL="0" distR="0" wp14:anchorId="2464DED6" wp14:editId="4CC588BD">
-            <wp:extent cx="5943600" cy="3695905"/>
-            <wp:effectExtent l="0" t="0" r="0" b="0"/>
-            <wp:docPr id="17" name="Picture 17"/>
-            <wp:cNvGraphicFramePr>
-              <a:graphicFrameLocks xmlns:a="http://schemas.openxmlformats.org/drawingml/2006/main" noChangeAspect="1"/>
-            </wp:cNvGraphicFramePr>
-            <a:graphic xmlns:a="http://schemas.openxmlformats.org/drawingml/2006/main">
-              <a:graphicData uri="http://schemas.openxmlformats.org/drawingml/2006/picture">
-                <pic:pic xmlns:pic="http://schemas.openxmlformats.org/drawingml/2006/picture">
-                  <pic:nvPicPr>
-                    <pic:cNvPr id="0" name="devmode_frame_editor_movement_panel.jpg"/>
-                    <pic:cNvPicPr/>
-                  </pic:nvPicPr>
-                  <pic:blipFill>
-                    <a:blip r:embed="rId23"/>
-                    <a:stretch>
-                      <a:fillRect/>
-                    </a:stretch>
-                  </pic:blipFill>
-                  <pic:spPr>
-                    <a:xfrm>
-                      <a:off x="0" y="0"/>
-                      <a:ext cx="5943600" cy="3695905"/>
-                    </a:xfrm>
-                    <a:prstGeom prst="rect">
-                      <a:avLst/>
-                    </a:prstGeom>
-                  </pic:spPr>
-                </pic:pic>
-              </a:graphicData>
-            </a:graphic>
-          </wp:inline>
-        </w:drawing>
-      </w:r>
-    </w:p>
-    <w:p>
-      <w:pPr>
-        <w:pStyle w:val="Heading4"/>
-        <w:rPr>
-          <w:rFonts w:ascii="Times New Roman" w:hAnsi="Times New Roman" w:cs="Times New Roman"/>
-          <w:i w:val="0"/>
-          <w:iCs w:val="0"/>
-        </w:rPr>
-      </w:pPr>
-      <w:r>
-        <w:rPr>
-          <w:rFonts w:ascii="Times New Roman" w:hAnsi="Times New Roman" w:cs="Times New Roman"/>
-          <w:i w:val="0"/>
-          <w:iCs w:val="0"/>
-        </w:rPr>
-        <w:lastRenderedPageBreak/>
-        <w:t>Map-mode assets</w:t>
-      </w:r>
-    </w:p>
-    <w:p>
-      <w:r>
-        <w:rPr>
-          <w:noProof/>
-        </w:rPr>
-        <w:drawing>
-          <wp:inline distT="0" distB="0" distL="0" distR="0" wp14:anchorId="511BA20F" wp14:editId="2C250CC4">
-            <wp:extent cx="5943600" cy="4073191"/>
-            <wp:effectExtent l="0" t="0" r="0" b="0"/>
-            <wp:docPr id="18" name="Picture 18"/>
-            <wp:cNvGraphicFramePr>
-              <a:graphicFrameLocks xmlns:a="http://schemas.openxmlformats.org/drawingml/2006/main" noChangeAspect="1"/>
-            </wp:cNvGraphicFramePr>
-            <a:graphic xmlns:a="http://schemas.openxmlformats.org/drawingml/2006/main">
-              <a:graphicData uri="http://schemas.openxmlformats.org/drawingml/2006/picture">
-                <pic:pic xmlns:pic="http://schemas.openxmlformats.org/drawingml/2006/picture">
-                  <pic:nvPicPr>
-                    <pic:cNvPr id="0" name="devmode_frame_editor_hitbox_panel.jpg"/>
-                    <pic:cNvPicPr/>
-                  </pic:nvPicPr>
-                  <pic:blipFill>
-                    <a:blip r:embed="rId24"/>
-                    <a:stretch>
-                      <a:fillRect/>
-                    </a:stretch>
-                  </pic:blipFill>
-                  <pic:spPr>
-                    <a:xfrm>
-                      <a:off x="0" y="0"/>
-                      <a:ext cx="5943600" cy="4073191"/>
-                    </a:xfrm>
-                    <a:prstGeom prst="rect">
-                      <a:avLst/>
-                    </a:prstGeom>
-                  </pic:spPr>
-                </pic:pic>
-              </a:graphicData>
-            </a:graphic>
-          </wp:inline>
-        </w:drawing>
-      </w:r>
-    </w:p>
-    <w:p>
-      <w:pPr>
-        <w:rPr>
-          <w:rFonts w:cs="Times New Roman"/>
-          <w:color w:val="000000" w:themeColor="text1"/>
-        </w:rPr>
-      </w:pPr>
-      <w:r>
-        <w:rPr>
-          <w:rFonts w:cs="Times New Roman"/>
-          <w:color w:val="000000" w:themeColor="text1"/>
-        </w:rPr>
-        <w:t>See spawn groups, trails, and boundary assets on the layered map canvas before committing changes.</w:t>
-      </w:r>
-    </w:p>
-    <w:p>
-      <w:r>
-        <w:rPr>
-          <w:noProof/>
-        </w:rPr>
-        <w:lastRenderedPageBreak/>
-        <w:drawing>
-          <wp:inline distT="0" distB="0" distL="0" distR="0" wp14:anchorId="24678396" wp14:editId="322FD6CD">
-            <wp:extent cx="5943600" cy="4236968"/>
-            <wp:effectExtent l="0" t="0" r="0" b="0"/>
-            <wp:docPr id="19" name="Picture 19"/>
-            <wp:cNvGraphicFramePr>
-              <a:graphicFrameLocks xmlns:a="http://schemas.openxmlformats.org/drawingml/2006/main" noChangeAspect="1"/>
-            </wp:cNvGraphicFramePr>
-            <a:graphic xmlns:a="http://schemas.openxmlformats.org/drawingml/2006/main">
-              <a:graphicData uri="http://schemas.openxmlformats.org/drawingml/2006/picture">
-                <pic:pic xmlns:pic="http://schemas.openxmlformats.org/drawingml/2006/picture">
-                  <pic:nvPicPr>
-                    <pic:cNvPr id="0" name="devmode_frame_editor_attack_geometry.jpg"/>
-                    <pic:cNvPicPr/>
-                  </pic:nvPicPr>
-                  <pic:blipFill>
-                    <a:blip r:embed="rId25"/>
-                    <a:stretch>
-                      <a:fillRect/>
-                    </a:stretch>
-                  </pic:blipFill>
-                  <pic:spPr>
-                    <a:xfrm>
-                      <a:off x="0" y="0"/>
-                      <a:ext cx="5943600" cy="4236968"/>
-                    </a:xfrm>
-                    <a:prstGeom prst="rect">
-                      <a:avLst/>
-                    </a:prstGeom>
-                  </pic:spPr>
-                </pic:pic>
-              </a:graphicData>
-            </a:graphic>
-          </wp:inline>
-        </w:drawing>
-      </w:r>
-    </w:p>
-    <w:p>
-      <w:pPr>
-        <w:pStyle w:val="Heading3"/>
-        <w:ind w:firstLine="720"/>
-        <w:rPr>
-          <w:rFonts w:ascii="Times New Roman" w:hAnsi="Times New Roman" w:cs="Times New Roman"/>
-          <w:color w:val="000000" w:themeColor="text1"/>
-        </w:rPr>
-      </w:pPr>
-      <w:r>
-        <w:rPr>
-          <w:rFonts w:ascii="Times New Roman" w:hAnsi="Times New Roman" w:cs="Times New Roman"/>
-          <w:color w:val="000000" w:themeColor="text1"/>
-        </w:rPr>
-        <w:lastRenderedPageBreak/>
-        <w:t>Room and spawn editors</w:t>
-      </w:r>
-    </w:p>
-    <w:p>
-      <w:r>
-        <w:rPr>
-          <w:noProof/>
-        </w:rPr>
-        <w:drawing>
-          <wp:inline distT="0" distB="0" distL="0" distR="0" wp14:anchorId="705050FC" wp14:editId="543FBD92">
-            <wp:extent cx="5943600" cy="4433656"/>
-            <wp:effectExtent l="0" t="0" r="0" b="0"/>
-            <wp:docPr id="20" name="Picture 20"/>
-            <wp:cNvGraphicFramePr>
-              <a:graphicFrameLocks xmlns:a="http://schemas.openxmlformats.org/drawingml/2006/main" noChangeAspect="1"/>
-            </wp:cNvGraphicFramePr>
-            <a:graphic xmlns:a="http://schemas.openxmlformats.org/drawingml/2006/main">
-              <a:graphicData uri="http://schemas.openxmlformats.org/drawingml/2006/picture">
-                <pic:pic xmlns:pic="http://schemas.openxmlformats.org/drawingml/2006/picture">
-                  <pic:nvPicPr>
-                    <pic:cNvPr id="0" name="devmode_frame_editor_children_panel.jpg"/>
-                    <pic:cNvPicPr/>
-                  </pic:nvPicPr>
-                  <pic:blipFill>
-                    <a:blip r:embed="rId26"/>
-                    <a:stretch>
-                      <a:fillRect/>
-                    </a:stretch>
-                  </pic:blipFill>
-                  <pic:spPr>
-                    <a:xfrm>
-                      <a:off x="0" y="0"/>
-                      <a:ext cx="5943600" cy="4433656"/>
-                    </a:xfrm>
-                    <a:prstGeom prst="rect">
-                      <a:avLst/>
-                    </a:prstGeom>
-                  </pic:spPr>
-                </pic:pic>
-              </a:graphicData>
-            </a:graphic>
-          </wp:inline>
-        </w:drawing>
-      </w:r>
-    </w:p>
-    <w:p>
-      <w:pPr>
-        <w:pStyle w:val="Heading4"/>
-        <w:rPr>
-          <w:rFonts w:ascii="Times New Roman" w:hAnsi="Times New Roman" w:cs="Times New Roman"/>
-          <w:i w:val="0"/>
-          <w:iCs w:val="0"/>
-        </w:rPr>
-      </w:pPr>
-      <w:r>
-        <w:rPr>
-          <w:rFonts w:ascii="Times New Roman" w:hAnsi="Times New Roman" w:cs="Times New Roman"/>
-          <w:i w:val="0"/>
-          <w:iCs w:val="0"/>
-        </w:rPr>
-        <w:t>Room editor collapsed</w:t>
-      </w:r>
-    </w:p>
-    <w:p>
-      <w:pPr>
-        <w:rPr>
-          <w:rFonts w:cs="Times New Roman"/>
-          <w:color w:val="000000" w:themeColor="text1"/>
-        </w:rPr>
-      </w:pPr>
-      <w:r>
-        <w:rPr>
-          <w:rFonts w:cs="Times New Roman"/>
-          <w:color w:val="000000" w:themeColor="text1"/>
-        </w:rPr>
-        <w:t>The room editor collapses when idle to keep the play view clear, and it expands with one click.</w:t>
-      </w:r>
-    </w:p>
-    <w:p>
-      <w:pPr>
-        <w:pStyle w:val="Heading4"/>
-        <w:rPr>
-          <w:rFonts w:ascii="Times New Roman" w:hAnsi="Times New Roman" w:cs="Times New Roman"/>
-          <w:i w:val="0"/>
-          <w:iCs w:val="0"/>
-        </w:rPr>
-      </w:pPr>
-      <w:r>
-        <w:rPr>
-          <w:rFonts w:ascii="Times New Roman" w:hAnsi="Times New Roman" w:cs="Times New Roman"/>
-          <w:i w:val="0"/>
-          <w:iCs w:val="0"/>
-        </w:rPr>
-        <w:t>Room layers</w:t>
-      </w:r>
-    </w:p>
-    <w:p>
-      <w:pPr>
-        <w:rPr>
-          <w:rFonts w:cs="Times New Roman"/>
-          <w:color w:val="000000" w:themeColor="text1"/>
-        </w:rPr>
-      </w:pPr>
-      <w:r>
-        <w:rPr>
-          <w:rFonts w:cs="Times New Roman"/>
-          <w:color w:val="000000" w:themeColor="text1"/>
-        </w:rPr>
-        <w:t xml:space="preserve">Layer controls set how many rooms appear per level, </w:t>
-      </w:r>
-      <w:proofErr w:type="gramStart"/>
-      <w:r>
-        <w:rPr>
-          <w:rFonts w:cs="Times New Roman"/>
-          <w:color w:val="000000" w:themeColor="text1"/>
-        </w:rPr>
-        <w:t>required</w:t>
-      </w:r>
-      <w:proofErr w:type="gramEnd"/>
-      <w:r>
-        <w:rPr>
-          <w:rFonts w:cs="Times New Roman"/>
-          <w:color w:val="000000" w:themeColor="text1"/>
-        </w:rPr>
-        <w:t xml:space="preserve"> children, and </w:t>
-      </w:r>
-      <w:proofErr w:type="gramStart"/>
-      <w:r>
-        <w:rPr>
-          <w:rFonts w:cs="Times New Roman"/>
-          <w:color w:val="000000" w:themeColor="text1"/>
-        </w:rPr>
-        <w:t>guide</w:t>
-      </w:r>
-      <w:proofErr w:type="gramEnd"/>
-      <w:r>
-        <w:rPr>
-          <w:rFonts w:cs="Times New Roman"/>
-          <w:color w:val="000000" w:themeColor="text1"/>
-        </w:rPr>
-        <w:t xml:space="preserve"> shapes for procedural layouts.</w:t>
-      </w:r>
-    </w:p>
-    <w:p>
-      <w:pPr>
-        <w:pStyle w:val="Heading4"/>
-        <w:rPr>
-          <w:rFonts w:ascii="Times New Roman" w:hAnsi="Times New Roman" w:cs="Times New Roman"/>
-          <w:i w:val="0"/>
-          <w:iCs w:val="0"/>
-        </w:rPr>
-      </w:pPr>
-      <w:r>
-        <w:rPr>
-          <w:rFonts w:ascii="Times New Roman" w:hAnsi="Times New Roman" w:cs="Times New Roman"/>
-          <w:i w:val="0"/>
-          <w:iCs w:val="0"/>
-        </w:rPr>
-        <w:lastRenderedPageBreak/>
-        <w:t>Room configuration expanded</w:t>
-      </w:r>
-    </w:p>
-    <w:p>
-      <w:pPr>
-        <w:rPr>
-          <w:rFonts w:cs="Times New Roman"/>
-          <w:color w:val="000000" w:themeColor="text1"/>
-        </w:rPr>
-      </w:pPr>
-      <w:r>
-        <w:rPr>
-          <w:rFonts w:cs="Times New Roman"/>
-          <w:color w:val="000000" w:themeColor="text1"/>
-        </w:rPr>
-        <w:t>Room configuration shows spawn areas, area types, and metadata so manual edits stay in sync with the manifest.</w:t>
-      </w:r>
-    </w:p>
-    <w:p>
-      <w:pPr>
-        <w:pStyle w:val="Heading4"/>
-        <w:rPr>
-          <w:rFonts w:ascii="Times New Roman" w:hAnsi="Times New Roman" w:cs="Times New Roman"/>
-          <w:i w:val="0"/>
-          <w:iCs w:val="0"/>
-        </w:rPr>
-      </w:pPr>
-      <w:r>
-        <w:rPr>
-          <w:rFonts w:ascii="Times New Roman" w:hAnsi="Times New Roman" w:cs="Times New Roman"/>
-          <w:i w:val="0"/>
-          <w:iCs w:val="0"/>
-        </w:rPr>
-        <w:t>Spawn group configuration</w:t>
-      </w:r>
-    </w:p>
-    <w:p>
-      <w:pPr>
-        <w:rPr>
-          <w:rFonts w:cs="Times New Roman"/>
-          <w:color w:val="000000" w:themeColor="text1"/>
-        </w:rPr>
-      </w:pPr>
-      <w:r>
-        <w:rPr>
-          <w:rFonts w:cs="Times New Roman"/>
-          <w:color w:val="000000" w:themeColor="text1"/>
-        </w:rPr>
-        <w:t>Spawn group settings mix spawners, weights, and grid resolution so you can test map-specific rules.</w:t>
-      </w:r>
-    </w:p>
-    <w:p>
-      <w:pPr>
-        <w:pStyle w:val="Heading3"/>
-        <w:ind w:firstLine="720"/>
-        <w:rPr>
-          <w:rFonts w:ascii="Times New Roman" w:hAnsi="Times New Roman" w:cs="Times New Roman"/>
-          <w:color w:val="000000" w:themeColor="text1"/>
-        </w:rPr>
-      </w:pPr>
-      <w:r>
-        <w:rPr>
-          <w:rFonts w:ascii="Times New Roman" w:hAnsi="Times New Roman" w:cs="Times New Roman"/>
-          <w:color w:val="000000" w:themeColor="text1"/>
-        </w:rPr>
-        <w:t>Animation and frame editors</w:t>
-      </w:r>
-    </w:p>
-    <w:p>
-      <w:pPr>
-        <w:pStyle w:val="Heading4"/>
-        <w:rPr>
-          <w:rFonts w:ascii="Times New Roman" w:hAnsi="Times New Roman" w:cs="Times New Roman"/>
-          <w:i w:val="0"/>
-          <w:iCs w:val="0"/>
-        </w:rPr>
-      </w:pPr>
-      <w:r>
-        <w:rPr>
-          <w:rFonts w:ascii="Times New Roman" w:hAnsi="Times New Roman" w:cs="Times New Roman"/>
-          <w:i w:val="0"/>
-          <w:iCs w:val="0"/>
+          <w:sz w:val="20"/>
+          <w:szCs w:val="18"/>
         </w:rPr>
         <w:t>Animation editor</w:t>
       </w:r>
     </w:p>
+    <w:tbl>
+      <w:tblPr>
+        <w:tblW w:w="0" w:type="auto"/>
+        <w:tblLook w:val="04A0" w:firstRow="1" w:lastRow="0" w:firstColumn="1" w:lastColumn="0" w:noHBand="0" w:noVBand="1"/>
+      </w:tblPr>
+      <w:tblGrid>
+        <w:gridCol w:w="4032"/>
+        <w:gridCol w:w="4824"/>
+      </w:tblGrid>
+      <w:tr>
+        <w:tc>
+          <w:tcPr>
+            <w:tcW w:w="4320" w:type="dxa"/>
+          </w:tcPr>
+          <w:p>
+            <w:pPr>
+              <w:pStyle w:val="ListBullet"/>
+              <w:spacing w:line="240" w:lineRule="auto"/>
+              <w:rPr>
+                <w:rFonts w:cs="Times New Roman"/>
+                <w:sz w:val="20"/>
+                <w:szCs w:val="18"/>
+              </w:rPr>
+            </w:pPr>
+            <w:r>
+              <w:rPr>
+                <w:rFonts w:cs="Times New Roman"/>
+                <w:sz w:val="20"/>
+                <w:szCs w:val="18"/>
+              </w:rPr>
+              <w:t>List of animations per asset with add/build controls and a start animation selector.</w:t>
+            </w:r>
+          </w:p>
+          <w:p>
+            <w:pPr>
+              <w:pStyle w:val="ListBullet"/>
+              <w:spacing w:line="240" w:lineRule="auto"/>
+              <w:rPr>
+                <w:rFonts w:cs="Times New Roman"/>
+                <w:sz w:val="20"/>
+                <w:szCs w:val="18"/>
+              </w:rPr>
+            </w:pPr>
+            <w:r>
+              <w:rPr>
+                <w:rFonts w:cs="Times New Roman"/>
+                <w:sz w:val="20"/>
+                <w:szCs w:val="18"/>
+              </w:rPr>
+              <w:t>Upload GIFs, folders, or PNG sequences; crop frames and preview playback speed.</w:t>
+            </w:r>
+          </w:p>
+          <w:p>
+            <w:pPr>
+              <w:pStyle w:val="ListBullet"/>
+              <w:spacing w:line="240" w:lineRule="auto"/>
+              <w:rPr>
+                <w:rFonts w:cs="Times New Roman"/>
+                <w:sz w:val="20"/>
+                <w:szCs w:val="18"/>
+              </w:rPr>
+            </w:pPr>
+            <w:r>
+              <w:rPr>
+                <w:rFonts w:cs="Times New Roman"/>
+                <w:sz w:val="20"/>
+                <w:szCs w:val="18"/>
+              </w:rPr>
+              <w:t>Lock or randomize starting frames, attach audio, and jump into the frame editor.</w:t>
+            </w:r>
+          </w:p>
+        </w:tc>
+        <w:tc>
+          <w:tcPr>
+            <w:tcW w:w="4320" w:type="dxa"/>
+          </w:tcPr>
+          <w:p>
+            <w:pPr>
+              <w:spacing w:line="240" w:lineRule="auto"/>
+              <w:rPr>
+                <w:rFonts w:cs="Times New Roman"/>
+                <w:sz w:val="20"/>
+                <w:szCs w:val="18"/>
+              </w:rPr>
+            </w:pPr>
+            <w:r>
+              <w:rPr>
+                <w:rFonts w:cs="Times New Roman"/>
+                <w:noProof/>
+                <w:sz w:val="20"/>
+                <w:szCs w:val="18"/>
+              </w:rPr>
+              <w:drawing>
+                <wp:inline distT="0" distB="0" distL="0" distR="0" wp14:anchorId="2464D9D2" wp14:editId="4C051A64">
+                  <wp:extent cx="2926080" cy="2450220"/>
+                  <wp:effectExtent l="0" t="0" r="0" b="0"/>
+                  <wp:docPr id="16" name="Picture 16"/>
+                  <wp:cNvGraphicFramePr>
+                    <a:graphicFrameLocks xmlns:a="http://schemas.openxmlformats.org/drawingml/2006/main" noChangeAspect="1"/>
+                  </wp:cNvGraphicFramePr>
+                  <a:graphic xmlns:a="http://schemas.openxmlformats.org/drawingml/2006/main">
+                    <a:graphicData uri="http://schemas.openxmlformats.org/drawingml/2006/picture">
+                      <pic:pic xmlns:pic="http://schemas.openxmlformats.org/drawingml/2006/picture">
+                        <pic:nvPicPr>
+                          <pic:cNvPr id="0" name="image.jpg"/>
+                          <pic:cNvPicPr/>
+                        </pic:nvPicPr>
+                        <pic:blipFill>
+                          <a:blip r:embed="rId22"/>
+                          <a:stretch>
+                            <a:fillRect/>
+                          </a:stretch>
+                        </pic:blipFill>
+                        <pic:spPr>
+                          <a:xfrm>
+                            <a:off x="0" y="0"/>
+                            <a:ext cx="2926080" cy="2450220"/>
+                          </a:xfrm>
+                          <a:prstGeom prst="rect">
+                            <a:avLst/>
+                          </a:prstGeom>
+                        </pic:spPr>
+                      </pic:pic>
+                    </a:graphicData>
+                  </a:graphic>
+                </wp:inline>
+              </w:drawing>
+            </w:r>
+          </w:p>
+          <w:p>
+            <w:pPr>
+              <w:spacing w:line="240" w:lineRule="auto"/>
+              <w:rPr>
+                <w:rFonts w:cs="Times New Roman"/>
+                <w:sz w:val="20"/>
+                <w:szCs w:val="18"/>
+              </w:rPr>
+            </w:pPr>
+          </w:p>
+        </w:tc>
+      </w:tr>
+    </w:tbl>
     <w:p>
       <w:pPr>
+        <w:spacing w:line="240" w:lineRule="auto"/>
         <w:rPr>
           <w:rFonts w:cs="Times New Roman"/>
-          <w:color w:val="000000" w:themeColor="text1"/>
+          <w:sz w:val="20"/>
+          <w:szCs w:val="18"/>
         </w:rPr>
       </w:pPr>
       <w:r>
         <w:rPr>
           <w:rFonts w:cs="Times New Roman"/>
-          <w:color w:val="000000" w:themeColor="text1"/>
-        </w:rPr>
-        <w:t>The animation editor mirrors the manifest, showing timelines, playback settings, and child attachments in a dockable window.</w:t>
+          <w:sz w:val="20"/>
+          <w:szCs w:val="18"/>
+        </w:rPr>
+        <w:t>Frame editor: movement</w:t>
       </w:r>
     </w:p>
+    <w:tbl>
+      <w:tblPr>
+        <w:tblW w:w="0" w:type="auto"/>
+        <w:tblLook w:val="04A0" w:firstRow="1" w:lastRow="0" w:firstColumn="1" w:lastColumn="0" w:noHBand="0" w:noVBand="1"/>
+      </w:tblPr>
+      <w:tblGrid>
+        <w:gridCol w:w="4032"/>
+        <w:gridCol w:w="4824"/>
+      </w:tblGrid>
+      <w:tr>
+        <w:tc>
+          <w:tcPr>
+            <w:tcW w:w="4320" w:type="dxa"/>
+          </w:tcPr>
+          <w:p>
+            <w:pPr>
+              <w:pStyle w:val="ListBullet"/>
+              <w:spacing w:line="240" w:lineRule="auto"/>
+              <w:rPr>
+                <w:rFonts w:cs="Times New Roman"/>
+                <w:sz w:val="20"/>
+                <w:szCs w:val="18"/>
+              </w:rPr>
+            </w:pPr>
+            <w:r>
+              <w:rPr>
+                <w:rFonts w:cs="Times New Roman"/>
+                <w:sz w:val="20"/>
+                <w:szCs w:val="18"/>
+              </w:rPr>
+              <w:t>Movement tab sets total dX/dY per frame and can apply to all frames at once.</w:t>
+            </w:r>
+          </w:p>
+          <w:p>
+            <w:pPr>
+              <w:pStyle w:val="ListBullet"/>
+              <w:spacing w:line="240" w:lineRule="auto"/>
+              <w:rPr>
+                <w:rFonts w:cs="Times New Roman"/>
+                <w:sz w:val="20"/>
+                <w:szCs w:val="18"/>
+              </w:rPr>
+            </w:pPr>
+            <w:r>
+              <w:rPr>
+                <w:rFonts w:cs="Times New Roman"/>
+                <w:sz w:val="20"/>
+                <w:szCs w:val="18"/>
+              </w:rPr>
+              <w:t>Smooth/curve toggles and show animation overlay aid path tuning against the grid.</w:t>
+            </w:r>
+          </w:p>
+          <w:p>
+            <w:pPr>
+              <w:pStyle w:val="ListBullet"/>
+              <w:spacing w:line="240" w:lineRule="auto"/>
+              <w:rPr>
+                <w:rFonts w:cs="Times New Roman"/>
+                <w:sz w:val="20"/>
+                <w:szCs w:val="18"/>
+              </w:rPr>
+            </w:pPr>
+            <w:r>
+              <w:rPr>
+                <w:rFonts w:cs="Times New Roman"/>
+                <w:sz w:val="20"/>
+                <w:szCs w:val="18"/>
+              </w:rPr>
+              <w:t>Navigation bar swaps between Movement, Children, Attack Geometry, and Hit Geometry modes.</w:t>
+            </w:r>
+          </w:p>
+        </w:tc>
+        <w:tc>
+          <w:tcPr>
+            <w:tcW w:w="4320" w:type="dxa"/>
+          </w:tcPr>
+          <w:p>
+            <w:pPr>
+              <w:spacing w:line="240" w:lineRule="auto"/>
+              <w:rPr>
+                <w:rFonts w:cs="Times New Roman"/>
+                <w:sz w:val="20"/>
+                <w:szCs w:val="18"/>
+              </w:rPr>
+            </w:pPr>
+          </w:p>
+          <w:p>
+            <w:pPr>
+              <w:spacing w:line="240" w:lineRule="auto"/>
+              <w:rPr>
+                <w:rFonts w:cs="Times New Roman"/>
+                <w:sz w:val="20"/>
+                <w:szCs w:val="18"/>
+              </w:rPr>
+            </w:pPr>
+            <w:r>
+              <w:rPr>
+                <w:rFonts w:cs="Times New Roman"/>
+                <w:noProof/>
+                <w:sz w:val="20"/>
+                <w:szCs w:val="18"/>
+              </w:rPr>
+              <w:drawing>
+                <wp:inline distT="0" distB="0" distL="0" distR="0" wp14:anchorId="377B5ADE" wp14:editId="1259B6A4">
+                  <wp:extent cx="2926080" cy="1819522"/>
+                  <wp:effectExtent l="0" t="0" r="0" b="0"/>
+                  <wp:docPr id="17" name="Picture 17"/>
+                  <wp:cNvGraphicFramePr>
+                    <a:graphicFrameLocks xmlns:a="http://schemas.openxmlformats.org/drawingml/2006/main" noChangeAspect="1"/>
+                  </wp:cNvGraphicFramePr>
+                  <a:graphic xmlns:a="http://schemas.openxmlformats.org/drawingml/2006/main">
+                    <a:graphicData uri="http://schemas.openxmlformats.org/drawingml/2006/picture">
+                      <pic:pic xmlns:pic="http://schemas.openxmlformats.org/drawingml/2006/picture">
+                        <pic:nvPicPr>
+                          <pic:cNvPr id="0" name="image.jpg"/>
+                          <pic:cNvPicPr/>
+                        </pic:nvPicPr>
+                        <pic:blipFill>
+                          <a:blip r:embed="rId23"/>
+                          <a:stretch>
+                            <a:fillRect/>
+                          </a:stretch>
+                        </pic:blipFill>
+                        <pic:spPr>
+                          <a:xfrm>
+                            <a:off x="0" y="0"/>
+                            <a:ext cx="2926080" cy="1819522"/>
+                          </a:xfrm>
+                          <a:prstGeom prst="rect">
+                            <a:avLst/>
+                          </a:prstGeom>
+                        </pic:spPr>
+                      </pic:pic>
+                    </a:graphicData>
+                  </a:graphic>
+                </wp:inline>
+              </w:drawing>
+            </w:r>
+          </w:p>
+        </w:tc>
+      </w:tr>
+    </w:tbl>
     <w:p>
       <w:pPr>
-        <w:pStyle w:val="Heading4"/>
-        <w:rPr>
-          <w:rFonts w:ascii="Times New Roman" w:hAnsi="Times New Roman" w:cs="Times New Roman"/>
-          <w:i w:val="0"/>
-          <w:iCs w:val="0"/>
+        <w:spacing w:line="240" w:lineRule="auto"/>
+        <w:rPr>
+          <w:rFonts w:cs="Times New Roman"/>
+          <w:sz w:val="20"/>
+          <w:szCs w:val="18"/>
+        </w:rPr>
+      </w:pPr>
+    </w:p>
+    <w:p>
+      <w:pPr>
+        <w:spacing w:line="240" w:lineRule="auto"/>
+        <w:rPr>
+          <w:rFonts w:cs="Times New Roman"/>
+          <w:sz w:val="20"/>
+          <w:szCs w:val="18"/>
+        </w:rPr>
+      </w:pPr>
+    </w:p>
+    <w:p>
+      <w:pPr>
+        <w:spacing w:line="240" w:lineRule="auto"/>
+        <w:rPr>
+          <w:rFonts w:cs="Times New Roman"/>
+          <w:sz w:val="20"/>
+          <w:szCs w:val="18"/>
+        </w:rPr>
+      </w:pPr>
+    </w:p>
+    <w:p>
+      <w:pPr>
+        <w:spacing w:line="240" w:lineRule="auto"/>
+        <w:rPr>
+          <w:rFonts w:cs="Times New Roman"/>
+          <w:sz w:val="20"/>
+          <w:szCs w:val="18"/>
+        </w:rPr>
+      </w:pPr>
+    </w:p>
+    <w:p>
+      <w:pPr>
+        <w:spacing w:line="240" w:lineRule="auto"/>
+        <w:rPr>
+          <w:rFonts w:cs="Times New Roman"/>
+          <w:sz w:val="20"/>
+          <w:szCs w:val="18"/>
+        </w:rPr>
+      </w:pPr>
+    </w:p>
+    <w:p>
+      <w:pPr>
+        <w:spacing w:line="240" w:lineRule="auto"/>
+        <w:rPr>
+          <w:rFonts w:cs="Times New Roman"/>
+          <w:sz w:val="20"/>
+          <w:szCs w:val="18"/>
+        </w:rPr>
+      </w:pPr>
+    </w:p>
+    <w:p>
+      <w:pPr>
+        <w:spacing w:line="240" w:lineRule="auto"/>
+        <w:rPr>
+          <w:rFonts w:cs="Times New Roman"/>
+          <w:sz w:val="20"/>
+          <w:szCs w:val="18"/>
+        </w:rPr>
+      </w:pPr>
+    </w:p>
+    <w:p>
+      <w:pPr>
+        <w:spacing w:line="240" w:lineRule="auto"/>
+        <w:rPr>
+          <w:rFonts w:cs="Times New Roman"/>
+          <w:sz w:val="20"/>
+          <w:szCs w:val="18"/>
+        </w:rPr>
+      </w:pPr>
+    </w:p>
+    <w:p>
+      <w:pPr>
+        <w:spacing w:line="240" w:lineRule="auto"/>
+        <w:rPr>
+          <w:rFonts w:cs="Times New Roman"/>
+          <w:sz w:val="20"/>
+          <w:szCs w:val="18"/>
         </w:rPr>
       </w:pPr>
       <w:r>
         <w:rPr>
-          <w:rFonts w:ascii="Times New Roman" w:hAnsi="Times New Roman" w:cs="Times New Roman"/>
-          <w:i w:val="0"/>
-          <w:iCs w:val="0"/>
-        </w:rPr>
-        <w:t>Movement panel</w:t>
+          <w:rFonts w:cs="Times New Roman"/>
+          <w:sz w:val="20"/>
+          <w:szCs w:val="18"/>
+        </w:rPr>
+        <w:lastRenderedPageBreak/>
+        <w:t>Frame editor: hitbox panel</w:t>
       </w:r>
     </w:p>
+    <w:tbl>
+      <w:tblPr>
+        <w:tblW w:w="0" w:type="auto"/>
+        <w:tblLook w:val="04A0" w:firstRow="1" w:lastRow="0" w:firstColumn="1" w:lastColumn="0" w:noHBand="0" w:noVBand="1"/>
+      </w:tblPr>
+      <w:tblGrid>
+        <w:gridCol w:w="4032"/>
+        <w:gridCol w:w="4824"/>
+      </w:tblGrid>
+      <w:tr>
+        <w:tc>
+          <w:tcPr>
+            <w:tcW w:w="4320" w:type="dxa"/>
+          </w:tcPr>
+          <w:p>
+            <w:pPr>
+              <w:pStyle w:val="ListBullet"/>
+              <w:spacing w:line="240" w:lineRule="auto"/>
+              <w:rPr>
+                <w:rFonts w:cs="Times New Roman"/>
+                <w:sz w:val="20"/>
+                <w:szCs w:val="18"/>
+              </w:rPr>
+            </w:pPr>
+            <w:r>
+              <w:rPr>
+                <w:rFonts w:cs="Times New Roman"/>
+                <w:sz w:val="20"/>
+                <w:szCs w:val="18"/>
+              </w:rPr>
+              <w:t>Define hit box type, center offsets, width/height, and rotation for the current frame.</w:t>
+            </w:r>
+          </w:p>
+          <w:p>
+            <w:pPr>
+              <w:pStyle w:val="ListBullet"/>
+              <w:spacing w:line="240" w:lineRule="auto"/>
+              <w:rPr>
+                <w:rFonts w:cs="Times New Roman"/>
+                <w:sz w:val="20"/>
+                <w:szCs w:val="18"/>
+              </w:rPr>
+            </w:pPr>
+            <w:r>
+              <w:rPr>
+                <w:rFonts w:cs="Times New Roman"/>
+                <w:sz w:val="20"/>
+                <w:szCs w:val="18"/>
+              </w:rPr>
+              <w:t>Copy to next frame or apply to all frames to speed collision authoring.</w:t>
+            </w:r>
+          </w:p>
+          <w:p>
+            <w:pPr>
+              <w:pStyle w:val="ListBullet"/>
+              <w:spacing w:line="240" w:lineRule="auto"/>
+              <w:rPr>
+                <w:rFonts w:cs="Times New Roman"/>
+                <w:sz w:val="20"/>
+                <w:szCs w:val="18"/>
+              </w:rPr>
+            </w:pPr>
+            <w:r>
+              <w:rPr>
+                <w:rFonts w:cs="Times New Roman"/>
+                <w:sz w:val="20"/>
+                <w:szCs w:val="18"/>
+              </w:rPr>
+              <w:t>Visual overlay keeps the hit volume aligned to sprites while adjusting numbers.</w:t>
+            </w:r>
+          </w:p>
+        </w:tc>
+        <w:tc>
+          <w:tcPr>
+            <w:tcW w:w="4320" w:type="dxa"/>
+          </w:tcPr>
+          <w:p>
+            <w:pPr>
+              <w:spacing w:line="240" w:lineRule="auto"/>
+              <w:rPr>
+                <w:rFonts w:cs="Times New Roman"/>
+                <w:sz w:val="20"/>
+                <w:szCs w:val="18"/>
+              </w:rPr>
+            </w:pPr>
+            <w:r>
+              <w:rPr>
+                <w:rFonts w:cs="Times New Roman"/>
+                <w:noProof/>
+                <w:sz w:val="20"/>
+                <w:szCs w:val="18"/>
+              </w:rPr>
+              <w:drawing>
+                <wp:inline distT="0" distB="0" distL="0" distR="0" wp14:anchorId="4D3409D2" wp14:editId="60699D0C">
+                  <wp:extent cx="2926080" cy="2005263"/>
+                  <wp:effectExtent l="0" t="0" r="0" b="0"/>
+                  <wp:docPr id="18" name="Picture 18"/>
+                  <wp:cNvGraphicFramePr>
+                    <a:graphicFrameLocks xmlns:a="http://schemas.openxmlformats.org/drawingml/2006/main" noChangeAspect="1"/>
+                  </wp:cNvGraphicFramePr>
+                  <a:graphic xmlns:a="http://schemas.openxmlformats.org/drawingml/2006/main">
+                    <a:graphicData uri="http://schemas.openxmlformats.org/drawingml/2006/picture">
+                      <pic:pic xmlns:pic="http://schemas.openxmlformats.org/drawingml/2006/picture">
+                        <pic:nvPicPr>
+                          <pic:cNvPr id="0" name="image.jpg"/>
+                          <pic:cNvPicPr/>
+                        </pic:nvPicPr>
+                        <pic:blipFill>
+                          <a:blip r:embed="rId24"/>
+                          <a:stretch>
+                            <a:fillRect/>
+                          </a:stretch>
+                        </pic:blipFill>
+                        <pic:spPr>
+                          <a:xfrm>
+                            <a:off x="0" y="0"/>
+                            <a:ext cx="2926080" cy="2005263"/>
+                          </a:xfrm>
+                          <a:prstGeom prst="rect">
+                            <a:avLst/>
+                          </a:prstGeom>
+                        </pic:spPr>
+                      </pic:pic>
+                    </a:graphicData>
+                  </a:graphic>
+                </wp:inline>
+              </w:drawing>
+            </w:r>
+          </w:p>
+          <w:p>
+            <w:pPr>
+              <w:spacing w:line="240" w:lineRule="auto"/>
+              <w:rPr>
+                <w:rFonts w:cs="Times New Roman"/>
+                <w:sz w:val="20"/>
+                <w:szCs w:val="18"/>
+              </w:rPr>
+            </w:pPr>
+          </w:p>
+        </w:tc>
+      </w:tr>
+    </w:tbl>
     <w:p>
       <w:pPr>
+        <w:spacing w:line="240" w:lineRule="auto"/>
         <w:rPr>
           <w:rFonts w:cs="Times New Roman"/>
-          <w:color w:val="000000" w:themeColor="text1"/>
+          <w:sz w:val="20"/>
+          <w:szCs w:val="18"/>
         </w:rPr>
       </w:pPr>
       <w:r>
         <w:rPr>
           <w:rFonts w:cs="Times New Roman"/>
-          <w:color w:val="000000" w:themeColor="text1"/>
-        </w:rPr>
-        <w:t xml:space="preserve">Movement panels show how motion maps to grid </w:t>
-      </w:r>
-      <w:proofErr w:type="gramStart"/>
-      <w:r>
-        <w:rPr>
-          <w:rFonts w:cs="Times New Roman"/>
-          <w:color w:val="000000" w:themeColor="text1"/>
-        </w:rPr>
-        <w:t>coordinates</w:t>
-      </w:r>
-      <w:proofErr w:type="gramEnd"/>
-      <w:r>
-        <w:rPr>
-          <w:rFonts w:cs="Times New Roman"/>
-          <w:color w:val="000000" w:themeColor="text1"/>
-        </w:rPr>
-        <w:t xml:space="preserve"> so controllers stay in sync with physics.</w:t>
+          <w:sz w:val="20"/>
+          <w:szCs w:val="18"/>
+        </w:rPr>
+        <w:t>Frame editor: attack geometry</w:t>
       </w:r>
     </w:p>
+    <w:tbl>
+      <w:tblPr>
+        <w:tblW w:w="0" w:type="auto"/>
+        <w:tblLook w:val="04A0" w:firstRow="1" w:lastRow="0" w:firstColumn="1" w:lastColumn="0" w:noHBand="0" w:noVBand="1"/>
+      </w:tblPr>
+      <w:tblGrid>
+        <w:gridCol w:w="4032"/>
+        <w:gridCol w:w="4824"/>
+      </w:tblGrid>
+      <w:tr>
+        <w:tc>
+          <w:tcPr>
+            <w:tcW w:w="4320" w:type="dxa"/>
+          </w:tcPr>
+          <w:p>
+            <w:pPr>
+              <w:pStyle w:val="ListBullet"/>
+              <w:spacing w:line="240" w:lineRule="auto"/>
+              <w:rPr>
+                <w:rFonts w:cs="Times New Roman"/>
+                <w:sz w:val="20"/>
+                <w:szCs w:val="18"/>
+              </w:rPr>
+            </w:pPr>
+            <w:r>
+              <w:rPr>
+                <w:rFonts w:cs="Times New Roman"/>
+                <w:sz w:val="20"/>
+                <w:szCs w:val="18"/>
+              </w:rPr>
+              <w:t>Author melee attack paths via start/control/end points and damage values.</w:t>
+            </w:r>
+          </w:p>
+          <w:p>
+            <w:pPr>
+              <w:pStyle w:val="ListBullet"/>
+              <w:spacing w:line="240" w:lineRule="auto"/>
+              <w:rPr>
+                <w:rFonts w:cs="Times New Roman"/>
+                <w:sz w:val="20"/>
+                <w:szCs w:val="18"/>
+              </w:rPr>
+            </w:pPr>
+            <w:r>
+              <w:rPr>
+                <w:rFonts w:cs="Times New Roman"/>
+                <w:sz w:val="20"/>
+                <w:szCs w:val="18"/>
+              </w:rPr>
+              <w:t>Copy settings to the next frame or apply globally to keep combos consistent.</w:t>
+            </w:r>
+          </w:p>
+          <w:p>
+            <w:pPr>
+              <w:pStyle w:val="ListBullet"/>
+              <w:spacing w:line="240" w:lineRule="auto"/>
+              <w:rPr>
+                <w:rFonts w:cs="Times New Roman"/>
+                <w:sz w:val="20"/>
+                <w:szCs w:val="18"/>
+              </w:rPr>
+            </w:pPr>
+            <w:r>
+              <w:rPr>
+                <w:rFonts w:cs="Times New Roman"/>
+                <w:sz w:val="20"/>
+                <w:szCs w:val="18"/>
+              </w:rPr>
+              <w:t>Animation picker previews the attack FX frames alongside control points.</w:t>
+            </w:r>
+          </w:p>
+        </w:tc>
+        <w:tc>
+          <w:tcPr>
+            <w:tcW w:w="4320" w:type="dxa"/>
+          </w:tcPr>
+          <w:p>
+            <w:pPr>
+              <w:spacing w:line="240" w:lineRule="auto"/>
+              <w:rPr>
+                <w:rFonts w:cs="Times New Roman"/>
+                <w:sz w:val="20"/>
+                <w:szCs w:val="18"/>
+              </w:rPr>
+            </w:pPr>
+            <w:r>
+              <w:rPr>
+                <w:rFonts w:cs="Times New Roman"/>
+                <w:noProof/>
+                <w:sz w:val="20"/>
+                <w:szCs w:val="18"/>
+              </w:rPr>
+              <w:drawing>
+                <wp:inline distT="0" distB="0" distL="0" distR="0" wp14:anchorId="6F81902F" wp14:editId="5885561B">
+                  <wp:extent cx="2926080" cy="2085892"/>
+                  <wp:effectExtent l="0" t="0" r="0" b="0"/>
+                  <wp:docPr id="19" name="Picture 19"/>
+                  <wp:cNvGraphicFramePr>
+                    <a:graphicFrameLocks xmlns:a="http://schemas.openxmlformats.org/drawingml/2006/main" noChangeAspect="1"/>
+                  </wp:cNvGraphicFramePr>
+                  <a:graphic xmlns:a="http://schemas.openxmlformats.org/drawingml/2006/main">
+                    <a:graphicData uri="http://schemas.openxmlformats.org/drawingml/2006/picture">
+                      <pic:pic xmlns:pic="http://schemas.openxmlformats.org/drawingml/2006/picture">
+                        <pic:nvPicPr>
+                          <pic:cNvPr id="0" name="image.jpg"/>
+                          <pic:cNvPicPr/>
+                        </pic:nvPicPr>
+                        <pic:blipFill>
+                          <a:blip r:embed="rId25"/>
+                          <a:stretch>
+                            <a:fillRect/>
+                          </a:stretch>
+                        </pic:blipFill>
+                        <pic:spPr>
+                          <a:xfrm>
+                            <a:off x="0" y="0"/>
+                            <a:ext cx="2926080" cy="2085892"/>
+                          </a:xfrm>
+                          <a:prstGeom prst="rect">
+                            <a:avLst/>
+                          </a:prstGeom>
+                        </pic:spPr>
+                      </pic:pic>
+                    </a:graphicData>
+                  </a:graphic>
+                </wp:inline>
+              </w:drawing>
+            </w:r>
+          </w:p>
+          <w:p>
+            <w:pPr>
+              <w:spacing w:line="240" w:lineRule="auto"/>
+              <w:rPr>
+                <w:rFonts w:cs="Times New Roman"/>
+                <w:sz w:val="20"/>
+                <w:szCs w:val="18"/>
+              </w:rPr>
+            </w:pPr>
+          </w:p>
+        </w:tc>
+      </w:tr>
+    </w:tbl>
     <w:p>
       <w:pPr>
-        <w:pStyle w:val="Heading4"/>
-        <w:rPr>
-          <w:rFonts w:ascii="Times New Roman" w:hAnsi="Times New Roman" w:cs="Times New Roman"/>
-          <w:i w:val="0"/>
-          <w:iCs w:val="0"/>
+        <w:spacing w:line="240" w:lineRule="auto"/>
+        <w:rPr>
+          <w:rFonts w:cs="Times New Roman"/>
+          <w:sz w:val="20"/>
+          <w:szCs w:val="18"/>
         </w:rPr>
       </w:pPr>
       <w:r>
         <w:rPr>
-          <w:rFonts w:ascii="Times New Roman" w:hAnsi="Times New Roman" w:cs="Times New Roman"/>
-          <w:i w:val="0"/>
-          <w:iCs w:val="0"/>
-        </w:rPr>
-        <w:t>Hitbox panel</w:t>
+          <w:rFonts w:cs="Times New Roman"/>
+          <w:sz w:val="20"/>
+          <w:szCs w:val="18"/>
+        </w:rPr>
+        <w:t>Frame editor: children and attachments</w:t>
       </w:r>
     </w:p>
+    <w:tbl>
+      <w:tblPr>
+        <w:tblW w:w="0" w:type="auto"/>
+        <w:tblLook w:val="04A0" w:firstRow="1" w:lastRow="0" w:firstColumn="1" w:lastColumn="0" w:noHBand="0" w:noVBand="1"/>
+      </w:tblPr>
+      <w:tblGrid>
+        <w:gridCol w:w="4032"/>
+        <w:gridCol w:w="4824"/>
+      </w:tblGrid>
+      <w:tr>
+        <w:tc>
+          <w:tcPr>
+            <w:tcW w:w="4320" w:type="dxa"/>
+          </w:tcPr>
+          <w:p>
+            <w:pPr>
+              <w:pStyle w:val="ListBullet"/>
+              <w:spacing w:line="240" w:lineRule="auto"/>
+              <w:rPr>
+                <w:rFonts w:cs="Times New Roman"/>
+                <w:sz w:val="20"/>
+                <w:szCs w:val="18"/>
+              </w:rPr>
+            </w:pPr>
+            <w:r>
+              <w:rPr>
+                <w:rFonts w:cs="Times New Roman"/>
+                <w:sz w:val="20"/>
+                <w:szCs w:val="18"/>
+              </w:rPr>
+              <w:t>Attach child assets (e.g., eyes, effects) with per-frame offsets, rotation, and visibility.</w:t>
+            </w:r>
+          </w:p>
+          <w:p>
+            <w:pPr>
+              <w:pStyle w:val="ListBullet"/>
+              <w:spacing w:line="240" w:lineRule="auto"/>
+              <w:rPr>
+                <w:rFonts w:cs="Times New Roman"/>
+                <w:sz w:val="20"/>
+                <w:szCs w:val="18"/>
+              </w:rPr>
+            </w:pPr>
+            <w:r>
+              <w:rPr>
+                <w:rFonts w:cs="Times New Roman"/>
+                <w:sz w:val="20"/>
+                <w:szCs w:val="18"/>
+              </w:rPr>
+              <w:t>Toggle parent/child visibility while aligning attachments to the main animation.</w:t>
+            </w:r>
+          </w:p>
+          <w:p>
+            <w:pPr>
+              <w:pStyle w:val="ListBullet"/>
+              <w:spacing w:line="240" w:lineRule="auto"/>
+              <w:rPr>
+                <w:rFonts w:cs="Times New Roman"/>
+                <w:sz w:val="20"/>
+                <w:szCs w:val="18"/>
+              </w:rPr>
+            </w:pPr>
+            <w:r>
+              <w:rPr>
+                <w:rFonts w:cs="Times New Roman"/>
+                <w:sz w:val="20"/>
+                <w:szCs w:val="18"/>
+              </w:rPr>
+              <w:t>Apply to all frames to keep attachments synced across the timeline.</w:t>
+            </w:r>
+          </w:p>
+        </w:tc>
+        <w:tc>
+          <w:tcPr>
+            <w:tcW w:w="4320" w:type="dxa"/>
+          </w:tcPr>
+          <w:p>
+            <w:pPr>
+              <w:spacing w:line="240" w:lineRule="auto"/>
+              <w:rPr>
+                <w:rFonts w:cs="Times New Roman"/>
+                <w:sz w:val="20"/>
+                <w:szCs w:val="18"/>
+              </w:rPr>
+            </w:pPr>
+            <w:r>
+              <w:rPr>
+                <w:rFonts w:cs="Times New Roman"/>
+                <w:noProof/>
+                <w:sz w:val="20"/>
+                <w:szCs w:val="18"/>
+              </w:rPr>
+              <w:drawing>
+                <wp:inline distT="0" distB="0" distL="0" distR="0" wp14:anchorId="5AD5931D" wp14:editId="4E799F85">
+                  <wp:extent cx="2926080" cy="2182723"/>
+                  <wp:effectExtent l="0" t="0" r="0" b="0"/>
+                  <wp:docPr id="20" name="Picture 20"/>
+                  <wp:cNvGraphicFramePr>
+                    <a:graphicFrameLocks xmlns:a="http://schemas.openxmlformats.org/drawingml/2006/main" noChangeAspect="1"/>
+                  </wp:cNvGraphicFramePr>
+                  <a:graphic xmlns:a="http://schemas.openxmlformats.org/drawingml/2006/main">
+                    <a:graphicData uri="http://schemas.openxmlformats.org/drawingml/2006/picture">
+                      <pic:pic xmlns:pic="http://schemas.openxmlformats.org/drawingml/2006/picture">
+                        <pic:nvPicPr>
+                          <pic:cNvPr id="0" name="image.jpg"/>
+                          <pic:cNvPicPr/>
+                        </pic:nvPicPr>
+                        <pic:blipFill>
+                          <a:blip r:embed="rId26"/>
+                          <a:stretch>
+                            <a:fillRect/>
+                          </a:stretch>
+                        </pic:blipFill>
+                        <pic:spPr>
+                          <a:xfrm>
+                            <a:off x="0" y="0"/>
+                            <a:ext cx="2926080" cy="2182723"/>
+                          </a:xfrm>
+                          <a:prstGeom prst="rect">
+                            <a:avLst/>
+                          </a:prstGeom>
+                        </pic:spPr>
+                      </pic:pic>
+                    </a:graphicData>
+                  </a:graphic>
+                </wp:inline>
+              </w:drawing>
+            </w:r>
+          </w:p>
+        </w:tc>
+      </w:tr>
+    </w:tbl>
     <w:p>
       <w:pPr>
-        <w:rPr>
-          <w:rFonts w:cs="Times New Roman"/>
-          <w:color w:val="000000" w:themeColor="text1"/>
-        </w:rPr>
-      </w:pPr>
-      <w:r>
-        <w:rPr>
-          <w:rFonts w:cs="Times New Roman"/>
-          <w:color w:val="000000" w:themeColor="text1"/>
-        </w:rPr>
-        <w:t>The hitbox panel shows collision bounds per frame to fine-tune interactions.</w:t>
-      </w:r>
-    </w:p>
-    <w:p>
-      <w:pPr>
-        <w:pStyle w:val="Heading4"/>
-        <w:rPr>
-          <w:rFonts w:ascii="Times New Roman" w:hAnsi="Times New Roman" w:cs="Times New Roman"/>
-          <w:i w:val="0"/>
-          <w:iCs w:val="0"/>
-        </w:rPr>
-      </w:pPr>
-      <w:r>
-        <w:rPr>
-          <w:rFonts w:ascii="Times New Roman" w:hAnsi="Times New Roman" w:cs="Times New Roman"/>
-          <w:i w:val="0"/>
-          <w:iCs w:val="0"/>
-        </w:rPr>
-        <w:t>Attack geometry</w:t>
-      </w:r>
-    </w:p>
-    <w:p>
-      <w:pPr>
-        <w:rPr>
-          <w:rFonts w:cs="Times New Roman"/>
-          <w:color w:val="000000" w:themeColor="text1"/>
-        </w:rPr>
-      </w:pPr>
-      <w:r>
-        <w:rPr>
-          <w:rFonts w:cs="Times New Roman"/>
-          <w:color w:val="000000" w:themeColor="text1"/>
-        </w:rPr>
-        <w:t>Attack geometry previews reach, damage zones, and timing for combat assets.</w:t>
-      </w:r>
-    </w:p>
-    <w:p>
-      <w:pPr>
-        <w:pStyle w:val="Heading4"/>
-        <w:rPr>
-          <w:rFonts w:ascii="Times New Roman" w:hAnsi="Times New Roman" w:cs="Times New Roman"/>
-          <w:i w:val="0"/>
-          <w:iCs w:val="0"/>
-        </w:rPr>
-      </w:pPr>
-      <w:r>
-        <w:rPr>
-          <w:rFonts w:ascii="Times New Roman" w:hAnsi="Times New Roman" w:cs="Times New Roman"/>
-          <w:i w:val="0"/>
-          <w:iCs w:val="0"/>
-        </w:rPr>
-        <w:t>Children panel</w:t>
-      </w:r>
-    </w:p>
-    <w:p>
-      <w:pPr>
-        <w:rPr>
-          <w:rFonts w:cs="Times New Roman"/>
-          <w:color w:val="000000" w:themeColor="text1"/>
-        </w:rPr>
-      </w:pPr>
-      <w:r>
-        <w:rPr>
-          <w:rFonts w:cs="Times New Roman"/>
-          <w:color w:val="000000" w:themeColor="text1"/>
-        </w:rPr>
-        <w:t>Child attachments and timelines stay readable here, along with parenting links and spawn behaviors.</w:t>
-      </w:r>
-    </w:p>
-    <w:p>
-      <w:pPr>
         <w:pStyle w:val="Heading1"/>
+        <w:spacing w:line="240" w:lineRule="auto"/>
         <w:rPr>
           <w:rFonts w:ascii="Times New Roman" w:hAnsi="Times New Roman" w:cs="Times New Roman"/>
           <w:color w:val="000000" w:themeColor="text1"/>
@@ -2773,6 +4434,7 @@
     </w:p>
     <w:p>
       <w:pPr>
+        <w:spacing w:line="240" w:lineRule="auto"/>
         <w:rPr>
           <w:rFonts w:cs="Times New Roman"/>
           <w:color w:val="000000" w:themeColor="text1"/>
@@ -2804,6 +4466,7 @@
     </w:p>
     <w:p>
       <w:pPr>
+        <w:spacing w:line="240" w:lineRule="auto"/>
         <w:rPr>
           <w:rFonts w:cs="Times New Roman"/>
           <w:color w:val="000000" w:themeColor="text1"/>
@@ -2851,6 +4514,7 @@
     </w:p>
     <w:p>
       <w:pPr>
+        <w:spacing w:line="240" w:lineRule="auto"/>
         <w:rPr>
           <w:rFonts w:cs="Times New Roman"/>
           <w:color w:val="000000" w:themeColor="text1"/>
@@ -2861,7 +4525,6 @@
           <w:rFonts w:cs="Times New Roman"/>
           <w:color w:val="000000" w:themeColor="text1"/>
         </w:rPr>
-        <w:lastRenderedPageBreak/>
         <w:t xml:space="preserve">Along with these challenges we decided to tackle, we wanted to have a few </w:t>
       </w:r>
       <w:proofErr w:type="gramStart"/>
@@ -2884,6 +4547,7 @@
     <w:p>
       <w:pPr>
         <w:pStyle w:val="Heading1"/>
+        <w:spacing w:line="240" w:lineRule="auto"/>
         <w:rPr>
           <w:rFonts w:ascii="Times New Roman" w:hAnsi="Times New Roman" w:cs="Times New Roman"/>
           <w:color w:val="000000" w:themeColor="text1"/>
@@ -2899,6 +4563,7 @@
     </w:p>
     <w:p>
       <w:pPr>
+        <w:spacing w:line="240" w:lineRule="auto"/>
         <w:rPr>
           <w:rFonts w:cs="Times New Roman"/>
           <w:color w:val="000000" w:themeColor="text1"/>
@@ -2909,7 +4574,44 @@
           <w:rFonts w:cs="Times New Roman"/>
           <w:color w:val="000000" w:themeColor="text1"/>
         </w:rPr>
-        <w:t xml:space="preserve">The genre of the game is roguelite. Roguelikes, the overarching genre, is a style of role-playing game where generally the main character must battle through dungeons to the end. The world is seen from a bird's eye view moving through a grid-based movement system and plays in a </w:t>
+        <w:t xml:space="preserve">The genre of the game </w:t>
+      </w:r>
+      <w:r>
+        <w:rPr>
+          <w:rFonts w:cs="Times New Roman"/>
+          <w:color w:val="000000" w:themeColor="text1"/>
+        </w:rPr>
+        <w:t xml:space="preserve">we wanted to create </w:t>
+      </w:r>
+      <w:r>
+        <w:rPr>
+          <w:rFonts w:cs="Times New Roman"/>
+          <w:color w:val="000000" w:themeColor="text1"/>
+        </w:rPr>
+        <w:t xml:space="preserve">is </w:t>
+      </w:r>
+      <w:proofErr w:type="gramStart"/>
+      <w:r>
+        <w:rPr>
+          <w:rFonts w:cs="Times New Roman"/>
+          <w:color w:val="000000" w:themeColor="text1"/>
+        </w:rPr>
+        <w:t xml:space="preserve">a </w:t>
+      </w:r>
+      <w:r>
+        <w:rPr>
+          <w:rFonts w:cs="Times New Roman"/>
+          <w:color w:val="000000" w:themeColor="text1"/>
+        </w:rPr>
+        <w:t>roguelike</w:t>
+      </w:r>
+      <w:proofErr w:type="gramEnd"/>
+      <w:r>
+        <w:rPr>
+          <w:rFonts w:cs="Times New Roman"/>
+          <w:color w:val="000000" w:themeColor="text1"/>
+        </w:rPr>
+        <w:t xml:space="preserve">. Roguelikes, the overarching genre, is a style of role-playing game where generally the main character must battle through dungeons to the end. The world is seen from a bird's eye view moving through a grid-based movement system and plays in a </w:t>
       </w:r>
       <w:proofErr w:type="gramStart"/>
       <w:r>
@@ -2963,6 +4665,7 @@
     <w:p>
       <w:pPr>
         <w:pStyle w:val="Heading1"/>
+        <w:spacing w:line="240" w:lineRule="auto"/>
         <w:rPr>
           <w:rFonts w:ascii="Times New Roman" w:hAnsi="Times New Roman" w:cs="Times New Roman"/>
           <w:color w:val="000000" w:themeColor="text1"/>
@@ -2979,38 +4682,20 @@
     </w:p>
     <w:p>
       <w:pPr>
-        <w:rPr>
-          <w:rFonts w:cs="Times New Roman"/>
-          <w:color w:val="000000" w:themeColor="text1"/>
+        <w:spacing w:line="240" w:lineRule="auto"/>
+        <w:rPr>
+          <w:b/>
+          <w:bCs/>
         </w:rPr>
       </w:pPr>
       <w:r>
-        <w:rPr>
-          <w:rFonts w:cs="Times New Roman"/>
-          <w:color w:val="000000" w:themeColor="text1"/>
-        </w:rPr>
-        <w:t xml:space="preserve">Evaluation focuses on how well the custom </w:t>
-      </w:r>
-      <w:proofErr w:type="gramStart"/>
-      <w:r>
-        <w:rPr>
-          <w:rFonts w:cs="Times New Roman"/>
-          <w:color w:val="000000" w:themeColor="text1"/>
-        </w:rPr>
-        <w:t>engine</w:t>
-      </w:r>
-      <w:proofErr w:type="gramEnd"/>
-      <w:r>
-        <w:rPr>
-          <w:rFonts w:cs="Times New Roman"/>
-          <w:color w:val="000000" w:themeColor="text1"/>
-        </w:rPr>
-        <w:t xml:space="preserve"> and its runtime pipelines support the roguelite experience outlined above. We keep an eye on manifest-driven loading, procedural room construction, combat child animations, and render/camera stability so each subsystem can be stress-tested before it reaches players.</w:t>
+        <w:t>We did not have an evaluation conducted on our project. Due to this we were unable to add any feedback.</w:t>
       </w:r>
     </w:p>
     <w:p>
       <w:pPr>
         <w:pStyle w:val="Heading1"/>
+        <w:spacing w:line="240" w:lineRule="auto"/>
         <w:rPr>
           <w:rFonts w:ascii="Times New Roman" w:hAnsi="Times New Roman" w:cs="Times New Roman"/>
           <w:color w:val="000000" w:themeColor="text1"/>
@@ -3026,22 +4711,16 @@
     </w:p>
     <w:p>
       <w:pPr>
-        <w:rPr>
-          <w:rFonts w:cs="Times New Roman"/>
-          <w:color w:val="000000" w:themeColor="text1"/>
-        </w:rPr>
+        <w:spacing w:line="240" w:lineRule="auto"/>
       </w:pPr>
       <w:r>
-        <w:rPr>
-          <w:rFonts w:cs="Times New Roman"/>
-          <w:color w:val="000000" w:themeColor="text1"/>
-        </w:rPr>
-        <w:t>Team members align around manifest maintenance, asset tooling, runtime flow, and the Dev Mode editors. Some engineers keep the manifest/SRC assets in sync, others tune the asset cache, light tool, and texture pipelines, while the rest focus on the grid, camera, and controller logic that powers gameplay and the editor panels that expose spawn, room, and animation data.</w:t>
+        <w:t>Overall engine work was done by Calvin before as well as during class. Things such as the multiple UI’s, lighting, and map work were all created by Calvin. Throughout the semester, Hayden helped to work on a few minor things in the engine, attacking logic, animations, and general design planning.</w:t>
       </w:r>
     </w:p>
     <w:p>
       <w:pPr>
         <w:pStyle w:val="Heading1"/>
+        <w:spacing w:line="240" w:lineRule="auto"/>
         <w:rPr>
           <w:rFonts w:ascii="Times New Roman" w:hAnsi="Times New Roman" w:cs="Times New Roman"/>
           <w:color w:val="000000" w:themeColor="text1"/>
@@ -3056,6 +4735,9 @@
       </w:r>
     </w:p>
     <w:p>
+      <w:pPr>
+        <w:spacing w:line="240" w:lineRule="auto"/>
+      </w:pPr>
       <w:r>
         <w:rPr>
           <w:rFonts w:cs="Times New Roman"/>
@@ -3066,6 +4748,34 @@
       <w:r>
         <w:t>, and ready for future polish.</w:t>
       </w:r>
+    </w:p>
+    <w:p>
+      <w:pPr>
+        <w:spacing w:line="240" w:lineRule="auto"/>
+      </w:pPr>
+    </w:p>
+    <w:p>
+      <w:pPr>
+        <w:spacing w:line="240" w:lineRule="auto"/>
+      </w:pPr>
+    </w:p>
+    <w:p>
+      <w:pPr>
+        <w:spacing w:line="240" w:lineRule="auto"/>
+      </w:pPr>
+    </w:p>
+    <w:p>
+      <w:pPr>
+        <w:spacing w:line="240" w:lineRule="auto"/>
+      </w:pPr>
+      <w:r>
+        <w:t xml:space="preserve">Links: </w:t>
+      </w:r>
+    </w:p>
+    <w:p>
+      <w:pPr>
+        <w:spacing w:line="240" w:lineRule="auto"/>
+      </w:pPr>
     </w:p>
     <w:sectPr>
       <w:pgSz w:w="12240" w:h="15840"/>
@@ -3248,6 +4958,119 @@
       <w:rPr>
         <w:rFonts w:ascii="Symbol" w:hAnsi="Symbol" w:hint="default"/>
       </w:rPr>
+    </w:lvl>
+  </w:abstractNum>
+  <w:abstractNum w:abstractNumId="9" w15:restartNumberingAfterBreak="0">
+    <w:nsid w:val="29D630F1"/>
+    <w:multiLevelType w:val="multilevel"/>
+    <w:tmpl w:val="76946CDC"/>
+    <w:lvl w:ilvl="0">
+      <w:start w:val="1"/>
+      <w:numFmt w:val="decimal"/>
+      <w:lvlText w:val="%1."/>
+      <w:lvlJc w:val="left"/>
+      <w:pPr>
+        <w:tabs>
+          <w:tab w:val="num" w:pos="720"/>
+        </w:tabs>
+        <w:ind w:left="720" w:hanging="360"/>
+      </w:pPr>
+    </w:lvl>
+    <w:lvl w:ilvl="1" w:tentative="1">
+      <w:start w:val="1"/>
+      <w:numFmt w:val="decimal"/>
+      <w:lvlText w:val="%2."/>
+      <w:lvlJc w:val="left"/>
+      <w:pPr>
+        <w:tabs>
+          <w:tab w:val="num" w:pos="1440"/>
+        </w:tabs>
+        <w:ind w:left="1440" w:hanging="360"/>
+      </w:pPr>
+    </w:lvl>
+    <w:lvl w:ilvl="2" w:tentative="1">
+      <w:start w:val="1"/>
+      <w:numFmt w:val="decimal"/>
+      <w:lvlText w:val="%3."/>
+      <w:lvlJc w:val="left"/>
+      <w:pPr>
+        <w:tabs>
+          <w:tab w:val="num" w:pos="2160"/>
+        </w:tabs>
+        <w:ind w:left="2160" w:hanging="360"/>
+      </w:pPr>
+    </w:lvl>
+    <w:lvl w:ilvl="3" w:tentative="1">
+      <w:start w:val="1"/>
+      <w:numFmt w:val="decimal"/>
+      <w:lvlText w:val="%4."/>
+      <w:lvlJc w:val="left"/>
+      <w:pPr>
+        <w:tabs>
+          <w:tab w:val="num" w:pos="2880"/>
+        </w:tabs>
+        <w:ind w:left="2880" w:hanging="360"/>
+      </w:pPr>
+    </w:lvl>
+    <w:lvl w:ilvl="4" w:tentative="1">
+      <w:start w:val="1"/>
+      <w:numFmt w:val="decimal"/>
+      <w:lvlText w:val="%5."/>
+      <w:lvlJc w:val="left"/>
+      <w:pPr>
+        <w:tabs>
+          <w:tab w:val="num" w:pos="3600"/>
+        </w:tabs>
+        <w:ind w:left="3600" w:hanging="360"/>
+      </w:pPr>
+    </w:lvl>
+    <w:lvl w:ilvl="5" w:tentative="1">
+      <w:start w:val="1"/>
+      <w:numFmt w:val="decimal"/>
+      <w:lvlText w:val="%6."/>
+      <w:lvlJc w:val="left"/>
+      <w:pPr>
+        <w:tabs>
+          <w:tab w:val="num" w:pos="4320"/>
+        </w:tabs>
+        <w:ind w:left="4320" w:hanging="360"/>
+      </w:pPr>
+    </w:lvl>
+    <w:lvl w:ilvl="6" w:tentative="1">
+      <w:start w:val="1"/>
+      <w:numFmt w:val="decimal"/>
+      <w:lvlText w:val="%7."/>
+      <w:lvlJc w:val="left"/>
+      <w:pPr>
+        <w:tabs>
+          <w:tab w:val="num" w:pos="5040"/>
+        </w:tabs>
+        <w:ind w:left="5040" w:hanging="360"/>
+      </w:pPr>
+    </w:lvl>
+    <w:lvl w:ilvl="7" w:tentative="1">
+      <w:start w:val="1"/>
+      <w:numFmt w:val="decimal"/>
+      <w:lvlText w:val="%8."/>
+      <w:lvlJc w:val="left"/>
+      <w:pPr>
+        <w:tabs>
+          <w:tab w:val="num" w:pos="5760"/>
+        </w:tabs>
+        <w:ind w:left="5760" w:hanging="360"/>
+      </w:pPr>
+    </w:lvl>
+    <w:lvl w:ilvl="8" w:tentative="1">
+      <w:start w:val="1"/>
+      <w:numFmt w:val="decimal"/>
+      <w:lvlText w:val="%9."/>
+      <w:lvlJc w:val="left"/>
+      <w:pPr>
+        <w:tabs>
+          <w:tab w:val="num" w:pos="6480"/>
+        </w:tabs>
+        <w:ind w:left="6480" w:hanging="360"/>
+      </w:pPr>
     </w:lvl>
   </w:abstractNum>
   <w:num w:numId="1" w16cid:durableId="1577594732">
@@ -3276,6 +5099,9 @@
   </w:num>
   <w:num w:numId="9" w16cid:durableId="108479652">
     <w:abstractNumId w:val="0"/>
+  </w:num>
+  <w:num w:numId="10" w16cid:durableId="1200899014">
+    <w:abstractNumId w:val="9"/>
   </w:num>
 </w:numbering>
 </file>
@@ -3890,6 +5716,7 @@
   <w:style w:type="character" w:default="1" w:styleId="DefaultParagraphFont">
     <w:name w:val="Default Paragraph Font"/>
     <w:uiPriority w:val="1"/>
+    <w:semiHidden/>
     <w:unhideWhenUsed/>
   </w:style>
   <w:style w:type="table" w:default="1" w:styleId="TableNormal">
